--- a/URUVS/Datasheets/URUV/04.2024/April_VideoAnalysis_OliviaQAQC.docx
+++ b/URUVS/Datasheets/URUV/04.2024/April_VideoAnalysis_OliviaQAQC.docx
@@ -1124,16 +1124,16 @@
                 <w:rFonts w:ascii="Calibri" w:eastAsia="Times New Roman" w:hAnsi="Calibri" w:cs="Calibri"/>
                 <w:color w:val="000000"/>
                 <w:kern w:val="0"/>
-                <w:highlight w:val="yellow"/>
-                <w14:ligatures w14:val="none"/>
-              </w:rPr>
-            </w:pPr>
-            <w:r>
-              <w:rPr>
-                <w:rFonts w:ascii="Calibri" w:eastAsia="Times New Roman" w:hAnsi="Calibri" w:cs="Calibri"/>
-                <w:color w:val="000000"/>
-                <w:kern w:val="0"/>
-                <w:highlight w:val="yellow"/>
+                <w:highlight w:val="green"/>
+                <w14:ligatures w14:val="none"/>
+              </w:rPr>
+            </w:pPr>
+            <w:r>
+              <w:rPr>
+                <w:rFonts w:ascii="Calibri" w:eastAsia="Times New Roman" w:hAnsi="Calibri" w:cs="Calibri"/>
+                <w:color w:val="000000"/>
+                <w:kern w:val="0"/>
+                <w:highlight w:val="green"/>
                 <w14:ligatures w14:val="none"/>
               </w:rPr>
               <w:t>Species: Swimmer crab</w:t>
@@ -1146,16 +1146,16 @@
                 <w:rFonts w:ascii="Calibri" w:eastAsia="Times New Roman" w:hAnsi="Calibri" w:cs="Calibri"/>
                 <w:color w:val="000000"/>
                 <w:kern w:val="0"/>
-                <w:highlight w:val="yellow"/>
-                <w14:ligatures w14:val="none"/>
-              </w:rPr>
-            </w:pPr>
-            <w:r>
-              <w:rPr>
-                <w:rFonts w:ascii="Calibri" w:eastAsia="Times New Roman" w:hAnsi="Calibri" w:cs="Calibri"/>
-                <w:color w:val="000000"/>
-                <w:kern w:val="0"/>
-                <w:highlight w:val="yellow"/>
+                <w:highlight w:val="green"/>
+                <w14:ligatures w14:val="none"/>
+              </w:rPr>
+            </w:pPr>
+            <w:r>
+              <w:rPr>
+                <w:rFonts w:ascii="Calibri" w:eastAsia="Times New Roman" w:hAnsi="Calibri" w:cs="Calibri"/>
+                <w:color w:val="000000"/>
+                <w:kern w:val="0"/>
+                <w:highlight w:val="green"/>
                 <w14:ligatures w14:val="none"/>
               </w:rPr>
               <w:t>T1: 00:09:52 (F1)</w:t>
@@ -1168,7 +1168,7 @@
                 <w:rFonts w:ascii="Calibri" w:eastAsia="Times New Roman" w:hAnsi="Calibri" w:cs="Calibri"/>
                 <w:color w:val="000000"/>
                 <w:kern w:val="0"/>
-                <w:highlight w:val="yellow"/>
+                <w:highlight w:val="green"/>
                 <w14:ligatures w14:val="none"/>
               </w:rPr>
             </w:pPr>
@@ -1178,7 +1178,7 @@
                 <w:rFonts w:ascii="Calibri" w:eastAsia="Times New Roman" w:hAnsi="Calibri" w:cs="Calibri"/>
                 <w:color w:val="000000"/>
                 <w:kern w:val="0"/>
-                <w:highlight w:val="yellow"/>
+                <w:highlight w:val="green"/>
                 <w14:ligatures w14:val="none"/>
               </w:rPr>
               <w:t>MaxN</w:t>
@@ -1189,7 +1189,7 @@
                 <w:rFonts w:ascii="Calibri" w:eastAsia="Times New Roman" w:hAnsi="Calibri" w:cs="Calibri"/>
                 <w:color w:val="000000"/>
                 <w:kern w:val="0"/>
-                <w:highlight w:val="yellow"/>
+                <w:highlight w:val="green"/>
                 <w14:ligatures w14:val="none"/>
               </w:rPr>
               <w:t>: 1 (F1)</w:t>
@@ -1203,27 +1203,30 @@
                 <w:kern w:val="0"/>
                 <w:sz w:val="24"/>
                 <w:szCs w:val="24"/>
-                <w14:ligatures w14:val="none"/>
-              </w:rPr>
-            </w:pPr>
-          </w:p>
-          <w:p>
-            <w:pPr>
-              <w:spacing w:after="0" w:line="240" w:lineRule="auto"/>
-              <w:rPr>
-                <w:rFonts w:ascii="Times New Roman" w:eastAsia="Times New Roman" w:hAnsi="Times New Roman" w:cs="Times New Roman"/>
-                <w:kern w:val="0"/>
-                <w:sz w:val="24"/>
-                <w:szCs w:val="24"/>
-                <w14:ligatures w14:val="none"/>
-              </w:rPr>
-            </w:pPr>
-            <w:r>
-              <w:rPr>
-                <w:rFonts w:ascii="Times New Roman" w:eastAsia="Times New Roman" w:hAnsi="Times New Roman" w:cs="Times New Roman"/>
-                <w:kern w:val="0"/>
-                <w:sz w:val="24"/>
-                <w:szCs w:val="24"/>
+                <w:highlight w:val="green"/>
+                <w14:ligatures w14:val="none"/>
+              </w:rPr>
+            </w:pPr>
+          </w:p>
+          <w:p>
+            <w:pPr>
+              <w:spacing w:after="0" w:line="240" w:lineRule="auto"/>
+              <w:rPr>
+                <w:rFonts w:ascii="Times New Roman" w:eastAsia="Times New Roman" w:hAnsi="Times New Roman" w:cs="Times New Roman"/>
+                <w:kern w:val="0"/>
+                <w:sz w:val="24"/>
+                <w:szCs w:val="24"/>
+                <w:highlight w:val="green"/>
+                <w14:ligatures w14:val="none"/>
+              </w:rPr>
+            </w:pPr>
+            <w:r>
+              <w:rPr>
+                <w:rFonts w:ascii="Times New Roman" w:eastAsia="Times New Roman" w:hAnsi="Times New Roman" w:cs="Times New Roman"/>
+                <w:kern w:val="0"/>
+                <w:sz w:val="24"/>
+                <w:szCs w:val="24"/>
+                <w:highlight w:val="green"/>
                 <w14:ligatures w14:val="none"/>
               </w:rPr>
               <w:t xml:space="preserve">Species: </w:t>
@@ -1235,6 +1238,7 @@
                 <w:kern w:val="0"/>
                 <w:sz w:val="24"/>
                 <w:szCs w:val="24"/>
+                <w:highlight w:val="green"/>
                 <w14:ligatures w14:val="none"/>
               </w:rPr>
               <w:t>Mudcrab</w:t>
@@ -1259,6 +1263,7 @@
                 <w:kern w:val="0"/>
                 <w:sz w:val="24"/>
                 <w:szCs w:val="24"/>
+                <w:highlight w:val="green"/>
                 <w:lang w:val="fr-FR"/>
                 <w14:ligatures w14:val="none"/>
               </w:rPr>
@@ -1271,6 +1276,7 @@
                 <w:kern w:val="0"/>
                 <w:sz w:val="24"/>
                 <w:szCs w:val="24"/>
+                <w:highlight w:val="green"/>
                 <w:lang w:val="fr-FR"/>
                 <w14:ligatures w14:val="none"/>
               </w:rPr>
@@ -1283,6 +1289,7 @@
                 <w:kern w:val="0"/>
                 <w:sz w:val="24"/>
                 <w:szCs w:val="24"/>
+                <w:highlight w:val="green"/>
                 <w:lang w:val="fr-FR"/>
                 <w14:ligatures w14:val="none"/>
               </w:rPr>
@@ -1295,6 +1302,7 @@
                 <w:kern w:val="0"/>
                 <w:sz w:val="24"/>
                 <w:szCs w:val="24"/>
+                <w:highlight w:val="green"/>
                 <w:lang w:val="fr-FR"/>
                 <w14:ligatures w14:val="none"/>
               </w:rPr>
@@ -1307,6 +1315,7 @@
                 <w:kern w:val="0"/>
                 <w:sz w:val="24"/>
                 <w:szCs w:val="24"/>
+                <w:highlight w:val="green"/>
                 <w:lang w:val="fr-FR"/>
                 <w14:ligatures w14:val="none"/>
               </w:rPr>
@@ -1318,6 +1327,7 @@
                 <w:kern w:val="0"/>
                 <w:sz w:val="24"/>
                 <w:szCs w:val="24"/>
+                <w:highlight w:val="green"/>
                 <w:lang w:val="fr-FR"/>
                 <w14:ligatures w14:val="none"/>
               </w:rPr>
@@ -1331,6 +1341,7 @@
                 <w:kern w:val="0"/>
                 <w:sz w:val="24"/>
                 <w:szCs w:val="24"/>
+                <w:highlight w:val="green"/>
                 <w:lang w:val="fr-FR"/>
                 <w14:ligatures w14:val="none"/>
               </w:rPr>
@@ -1343,6 +1354,7 @@
                 <w:kern w:val="0"/>
                 <w:sz w:val="24"/>
                 <w:szCs w:val="24"/>
+                <w:highlight w:val="green"/>
                 <w:lang w:val="fr-FR"/>
                 <w14:ligatures w14:val="none"/>
               </w:rPr>
@@ -1355,6 +1367,7 @@
                 <w:kern w:val="0"/>
                 <w:sz w:val="24"/>
                 <w:szCs w:val="24"/>
+                <w:highlight w:val="green"/>
                 <w:lang w:val="fr-FR"/>
                 <w14:ligatures w14:val="none"/>
               </w:rPr>
@@ -1462,7 +1475,17 @@
                 <w:highlight w:val="green"/>
                 <w14:ligatures w14:val="none"/>
               </w:rPr>
-              <w:t>1(00.12.43)</w:t>
+              <w:t>1(00.</w:t>
+            </w:r>
+            <w:r>
+              <w:rPr>
+                <w:rFonts w:ascii="Calibri" w:eastAsia="Times New Roman" w:hAnsi="Calibri" w:cs="Calibri"/>
+                <w:color w:val="000000"/>
+                <w:kern w:val="0"/>
+                <w:highlight w:val="green"/>
+                <w14:ligatures w14:val="none"/>
+              </w:rPr>
+              <w:t>12.43)</w:t>
             </w:r>
           </w:p>
           <w:p>
@@ -1553,6 +1576,7 @@
                 <w:rFonts w:ascii="Calibri" w:eastAsia="Times New Roman" w:hAnsi="Calibri" w:cs="Calibri"/>
                 <w:color w:val="000000"/>
                 <w:kern w:val="0"/>
+                <w:highlight w:val="green"/>
                 <w14:ligatures w14:val="none"/>
               </w:rPr>
             </w:pPr>
@@ -1606,16 +1630,7 @@
                 <w:highlight w:val="green"/>
                 <w14:ligatures w14:val="none"/>
               </w:rPr>
-              <w:t xml:space="preserve"> </w:t>
-            </w:r>
-            <w:r>
-              <w:rPr>
-                <w:rFonts w:ascii="Calibri" w:eastAsia="Times New Roman" w:hAnsi="Calibri" w:cs="Calibri"/>
-                <w:color w:val="000000"/>
-                <w:kern w:val="0"/>
-                <w14:ligatures w14:val="none"/>
-              </w:rPr>
-              <w:t>CHAGE MAXN TO -4 (00:02:29) (F2)</w:t>
+              <w:t xml:space="preserve"> CHAGE MAXN TO -4 (00:02:29) (F2)</w:t>
             </w:r>
           </w:p>
           <w:p>
@@ -1702,27 +1717,18 @@
                 <w:lang w:val="fr-FR"/>
                 <w14:ligatures w14:val="none"/>
               </w:rPr>
-              <w:t xml:space="preserve"> </w:t>
-            </w:r>
-            <w:r>
-              <w:rPr>
-                <w:rFonts w:ascii="Calibri" w:eastAsia="Times New Roman" w:hAnsi="Calibri" w:cs="Calibri"/>
-                <w:color w:val="000000"/>
-                <w:kern w:val="0"/>
+              <w:t xml:space="preserve"> CHANGE T1 TO -1 (</w:t>
+            </w:r>
+            <w:proofErr w:type="gramStart"/>
+            <w:r>
+              <w:rPr>
+                <w:rFonts w:ascii="Calibri" w:eastAsia="Times New Roman" w:hAnsi="Calibri" w:cs="Calibri"/>
+                <w:color w:val="000000"/>
+                <w:kern w:val="0"/>
+                <w:highlight w:val="green"/>
                 <w:lang w:val="fr-FR"/>
                 <w14:ligatures w14:val="none"/>
               </w:rPr>
-              <w:t>CHANGE T1 TO -1 (</w:t>
-            </w:r>
-            <w:proofErr w:type="gramStart"/>
-            <w:r>
-              <w:rPr>
-                <w:rFonts w:ascii="Calibri" w:eastAsia="Times New Roman" w:hAnsi="Calibri" w:cs="Calibri"/>
-                <w:color w:val="000000"/>
-                <w:kern w:val="0"/>
-                <w:lang w:val="fr-FR"/>
-                <w14:ligatures w14:val="none"/>
-              </w:rPr>
               <w:t>00:05:</w:t>
             </w:r>
             <w:proofErr w:type="gramEnd"/>
@@ -1731,6 +1737,7 @@
                 <w:rFonts w:ascii="Calibri" w:eastAsia="Times New Roman" w:hAnsi="Calibri" w:cs="Calibri"/>
                 <w:color w:val="000000"/>
                 <w:kern w:val="0"/>
+                <w:highlight w:val="green"/>
                 <w:lang w:val="fr-FR"/>
                 <w14:ligatures w14:val="none"/>
               </w:rPr>
@@ -3271,28 +3278,29 @@
                 <w:kern w:val="0"/>
                 <w:sz w:val="24"/>
                 <w:szCs w:val="24"/>
-                <w14:ligatures w14:val="none"/>
-              </w:rPr>
-            </w:pPr>
-          </w:p>
-          <w:p>
-            <w:pPr>
-              <w:spacing w:after="0" w:line="240" w:lineRule="auto"/>
-              <w:rPr>
-                <w:rFonts w:ascii="Times New Roman" w:eastAsia="Times New Roman" w:hAnsi="Times New Roman" w:cs="Times New Roman"/>
-                <w:kern w:val="0"/>
-                <w:sz w:val="24"/>
-                <w:szCs w:val="24"/>
-                <w:highlight w:val="yellow"/>
-                <w14:ligatures w14:val="none"/>
-              </w:rPr>
-            </w:pPr>
-            <w:r>
-              <w:rPr>
-                <w:rFonts w:ascii="Calibri" w:eastAsia="Times New Roman" w:hAnsi="Calibri" w:cs="Calibri"/>
-                <w:color w:val="000000"/>
-                <w:kern w:val="0"/>
-                <w:highlight w:val="yellow"/>
+                <w:highlight w:val="green"/>
+                <w14:ligatures w14:val="none"/>
+              </w:rPr>
+            </w:pPr>
+          </w:p>
+          <w:p>
+            <w:pPr>
+              <w:spacing w:after="0" w:line="240" w:lineRule="auto"/>
+              <w:rPr>
+                <w:rFonts w:ascii="Times New Roman" w:eastAsia="Times New Roman" w:hAnsi="Times New Roman" w:cs="Times New Roman"/>
+                <w:kern w:val="0"/>
+                <w:sz w:val="24"/>
+                <w:szCs w:val="24"/>
+                <w:highlight w:val="green"/>
+                <w14:ligatures w14:val="none"/>
+              </w:rPr>
+            </w:pPr>
+            <w:r>
+              <w:rPr>
+                <w:rFonts w:ascii="Calibri" w:eastAsia="Times New Roman" w:hAnsi="Calibri" w:cs="Calibri"/>
+                <w:color w:val="000000"/>
+                <w:kern w:val="0"/>
+                <w:highlight w:val="green"/>
                 <w14:ligatures w14:val="none"/>
               </w:rPr>
               <w:t>Ular</w:t>
@@ -3306,16 +3314,16 @@
                 <w:kern w:val="0"/>
                 <w:sz w:val="24"/>
                 <w:szCs w:val="24"/>
-                <w:highlight w:val="yellow"/>
-                <w14:ligatures w14:val="none"/>
-              </w:rPr>
-            </w:pPr>
-            <w:r>
-              <w:rPr>
-                <w:rFonts w:ascii="Calibri" w:eastAsia="Times New Roman" w:hAnsi="Calibri" w:cs="Calibri"/>
-                <w:color w:val="000000"/>
-                <w:kern w:val="0"/>
-                <w:highlight w:val="yellow"/>
+                <w:highlight w:val="green"/>
+                <w14:ligatures w14:val="none"/>
+              </w:rPr>
+            </w:pPr>
+            <w:r>
+              <w:rPr>
+                <w:rFonts w:ascii="Calibri" w:eastAsia="Times New Roman" w:hAnsi="Calibri" w:cs="Calibri"/>
+                <w:color w:val="000000"/>
+                <w:kern w:val="0"/>
+                <w:highlight w:val="green"/>
                 <w14:ligatures w14:val="none"/>
               </w:rPr>
               <w:t>T1=00.03.59</w:t>
@@ -3333,16 +3341,16 @@
                 <w:rFonts w:ascii="Calibri" w:eastAsia="Times New Roman" w:hAnsi="Calibri" w:cs="Calibri"/>
                 <w:color w:val="000000"/>
                 <w:kern w:val="0"/>
-                <w:highlight w:val="yellow"/>
-                <w14:ligatures w14:val="none"/>
-              </w:rPr>
-            </w:pPr>
-            <w:r>
-              <w:rPr>
-                <w:rFonts w:ascii="Calibri" w:eastAsia="Times New Roman" w:hAnsi="Calibri" w:cs="Calibri"/>
-                <w:color w:val="000000"/>
-                <w:kern w:val="0"/>
-                <w:highlight w:val="yellow"/>
+                <w:highlight w:val="green"/>
+                <w14:ligatures w14:val="none"/>
+              </w:rPr>
+            </w:pPr>
+            <w:r>
+              <w:rPr>
+                <w:rFonts w:ascii="Calibri" w:eastAsia="Times New Roman" w:hAnsi="Calibri" w:cs="Calibri"/>
+                <w:color w:val="000000"/>
+                <w:kern w:val="0"/>
+                <w:highlight w:val="green"/>
                 <w14:ligatures w14:val="none"/>
               </w:rPr>
               <w:t>1(00.03.59)</w:t>
@@ -3360,16 +3368,16 @@
                 <w:rFonts w:ascii="Calibri" w:eastAsia="Times New Roman" w:hAnsi="Calibri" w:cs="Calibri"/>
                 <w:color w:val="000000"/>
                 <w:kern w:val="0"/>
-                <w:highlight w:val="yellow"/>
-                <w14:ligatures w14:val="none"/>
-              </w:rPr>
-            </w:pPr>
-            <w:r>
-              <w:rPr>
-                <w:rFonts w:ascii="Calibri" w:eastAsia="Times New Roman" w:hAnsi="Calibri" w:cs="Calibri"/>
-                <w:color w:val="000000"/>
-                <w:kern w:val="0"/>
-                <w:highlight w:val="yellow"/>
+                <w:highlight w:val="green"/>
+                <w14:ligatures w14:val="none"/>
+              </w:rPr>
+            </w:pPr>
+            <w:r>
+              <w:rPr>
+                <w:rFonts w:ascii="Calibri" w:eastAsia="Times New Roman" w:hAnsi="Calibri" w:cs="Calibri"/>
+                <w:color w:val="000000"/>
+                <w:kern w:val="0"/>
+                <w:highlight w:val="green"/>
                 <w14:ligatures w14:val="none"/>
               </w:rPr>
               <w:t>1(00.20.45)</w:t>
@@ -3387,16 +3395,16 @@
                 <w:rFonts w:ascii="Calibri" w:eastAsia="Times New Roman" w:hAnsi="Calibri" w:cs="Calibri"/>
                 <w:color w:val="000000"/>
                 <w:kern w:val="0"/>
-                <w:highlight w:val="yellow"/>
-                <w14:ligatures w14:val="none"/>
-              </w:rPr>
-            </w:pPr>
-            <w:r>
-              <w:rPr>
-                <w:rFonts w:ascii="Calibri" w:eastAsia="Times New Roman" w:hAnsi="Calibri" w:cs="Calibri"/>
-                <w:color w:val="000000"/>
-                <w:kern w:val="0"/>
-                <w:highlight w:val="yellow"/>
+                <w:highlight w:val="green"/>
+                <w14:ligatures w14:val="none"/>
+              </w:rPr>
+            </w:pPr>
+            <w:r>
+              <w:rPr>
+                <w:rFonts w:ascii="Calibri" w:eastAsia="Times New Roman" w:hAnsi="Calibri" w:cs="Calibri"/>
+                <w:color w:val="000000"/>
+                <w:kern w:val="0"/>
+                <w:highlight w:val="green"/>
                 <w14:ligatures w14:val="none"/>
               </w:rPr>
               <w:t>1(00.24.44)</w:t>
@@ -3414,16 +3422,16 @@
                 <w:rFonts w:ascii="Calibri" w:eastAsia="Times New Roman" w:hAnsi="Calibri" w:cs="Calibri"/>
                 <w:color w:val="000000"/>
                 <w:kern w:val="0"/>
-                <w:highlight w:val="yellow"/>
-                <w14:ligatures w14:val="none"/>
-              </w:rPr>
-            </w:pPr>
-            <w:r>
-              <w:rPr>
-                <w:rFonts w:ascii="Calibri" w:eastAsia="Times New Roman" w:hAnsi="Calibri" w:cs="Calibri"/>
-                <w:color w:val="000000"/>
-                <w:kern w:val="0"/>
-                <w:highlight w:val="yellow"/>
+                <w:highlight w:val="green"/>
+                <w14:ligatures w14:val="none"/>
+              </w:rPr>
+            </w:pPr>
+            <w:r>
+              <w:rPr>
+                <w:rFonts w:ascii="Calibri" w:eastAsia="Times New Roman" w:hAnsi="Calibri" w:cs="Calibri"/>
+                <w:color w:val="000000"/>
+                <w:kern w:val="0"/>
+                <w:highlight w:val="green"/>
                 <w14:ligatures w14:val="none"/>
               </w:rPr>
               <w:t>1(00.28.05)</w:t>
@@ -3441,16 +3449,16 @@
                 <w:rFonts w:ascii="Calibri" w:eastAsia="Times New Roman" w:hAnsi="Calibri" w:cs="Calibri"/>
                 <w:color w:val="000000"/>
                 <w:kern w:val="0"/>
-                <w:highlight w:val="yellow"/>
-                <w14:ligatures w14:val="none"/>
-              </w:rPr>
-            </w:pPr>
-            <w:r>
-              <w:rPr>
-                <w:rFonts w:ascii="Calibri" w:eastAsia="Times New Roman" w:hAnsi="Calibri" w:cs="Calibri"/>
-                <w:color w:val="000000"/>
-                <w:kern w:val="0"/>
-                <w:highlight w:val="yellow"/>
+                <w:highlight w:val="green"/>
+                <w14:ligatures w14:val="none"/>
+              </w:rPr>
+            </w:pPr>
+            <w:r>
+              <w:rPr>
+                <w:rFonts w:ascii="Calibri" w:eastAsia="Times New Roman" w:hAnsi="Calibri" w:cs="Calibri"/>
+                <w:color w:val="000000"/>
+                <w:kern w:val="0"/>
+                <w:highlight w:val="green"/>
                 <w14:ligatures w14:val="none"/>
               </w:rPr>
               <w:t>1(</w:t>
@@ -3461,7 +3469,7 @@
                 <w:rFonts w:ascii="Calibri" w:eastAsia="Times New Roman" w:hAnsi="Calibri" w:cs="Calibri"/>
                 <w:color w:val="000000"/>
                 <w:kern w:val="0"/>
-                <w:highlight w:val="yellow"/>
+                <w:highlight w:val="green"/>
                 <w14:ligatures w14:val="none"/>
               </w:rPr>
               <w:t>00.25.04)(</w:t>
@@ -3472,7 +3480,7 @@
                 <w:rFonts w:ascii="Calibri" w:eastAsia="Times New Roman" w:hAnsi="Calibri" w:cs="Calibri"/>
                 <w:color w:val="000000"/>
                 <w:kern w:val="0"/>
-                <w:highlight w:val="yellow"/>
+                <w:highlight w:val="green"/>
                 <w14:ligatures w14:val="none"/>
               </w:rPr>
               <w:t>F2)</w:t>
@@ -4998,17 +5006,17 @@
                 <w:kern w:val="0"/>
                 <w:sz w:val="24"/>
                 <w:szCs w:val="24"/>
-                <w:highlight w:val="yellow"/>
-                <w14:ligatures w14:val="none"/>
-              </w:rPr>
-            </w:pPr>
-            <w:r>
-              <w:rPr>
-                <w:rFonts w:ascii="Times New Roman" w:eastAsia="Times New Roman" w:hAnsi="Times New Roman" w:cs="Times New Roman"/>
-                <w:kern w:val="0"/>
-                <w:sz w:val="24"/>
-                <w:szCs w:val="24"/>
-                <w:highlight w:val="yellow"/>
+                <w:highlight w:val="green"/>
+                <w14:ligatures w14:val="none"/>
+              </w:rPr>
+            </w:pPr>
+            <w:r>
+              <w:rPr>
+                <w:rFonts w:ascii="Times New Roman" w:eastAsia="Times New Roman" w:hAnsi="Times New Roman" w:cs="Times New Roman"/>
+                <w:kern w:val="0"/>
+                <w:sz w:val="24"/>
+                <w:szCs w:val="24"/>
+                <w:highlight w:val="green"/>
                 <w14:ligatures w14:val="none"/>
               </w:rPr>
               <w:t>CRAB ALL SWIMMER</w:t>
@@ -5027,17 +5035,17 @@
                 <w:kern w:val="0"/>
                 <w:sz w:val="24"/>
                 <w:szCs w:val="24"/>
-                <w:highlight w:val="yellow"/>
-                <w14:ligatures w14:val="none"/>
-              </w:rPr>
-            </w:pPr>
-            <w:r>
-              <w:rPr>
-                <w:rFonts w:ascii="Times New Roman" w:eastAsia="Times New Roman" w:hAnsi="Times New Roman" w:cs="Times New Roman"/>
-                <w:kern w:val="0"/>
-                <w:sz w:val="24"/>
-                <w:szCs w:val="24"/>
-                <w:highlight w:val="yellow"/>
+                <w:highlight w:val="green"/>
+                <w14:ligatures w14:val="none"/>
+              </w:rPr>
+            </w:pPr>
+            <w:r>
+              <w:rPr>
+                <w:rFonts w:ascii="Times New Roman" w:eastAsia="Times New Roman" w:hAnsi="Times New Roman" w:cs="Times New Roman"/>
+                <w:kern w:val="0"/>
+                <w:sz w:val="24"/>
+                <w:szCs w:val="24"/>
+                <w:highlight w:val="green"/>
                 <w14:ligatures w14:val="none"/>
               </w:rPr>
               <w:t>12:12</w:t>
@@ -5056,17 +5064,17 @@
                 <w:kern w:val="0"/>
                 <w:sz w:val="24"/>
                 <w:szCs w:val="24"/>
-                <w:highlight w:val="yellow"/>
-                <w14:ligatures w14:val="none"/>
-              </w:rPr>
-            </w:pPr>
-            <w:r>
-              <w:rPr>
-                <w:rFonts w:ascii="Times New Roman" w:eastAsia="Times New Roman" w:hAnsi="Times New Roman" w:cs="Times New Roman"/>
-                <w:kern w:val="0"/>
-                <w:sz w:val="24"/>
-                <w:szCs w:val="24"/>
-                <w:highlight w:val="yellow"/>
+                <w:highlight w:val="green"/>
+                <w14:ligatures w14:val="none"/>
+              </w:rPr>
+            </w:pPr>
+            <w:r>
+              <w:rPr>
+                <w:rFonts w:ascii="Times New Roman" w:eastAsia="Times New Roman" w:hAnsi="Times New Roman" w:cs="Times New Roman"/>
+                <w:kern w:val="0"/>
+                <w:sz w:val="24"/>
+                <w:szCs w:val="24"/>
+                <w:highlight w:val="green"/>
                 <w14:ligatures w14:val="none"/>
               </w:rPr>
               <w:t>13:15</w:t>
@@ -5085,17 +5093,17 @@
                 <w:kern w:val="0"/>
                 <w:sz w:val="24"/>
                 <w:szCs w:val="24"/>
-                <w:highlight w:val="yellow"/>
-                <w14:ligatures w14:val="none"/>
-              </w:rPr>
-            </w:pPr>
-            <w:r>
-              <w:rPr>
-                <w:rFonts w:ascii="Times New Roman" w:eastAsia="Times New Roman" w:hAnsi="Times New Roman" w:cs="Times New Roman"/>
-                <w:kern w:val="0"/>
-                <w:sz w:val="24"/>
-                <w:szCs w:val="24"/>
-                <w:highlight w:val="yellow"/>
+                <w:highlight w:val="green"/>
+                <w14:ligatures w14:val="none"/>
+              </w:rPr>
+            </w:pPr>
+            <w:r>
+              <w:rPr>
+                <w:rFonts w:ascii="Times New Roman" w:eastAsia="Times New Roman" w:hAnsi="Times New Roman" w:cs="Times New Roman"/>
+                <w:kern w:val="0"/>
+                <w:sz w:val="24"/>
+                <w:szCs w:val="24"/>
+                <w:highlight w:val="green"/>
                 <w14:ligatures w14:val="none"/>
               </w:rPr>
               <w:t>18:36</w:t>
@@ -5114,17 +5122,17 @@
                 <w:kern w:val="0"/>
                 <w:sz w:val="24"/>
                 <w:szCs w:val="24"/>
-                <w:highlight w:val="yellow"/>
-                <w14:ligatures w14:val="none"/>
-              </w:rPr>
-            </w:pPr>
-            <w:r>
-              <w:rPr>
-                <w:rFonts w:ascii="Times New Roman" w:eastAsia="Times New Roman" w:hAnsi="Times New Roman" w:cs="Times New Roman"/>
-                <w:kern w:val="0"/>
-                <w:sz w:val="24"/>
-                <w:szCs w:val="24"/>
-                <w:highlight w:val="yellow"/>
+                <w:highlight w:val="green"/>
+                <w14:ligatures w14:val="none"/>
+              </w:rPr>
+            </w:pPr>
+            <w:r>
+              <w:rPr>
+                <w:rFonts w:ascii="Times New Roman" w:eastAsia="Times New Roman" w:hAnsi="Times New Roman" w:cs="Times New Roman"/>
+                <w:kern w:val="0"/>
+                <w:sz w:val="24"/>
+                <w:szCs w:val="24"/>
+                <w:highlight w:val="green"/>
                 <w14:ligatures w14:val="none"/>
               </w:rPr>
               <w:t>00:02 (F4)</w:t>
@@ -6402,17 +6410,17 @@
                 <w:kern w:val="0"/>
                 <w:sz w:val="24"/>
                 <w:szCs w:val="24"/>
-                <w:highlight w:val="yellow"/>
-                <w14:ligatures w14:val="none"/>
-              </w:rPr>
-            </w:pPr>
-            <w:r>
-              <w:rPr>
-                <w:rFonts w:ascii="Times New Roman" w:eastAsia="Times New Roman" w:hAnsi="Times New Roman" w:cs="Times New Roman"/>
-                <w:kern w:val="0"/>
-                <w:sz w:val="24"/>
-                <w:szCs w:val="24"/>
-                <w:highlight w:val="yellow"/>
+                <w:highlight w:val="green"/>
+                <w14:ligatures w14:val="none"/>
+              </w:rPr>
+            </w:pPr>
+            <w:r>
+              <w:rPr>
+                <w:rFonts w:ascii="Times New Roman" w:eastAsia="Times New Roman" w:hAnsi="Times New Roman" w:cs="Times New Roman"/>
+                <w:kern w:val="0"/>
+                <w:sz w:val="24"/>
+                <w:szCs w:val="24"/>
+                <w:highlight w:val="green"/>
                 <w14:ligatures w14:val="none"/>
               </w:rPr>
               <w:t>CRAB</w:t>
@@ -6431,17 +6439,17 @@
                 <w:kern w:val="0"/>
                 <w:sz w:val="24"/>
                 <w:szCs w:val="24"/>
-                <w:highlight w:val="yellow"/>
-                <w14:ligatures w14:val="none"/>
-              </w:rPr>
-            </w:pPr>
-            <w:r>
-              <w:rPr>
-                <w:rFonts w:ascii="Times New Roman" w:eastAsia="Times New Roman" w:hAnsi="Times New Roman" w:cs="Times New Roman"/>
-                <w:kern w:val="0"/>
-                <w:sz w:val="24"/>
-                <w:szCs w:val="24"/>
-                <w:highlight w:val="yellow"/>
+                <w:highlight w:val="green"/>
+                <w14:ligatures w14:val="none"/>
+              </w:rPr>
+            </w:pPr>
+            <w:r>
+              <w:rPr>
+                <w:rFonts w:ascii="Times New Roman" w:eastAsia="Times New Roman" w:hAnsi="Times New Roman" w:cs="Times New Roman"/>
+                <w:kern w:val="0"/>
+                <w:sz w:val="24"/>
+                <w:szCs w:val="24"/>
+                <w:highlight w:val="green"/>
                 <w14:ligatures w14:val="none"/>
               </w:rPr>
               <w:t>09:16 SWIMMER</w:t>
@@ -6460,17 +6468,17 @@
                 <w:kern w:val="0"/>
                 <w:sz w:val="24"/>
                 <w:szCs w:val="24"/>
-                <w:highlight w:val="yellow"/>
-                <w14:ligatures w14:val="none"/>
-              </w:rPr>
-            </w:pPr>
-            <w:r>
-              <w:rPr>
-                <w:rFonts w:ascii="Times New Roman" w:eastAsia="Times New Roman" w:hAnsi="Times New Roman" w:cs="Times New Roman"/>
-                <w:kern w:val="0"/>
-                <w:sz w:val="24"/>
-                <w:szCs w:val="24"/>
-                <w:highlight w:val="yellow"/>
+                <w:highlight w:val="green"/>
+                <w14:ligatures w14:val="none"/>
+              </w:rPr>
+            </w:pPr>
+            <w:r>
+              <w:rPr>
+                <w:rFonts w:ascii="Times New Roman" w:eastAsia="Times New Roman" w:hAnsi="Times New Roman" w:cs="Times New Roman"/>
+                <w:kern w:val="0"/>
+                <w:sz w:val="24"/>
+                <w:szCs w:val="24"/>
+                <w:highlight w:val="green"/>
                 <w14:ligatures w14:val="none"/>
               </w:rPr>
               <w:t>20:10 SWIMMER</w:t>
@@ -6489,17 +6497,17 @@
                 <w:kern w:val="0"/>
                 <w:sz w:val="24"/>
                 <w:szCs w:val="24"/>
-                <w:highlight w:val="yellow"/>
-                <w14:ligatures w14:val="none"/>
-              </w:rPr>
-            </w:pPr>
-            <w:r>
-              <w:rPr>
-                <w:rFonts w:ascii="Times New Roman" w:eastAsia="Times New Roman" w:hAnsi="Times New Roman" w:cs="Times New Roman"/>
-                <w:kern w:val="0"/>
-                <w:sz w:val="24"/>
-                <w:szCs w:val="24"/>
-                <w:highlight w:val="yellow"/>
+                <w:highlight w:val="green"/>
+                <w14:ligatures w14:val="none"/>
+              </w:rPr>
+            </w:pPr>
+            <w:r>
+              <w:rPr>
+                <w:rFonts w:ascii="Times New Roman" w:eastAsia="Times New Roman" w:hAnsi="Times New Roman" w:cs="Times New Roman"/>
+                <w:kern w:val="0"/>
+                <w:sz w:val="24"/>
+                <w:szCs w:val="24"/>
+                <w:highlight w:val="green"/>
                 <w14:ligatures w14:val="none"/>
               </w:rPr>
               <w:t>18:24 (F2) SWIMMER</w:t>
@@ -6518,17 +6526,17 @@
                 <w:kern w:val="0"/>
                 <w:sz w:val="24"/>
                 <w:szCs w:val="24"/>
-                <w:highlight w:val="yellow"/>
-                <w14:ligatures w14:val="none"/>
-              </w:rPr>
-            </w:pPr>
-            <w:r>
-              <w:rPr>
-                <w:rFonts w:ascii="Times New Roman" w:eastAsia="Times New Roman" w:hAnsi="Times New Roman" w:cs="Times New Roman"/>
-                <w:kern w:val="0"/>
-                <w:sz w:val="24"/>
-                <w:szCs w:val="24"/>
-                <w:highlight w:val="yellow"/>
+                <w:highlight w:val="green"/>
+                <w14:ligatures w14:val="none"/>
+              </w:rPr>
+            </w:pPr>
+            <w:r>
+              <w:rPr>
+                <w:rFonts w:ascii="Times New Roman" w:eastAsia="Times New Roman" w:hAnsi="Times New Roman" w:cs="Times New Roman"/>
+                <w:kern w:val="0"/>
+                <w:sz w:val="24"/>
+                <w:szCs w:val="24"/>
+                <w:highlight w:val="green"/>
                 <w14:ligatures w14:val="none"/>
               </w:rPr>
               <w:t>22:13 (F2) SWIMMER</w:t>
@@ -6648,17 +6656,17 @@
                 <w:kern w:val="0"/>
                 <w:sz w:val="24"/>
                 <w:szCs w:val="24"/>
-                <w:highlight w:val="yellow"/>
-                <w14:ligatures w14:val="none"/>
-              </w:rPr>
-            </w:pPr>
-            <w:r>
-              <w:rPr>
-                <w:rFonts w:ascii="Times New Roman" w:eastAsia="Times New Roman" w:hAnsi="Times New Roman" w:cs="Times New Roman"/>
-                <w:kern w:val="0"/>
-                <w:sz w:val="24"/>
-                <w:szCs w:val="24"/>
-                <w:highlight w:val="yellow"/>
+                <w:highlight w:val="green"/>
+                <w14:ligatures w14:val="none"/>
+              </w:rPr>
+            </w:pPr>
+            <w:r>
+              <w:rPr>
+                <w:rFonts w:ascii="Times New Roman" w:eastAsia="Times New Roman" w:hAnsi="Times New Roman" w:cs="Times New Roman"/>
+                <w:kern w:val="0"/>
+                <w:sz w:val="24"/>
+                <w:szCs w:val="24"/>
+                <w:highlight w:val="green"/>
                 <w14:ligatures w14:val="none"/>
               </w:rPr>
               <w:t>SHRIMP</w:t>
@@ -6677,17 +6685,17 @@
                 <w:kern w:val="0"/>
                 <w:sz w:val="24"/>
                 <w:szCs w:val="24"/>
-                <w:highlight w:val="yellow"/>
-                <w14:ligatures w14:val="none"/>
-              </w:rPr>
-            </w:pPr>
-            <w:r>
-              <w:rPr>
-                <w:rFonts w:ascii="Times New Roman" w:eastAsia="Times New Roman" w:hAnsi="Times New Roman" w:cs="Times New Roman"/>
-                <w:kern w:val="0"/>
-                <w:sz w:val="24"/>
-                <w:szCs w:val="24"/>
-                <w:highlight w:val="yellow"/>
+                <w:highlight w:val="green"/>
+                <w14:ligatures w14:val="none"/>
+              </w:rPr>
+            </w:pPr>
+            <w:r>
+              <w:rPr>
+                <w:rFonts w:ascii="Times New Roman" w:eastAsia="Times New Roman" w:hAnsi="Times New Roman" w:cs="Times New Roman"/>
+                <w:kern w:val="0"/>
+                <w:sz w:val="24"/>
+                <w:szCs w:val="24"/>
+                <w:highlight w:val="green"/>
                 <w14:ligatures w14:val="none"/>
               </w:rPr>
               <w:t>1 21:54</w:t>
@@ -6706,17 +6714,17 @@
                 <w:kern w:val="0"/>
                 <w:sz w:val="24"/>
                 <w:szCs w:val="24"/>
-                <w:highlight w:val="yellow"/>
-                <w14:ligatures w14:val="none"/>
-              </w:rPr>
-            </w:pPr>
-            <w:r>
-              <w:rPr>
-                <w:rFonts w:ascii="Times New Roman" w:eastAsia="Times New Roman" w:hAnsi="Times New Roman" w:cs="Times New Roman"/>
-                <w:kern w:val="0"/>
-                <w:sz w:val="24"/>
-                <w:szCs w:val="24"/>
-                <w:highlight w:val="yellow"/>
+                <w:highlight w:val="green"/>
+                <w14:ligatures w14:val="none"/>
+              </w:rPr>
+            </w:pPr>
+            <w:r>
+              <w:rPr>
+                <w:rFonts w:ascii="Times New Roman" w:eastAsia="Times New Roman" w:hAnsi="Times New Roman" w:cs="Times New Roman"/>
+                <w:kern w:val="0"/>
+                <w:sz w:val="24"/>
+                <w:szCs w:val="24"/>
+                <w:highlight w:val="green"/>
                 <w14:ligatures w14:val="none"/>
               </w:rPr>
               <w:t>AGAIN 23:20 (F2) AND 02:21 (F3)</w:t>
@@ -6735,17 +6743,17 @@
                 <w:kern w:val="0"/>
                 <w:sz w:val="24"/>
                 <w:szCs w:val="24"/>
-                <w:highlight w:val="yellow"/>
-                <w14:ligatures w14:val="none"/>
-              </w:rPr>
-            </w:pPr>
-            <w:r>
-              <w:rPr>
-                <w:rFonts w:ascii="Times New Roman" w:eastAsia="Times New Roman" w:hAnsi="Times New Roman" w:cs="Times New Roman"/>
-                <w:kern w:val="0"/>
-                <w:sz w:val="24"/>
-                <w:szCs w:val="24"/>
-                <w:highlight w:val="yellow"/>
+                <w:highlight w:val="green"/>
+                <w14:ligatures w14:val="none"/>
+              </w:rPr>
+            </w:pPr>
+            <w:r>
+              <w:rPr>
+                <w:rFonts w:ascii="Times New Roman" w:eastAsia="Times New Roman" w:hAnsi="Times New Roman" w:cs="Times New Roman"/>
+                <w:kern w:val="0"/>
+                <w:sz w:val="24"/>
+                <w:szCs w:val="24"/>
+                <w:highlight w:val="green"/>
                 <w14:ligatures w14:val="none"/>
               </w:rPr>
               <w:t>2 03:58 (F3)</w:t>
@@ -7917,6 +7925,7 @@
                 <w:rFonts w:ascii="Calibri" w:eastAsia="Times New Roman" w:hAnsi="Calibri" w:cs="Calibri"/>
                 <w:color w:val="000000"/>
                 <w:kern w:val="0"/>
+                <w:highlight w:val="green"/>
                 <w14:ligatures w14:val="none"/>
               </w:rPr>
               <w:t>NEW MAXN 3</w:t>
@@ -9741,16 +9750,16 @@
                 <w:kern w:val="0"/>
                 <w:sz w:val="24"/>
                 <w:szCs w:val="24"/>
-                <w:highlight w:val="yellow"/>
-                <w14:ligatures w14:val="none"/>
-              </w:rPr>
-            </w:pPr>
-            <w:r>
-              <w:rPr>
-                <w:rFonts w:ascii="Calibri" w:eastAsia="Times New Roman" w:hAnsi="Calibri" w:cs="Calibri"/>
-                <w:color w:val="000000"/>
-                <w:kern w:val="0"/>
-                <w:highlight w:val="yellow"/>
+                <w:highlight w:val="green"/>
+                <w14:ligatures w14:val="none"/>
+              </w:rPr>
+            </w:pPr>
+            <w:r>
+              <w:rPr>
+                <w:rFonts w:ascii="Calibri" w:eastAsia="Times New Roman" w:hAnsi="Calibri" w:cs="Calibri"/>
+                <w:color w:val="000000"/>
+                <w:kern w:val="0"/>
+                <w:highlight w:val="green"/>
                 <w14:ligatures w14:val="none"/>
               </w:rPr>
               <w:t>Crab</w:t>
@@ -9764,16 +9773,16 @@
                 <w:kern w:val="0"/>
                 <w:sz w:val="24"/>
                 <w:szCs w:val="24"/>
-                <w:highlight w:val="yellow"/>
-                <w14:ligatures w14:val="none"/>
-              </w:rPr>
-            </w:pPr>
-            <w:r>
-              <w:rPr>
-                <w:rFonts w:ascii="Calibri" w:eastAsia="Times New Roman" w:hAnsi="Calibri" w:cs="Calibri"/>
-                <w:color w:val="000000"/>
-                <w:kern w:val="0"/>
-                <w:highlight w:val="yellow"/>
+                <w:highlight w:val="green"/>
+                <w14:ligatures w14:val="none"/>
+              </w:rPr>
+            </w:pPr>
+            <w:r>
+              <w:rPr>
+                <w:rFonts w:ascii="Calibri" w:eastAsia="Times New Roman" w:hAnsi="Calibri" w:cs="Calibri"/>
+                <w:color w:val="000000"/>
+                <w:kern w:val="0"/>
+                <w:highlight w:val="green"/>
                 <w14:ligatures w14:val="none"/>
               </w:rPr>
               <w:t>T1=00.19.24</w:t>
@@ -9791,16 +9800,16 @@
                 <w:rFonts w:ascii="Calibri" w:eastAsia="Times New Roman" w:hAnsi="Calibri" w:cs="Calibri"/>
                 <w:color w:val="000000"/>
                 <w:kern w:val="0"/>
-                <w:highlight w:val="yellow"/>
-                <w14:ligatures w14:val="none"/>
-              </w:rPr>
-            </w:pPr>
-            <w:r>
-              <w:rPr>
-                <w:rFonts w:ascii="Calibri" w:eastAsia="Times New Roman" w:hAnsi="Calibri" w:cs="Calibri"/>
-                <w:color w:val="000000"/>
-                <w:kern w:val="0"/>
-                <w:highlight w:val="yellow"/>
+                <w:highlight w:val="green"/>
+                <w14:ligatures w14:val="none"/>
+              </w:rPr>
+            </w:pPr>
+            <w:r>
+              <w:rPr>
+                <w:rFonts w:ascii="Calibri" w:eastAsia="Times New Roman" w:hAnsi="Calibri" w:cs="Calibri"/>
+                <w:color w:val="000000"/>
+                <w:kern w:val="0"/>
+                <w:highlight w:val="green"/>
                 <w14:ligatures w14:val="none"/>
               </w:rPr>
               <w:t>1(00.19.24) SWIMMER</w:t>
@@ -9818,16 +9827,16 @@
                 <w:rFonts w:ascii="Calibri" w:eastAsia="Times New Roman" w:hAnsi="Calibri" w:cs="Calibri"/>
                 <w:color w:val="000000"/>
                 <w:kern w:val="0"/>
-                <w:highlight w:val="yellow"/>
-                <w14:ligatures w14:val="none"/>
-              </w:rPr>
-            </w:pPr>
-            <w:r>
-              <w:rPr>
-                <w:rFonts w:ascii="Calibri" w:eastAsia="Times New Roman" w:hAnsi="Calibri" w:cs="Calibri"/>
-                <w:color w:val="000000"/>
-                <w:kern w:val="0"/>
-                <w:highlight w:val="yellow"/>
+                <w:highlight w:val="green"/>
+                <w14:ligatures w14:val="none"/>
+              </w:rPr>
+            </w:pPr>
+            <w:r>
+              <w:rPr>
+                <w:rFonts w:ascii="Calibri" w:eastAsia="Times New Roman" w:hAnsi="Calibri" w:cs="Calibri"/>
+                <w:color w:val="000000"/>
+                <w:kern w:val="0"/>
+                <w:highlight w:val="green"/>
                 <w14:ligatures w14:val="none"/>
               </w:rPr>
               <w:t>1(</w:t>
@@ -9838,7 +9847,7 @@
                 <w:rFonts w:ascii="Calibri" w:eastAsia="Times New Roman" w:hAnsi="Calibri" w:cs="Calibri"/>
                 <w:color w:val="000000"/>
                 <w:kern w:val="0"/>
-                <w:highlight w:val="yellow"/>
+                <w:highlight w:val="green"/>
                 <w14:ligatures w14:val="none"/>
               </w:rPr>
               <w:t>00.12.33)(</w:t>
@@ -9849,7 +9858,7 @@
                 <w:rFonts w:ascii="Calibri" w:eastAsia="Times New Roman" w:hAnsi="Calibri" w:cs="Calibri"/>
                 <w:color w:val="000000"/>
                 <w:kern w:val="0"/>
-                <w:highlight w:val="yellow"/>
+                <w:highlight w:val="green"/>
                 <w14:ligatures w14:val="none"/>
               </w:rPr>
               <w:t>F2) SWIMMER</w:t>
@@ -9867,16 +9876,16 @@
                 <w:rFonts w:ascii="Calibri" w:eastAsia="Times New Roman" w:hAnsi="Calibri" w:cs="Calibri"/>
                 <w:color w:val="000000"/>
                 <w:kern w:val="0"/>
-                <w:highlight w:val="yellow"/>
-                <w14:ligatures w14:val="none"/>
-              </w:rPr>
-            </w:pPr>
-            <w:r>
-              <w:rPr>
-                <w:rFonts w:ascii="Calibri" w:eastAsia="Times New Roman" w:hAnsi="Calibri" w:cs="Calibri"/>
-                <w:color w:val="000000"/>
-                <w:kern w:val="0"/>
-                <w:highlight w:val="yellow"/>
+                <w:highlight w:val="green"/>
+                <w14:ligatures w14:val="none"/>
+              </w:rPr>
+            </w:pPr>
+            <w:r>
+              <w:rPr>
+                <w:rFonts w:ascii="Calibri" w:eastAsia="Times New Roman" w:hAnsi="Calibri" w:cs="Calibri"/>
+                <w:color w:val="000000"/>
+                <w:kern w:val="0"/>
+                <w:highlight w:val="green"/>
                 <w14:ligatures w14:val="none"/>
               </w:rPr>
               <w:t>1(</w:t>
@@ -9887,7 +9896,7 @@
                 <w:rFonts w:ascii="Calibri" w:eastAsia="Times New Roman" w:hAnsi="Calibri" w:cs="Calibri"/>
                 <w:color w:val="000000"/>
                 <w:kern w:val="0"/>
-                <w:highlight w:val="yellow"/>
+                <w:highlight w:val="green"/>
                 <w14:ligatures w14:val="none"/>
               </w:rPr>
               <w:t>00.18.34)(</w:t>
@@ -9898,7 +9907,7 @@
                 <w:rFonts w:ascii="Calibri" w:eastAsia="Times New Roman" w:hAnsi="Calibri" w:cs="Calibri"/>
                 <w:color w:val="000000"/>
                 <w:kern w:val="0"/>
-                <w:highlight w:val="yellow"/>
+                <w:highlight w:val="green"/>
                 <w14:ligatures w14:val="none"/>
               </w:rPr>
               <w:t>F2) MUD</w:t>
@@ -11496,6 +11505,7 @@
                 <w:kern w:val="0"/>
                 <w:sz w:val="24"/>
                 <w:szCs w:val="24"/>
+                <w:highlight w:val="green"/>
                 <w14:ligatures w14:val="none"/>
               </w:rPr>
             </w:pPr>
@@ -11519,28 +11529,29 @@
                 <w:kern w:val="0"/>
                 <w:sz w:val="24"/>
                 <w:szCs w:val="24"/>
-                <w14:ligatures w14:val="none"/>
-              </w:rPr>
-            </w:pPr>
-          </w:p>
-          <w:p>
-            <w:pPr>
-              <w:spacing w:after="0" w:line="240" w:lineRule="auto"/>
-              <w:rPr>
-                <w:rFonts w:ascii="Times New Roman" w:eastAsia="Times New Roman" w:hAnsi="Times New Roman" w:cs="Times New Roman"/>
-                <w:kern w:val="0"/>
-                <w:sz w:val="24"/>
-                <w:szCs w:val="24"/>
-                <w:highlight w:val="yellow"/>
-                <w14:ligatures w14:val="none"/>
-              </w:rPr>
-            </w:pPr>
-            <w:r>
-              <w:rPr>
-                <w:rFonts w:ascii="Calibri" w:eastAsia="Times New Roman" w:hAnsi="Calibri" w:cs="Calibri"/>
-                <w:color w:val="000000"/>
-                <w:kern w:val="0"/>
-                <w:highlight w:val="yellow"/>
+                <w:highlight w:val="green"/>
+                <w14:ligatures w14:val="none"/>
+              </w:rPr>
+            </w:pPr>
+          </w:p>
+          <w:p>
+            <w:pPr>
+              <w:spacing w:after="0" w:line="240" w:lineRule="auto"/>
+              <w:rPr>
+                <w:rFonts w:ascii="Times New Roman" w:eastAsia="Times New Roman" w:hAnsi="Times New Roman" w:cs="Times New Roman"/>
+                <w:kern w:val="0"/>
+                <w:sz w:val="24"/>
+                <w:szCs w:val="24"/>
+                <w:highlight w:val="green"/>
+                <w14:ligatures w14:val="none"/>
+              </w:rPr>
+            </w:pPr>
+            <w:r>
+              <w:rPr>
+                <w:rFonts w:ascii="Calibri" w:eastAsia="Times New Roman" w:hAnsi="Calibri" w:cs="Calibri"/>
+                <w:color w:val="000000"/>
+                <w:kern w:val="0"/>
+                <w:highlight w:val="green"/>
                 <w14:ligatures w14:val="none"/>
               </w:rPr>
               <w:t>Crab</w:t>
@@ -11553,16 +11564,16 @@
                 <w:rFonts w:ascii="Calibri" w:eastAsia="Times New Roman" w:hAnsi="Calibri" w:cs="Calibri"/>
                 <w:color w:val="000000"/>
                 <w:kern w:val="0"/>
-                <w:highlight w:val="yellow"/>
-                <w14:ligatures w14:val="none"/>
-              </w:rPr>
-            </w:pPr>
-            <w:r>
-              <w:rPr>
-                <w:rFonts w:ascii="Calibri" w:eastAsia="Times New Roman" w:hAnsi="Calibri" w:cs="Calibri"/>
-                <w:color w:val="000000"/>
-                <w:kern w:val="0"/>
-                <w:highlight w:val="yellow"/>
+                <w:highlight w:val="green"/>
+                <w14:ligatures w14:val="none"/>
+              </w:rPr>
+            </w:pPr>
+            <w:r>
+              <w:rPr>
+                <w:rFonts w:ascii="Calibri" w:eastAsia="Times New Roman" w:hAnsi="Calibri" w:cs="Calibri"/>
+                <w:color w:val="000000"/>
+                <w:kern w:val="0"/>
+                <w:highlight w:val="green"/>
                 <w14:ligatures w14:val="none"/>
               </w:rPr>
               <w:t>1 09:29 MUD</w:t>
@@ -11576,17 +11587,17 @@
                 <w:kern w:val="0"/>
                 <w:sz w:val="24"/>
                 <w:szCs w:val="24"/>
-                <w:highlight w:val="yellow"/>
-                <w14:ligatures w14:val="none"/>
-              </w:rPr>
-            </w:pPr>
-            <w:r>
-              <w:rPr>
-                <w:rFonts w:ascii="Times New Roman" w:eastAsia="Times New Roman" w:hAnsi="Times New Roman" w:cs="Times New Roman"/>
-                <w:kern w:val="0"/>
-                <w:sz w:val="24"/>
-                <w:szCs w:val="24"/>
-                <w:highlight w:val="yellow"/>
+                <w:highlight w:val="green"/>
+                <w14:ligatures w14:val="none"/>
+              </w:rPr>
+            </w:pPr>
+            <w:r>
+              <w:rPr>
+                <w:rFonts w:ascii="Times New Roman" w:eastAsia="Times New Roman" w:hAnsi="Times New Roman" w:cs="Times New Roman"/>
+                <w:kern w:val="0"/>
+                <w:sz w:val="24"/>
+                <w:szCs w:val="24"/>
+                <w:highlight w:val="green"/>
                 <w14:ligatures w14:val="none"/>
               </w:rPr>
               <w:t>2 19:56 MUD</w:t>
@@ -11609,7 +11620,7 @@
                 <w:kern w:val="0"/>
                 <w:sz w:val="24"/>
                 <w:szCs w:val="24"/>
-                <w:highlight w:val="yellow"/>
+                <w:highlight w:val="green"/>
                 <w14:ligatures w14:val="none"/>
               </w:rPr>
               <w:t>1 04:20 (F2) SWIMMER</w:t>
@@ -12829,27 +12840,28 @@
                 <w:rFonts w:ascii="Calibri" w:eastAsia="Times New Roman" w:hAnsi="Calibri" w:cs="Calibri"/>
                 <w:color w:val="000000"/>
                 <w:kern w:val="0"/>
-                <w14:ligatures w14:val="none"/>
-              </w:rPr>
-            </w:pPr>
-          </w:p>
-          <w:p>
-            <w:pPr>
-              <w:spacing w:after="0" w:line="240" w:lineRule="auto"/>
-              <w:rPr>
-                <w:rFonts w:ascii="Calibri" w:eastAsia="Times New Roman" w:hAnsi="Calibri" w:cs="Calibri"/>
-                <w:color w:val="000000"/>
-                <w:kern w:val="0"/>
-                <w:highlight w:val="yellow"/>
-                <w14:ligatures w14:val="none"/>
-              </w:rPr>
-            </w:pPr>
-            <w:r>
-              <w:rPr>
-                <w:rFonts w:ascii="Calibri" w:eastAsia="Times New Roman" w:hAnsi="Calibri" w:cs="Calibri"/>
-                <w:color w:val="000000"/>
-                <w:kern w:val="0"/>
-                <w:highlight w:val="yellow"/>
+                <w:highlight w:val="green"/>
+                <w14:ligatures w14:val="none"/>
+              </w:rPr>
+            </w:pPr>
+          </w:p>
+          <w:p>
+            <w:pPr>
+              <w:spacing w:after="0" w:line="240" w:lineRule="auto"/>
+              <w:rPr>
+                <w:rFonts w:ascii="Calibri" w:eastAsia="Times New Roman" w:hAnsi="Calibri" w:cs="Calibri"/>
+                <w:color w:val="000000"/>
+                <w:kern w:val="0"/>
+                <w:highlight w:val="green"/>
+                <w14:ligatures w14:val="none"/>
+              </w:rPr>
+            </w:pPr>
+            <w:r>
+              <w:rPr>
+                <w:rFonts w:ascii="Calibri" w:eastAsia="Times New Roman" w:hAnsi="Calibri" w:cs="Calibri"/>
+                <w:color w:val="000000"/>
+                <w:kern w:val="0"/>
+                <w:highlight w:val="green"/>
                 <w14:ligatures w14:val="none"/>
               </w:rPr>
               <w:t>Crab</w:t>
@@ -12868,17 +12880,17 @@
                 <w:kern w:val="0"/>
                 <w:sz w:val="24"/>
                 <w:szCs w:val="24"/>
-                <w:highlight w:val="yellow"/>
-                <w14:ligatures w14:val="none"/>
-              </w:rPr>
-            </w:pPr>
-            <w:r>
-              <w:rPr>
-                <w:rFonts w:ascii="Times New Roman" w:eastAsia="Times New Roman" w:hAnsi="Times New Roman" w:cs="Times New Roman"/>
-                <w:kern w:val="0"/>
-                <w:sz w:val="24"/>
-                <w:szCs w:val="24"/>
-                <w:highlight w:val="yellow"/>
+                <w:highlight w:val="green"/>
+                <w14:ligatures w14:val="none"/>
+              </w:rPr>
+            </w:pPr>
+            <w:r>
+              <w:rPr>
+                <w:rFonts w:ascii="Times New Roman" w:eastAsia="Times New Roman" w:hAnsi="Times New Roman" w:cs="Times New Roman"/>
+                <w:kern w:val="0"/>
+                <w:sz w:val="24"/>
+                <w:szCs w:val="24"/>
+                <w:highlight w:val="green"/>
                 <w14:ligatures w14:val="none"/>
               </w:rPr>
               <w:t>14:36 MUD</w:t>
@@ -12897,17 +12909,17 @@
                 <w:kern w:val="0"/>
                 <w:sz w:val="24"/>
                 <w:szCs w:val="24"/>
-                <w:highlight w:val="yellow"/>
-                <w14:ligatures w14:val="none"/>
-              </w:rPr>
-            </w:pPr>
-            <w:r>
-              <w:rPr>
-                <w:rFonts w:ascii="Times New Roman" w:eastAsia="Times New Roman" w:hAnsi="Times New Roman" w:cs="Times New Roman"/>
-                <w:kern w:val="0"/>
-                <w:sz w:val="24"/>
-                <w:szCs w:val="24"/>
-                <w:highlight w:val="yellow"/>
+                <w:highlight w:val="green"/>
+                <w14:ligatures w14:val="none"/>
+              </w:rPr>
+            </w:pPr>
+            <w:r>
+              <w:rPr>
+                <w:rFonts w:ascii="Times New Roman" w:eastAsia="Times New Roman" w:hAnsi="Times New Roman" w:cs="Times New Roman"/>
+                <w:kern w:val="0"/>
+                <w:sz w:val="24"/>
+                <w:szCs w:val="24"/>
+                <w:highlight w:val="green"/>
                 <w14:ligatures w14:val="none"/>
               </w:rPr>
               <w:t>17:45 MUD</w:t>
@@ -12921,6 +12933,7 @@
                 <w:kern w:val="0"/>
                 <w:sz w:val="24"/>
                 <w:szCs w:val="24"/>
+                <w:highlight w:val="green"/>
                 <w14:ligatures w14:val="none"/>
               </w:rPr>
             </w:pPr>
@@ -12957,6 +12970,7 @@
                 <w:kern w:val="0"/>
                 <w:sz w:val="24"/>
                 <w:szCs w:val="24"/>
+                <w:highlight w:val="green"/>
                 <w14:ligatures w14:val="none"/>
               </w:rPr>
             </w:pPr>
@@ -12990,16 +13004,17 @@
                 <w:rFonts w:ascii="Calibri" w:eastAsia="Times New Roman" w:hAnsi="Calibri" w:cs="Calibri"/>
                 <w:color w:val="000000"/>
                 <w:kern w:val="0"/>
-                <w:highlight w:val="yellow"/>
-                <w14:ligatures w14:val="none"/>
-              </w:rPr>
-            </w:pPr>
-            <w:r>
-              <w:rPr>
-                <w:rFonts w:ascii="Times New Roman" w:eastAsia="Times New Roman" w:hAnsi="Times New Roman" w:cs="Times New Roman"/>
-                <w:kern w:val="0"/>
-                <w:sz w:val="24"/>
-                <w:szCs w:val="24"/>
+                <w:highlight w:val="green"/>
+                <w14:ligatures w14:val="none"/>
+              </w:rPr>
+            </w:pPr>
+            <w:r>
+              <w:rPr>
+                <w:rFonts w:ascii="Times New Roman" w:eastAsia="Times New Roman" w:hAnsi="Times New Roman" w:cs="Times New Roman"/>
+                <w:kern w:val="0"/>
+                <w:sz w:val="24"/>
+                <w:szCs w:val="24"/>
+                <w:highlight w:val="green"/>
                 <w14:ligatures w14:val="none"/>
               </w:rPr>
               <w:br/>
@@ -13009,7 +13024,7 @@
                 <w:rFonts w:ascii="Calibri" w:eastAsia="Times New Roman" w:hAnsi="Calibri" w:cs="Calibri"/>
                 <w:color w:val="000000"/>
                 <w:kern w:val="0"/>
-                <w:highlight w:val="yellow"/>
+                <w:highlight w:val="green"/>
                 <w14:ligatures w14:val="none"/>
               </w:rPr>
               <w:t>SHRIMP</w:t>
@@ -13027,16 +13042,16 @@
                 <w:rFonts w:ascii="Calibri" w:eastAsia="Times New Roman" w:hAnsi="Calibri" w:cs="Calibri"/>
                 <w:color w:val="000000"/>
                 <w:kern w:val="0"/>
-                <w:highlight w:val="yellow"/>
-                <w14:ligatures w14:val="none"/>
-              </w:rPr>
-            </w:pPr>
-            <w:r>
-              <w:rPr>
-                <w:rFonts w:ascii="Calibri" w:eastAsia="Times New Roman" w:hAnsi="Calibri" w:cs="Calibri"/>
-                <w:color w:val="000000"/>
-                <w:kern w:val="0"/>
-                <w:highlight w:val="yellow"/>
+                <w:highlight w:val="green"/>
+                <w14:ligatures w14:val="none"/>
+              </w:rPr>
+            </w:pPr>
+            <w:r>
+              <w:rPr>
+                <w:rFonts w:ascii="Calibri" w:eastAsia="Times New Roman" w:hAnsi="Calibri" w:cs="Calibri"/>
+                <w:color w:val="000000"/>
+                <w:kern w:val="0"/>
+                <w:highlight w:val="green"/>
                 <w14:ligatures w14:val="none"/>
               </w:rPr>
               <w:t>25:04</w:t>
@@ -13054,7 +13069,7 @@
                 <w:rFonts w:ascii="Calibri" w:eastAsia="Times New Roman" w:hAnsi="Calibri" w:cs="Calibri"/>
                 <w:color w:val="000000"/>
                 <w:kern w:val="0"/>
-                <w:highlight w:val="yellow"/>
+                <w:highlight w:val="green"/>
                 <w14:ligatures w14:val="none"/>
               </w:rPr>
             </w:pPr>
@@ -13064,7 +13079,7 @@
                 <w:rFonts w:ascii="Calibri" w:eastAsia="Times New Roman" w:hAnsi="Calibri" w:cs="Calibri"/>
                 <w:color w:val="000000"/>
                 <w:kern w:val="0"/>
-                <w:highlight w:val="yellow"/>
+                <w:highlight w:val="green"/>
                 <w14:ligatures w14:val="none"/>
               </w:rPr>
               <w:t>10:27</w:t>
@@ -13074,7 +13089,7 @@
                 <w:rFonts w:ascii="Calibri" w:eastAsia="Times New Roman" w:hAnsi="Calibri" w:cs="Calibri"/>
                 <w:color w:val="000000"/>
                 <w:kern w:val="0"/>
-                <w:highlight w:val="yellow"/>
+                <w:highlight w:val="green"/>
                 <w14:ligatures w14:val="none"/>
               </w:rPr>
               <w:t xml:space="preserve">  (</w:t>
@@ -13085,7 +13100,7 @@
                 <w:rFonts w:ascii="Calibri" w:eastAsia="Times New Roman" w:hAnsi="Calibri" w:cs="Calibri"/>
                 <w:color w:val="000000"/>
                 <w:kern w:val="0"/>
-                <w:highlight w:val="yellow"/>
+                <w:highlight w:val="green"/>
                 <w14:ligatures w14:val="none"/>
               </w:rPr>
               <w:t>F2)</w:t>
@@ -14164,6 +14179,7 @@
                 <w:kern w:val="0"/>
                 <w:sz w:val="24"/>
                 <w:szCs w:val="24"/>
+                <w:highlight w:val="green"/>
                 <w14:ligatures w14:val="none"/>
               </w:rPr>
             </w:pPr>
@@ -14240,6 +14256,7 @@
                 <w:bCs/>
                 <w:color w:val="000000"/>
                 <w:kern w:val="0"/>
+                <w:highlight w:val="green"/>
                 <w14:ligatures w14:val="none"/>
               </w:rPr>
               <w:t xml:space="preserve"> REMOVE THIS I DON’T SEE IT</w:t>
@@ -14253,19 +14270,20 @@
                 <w:kern w:val="0"/>
                 <w:sz w:val="24"/>
                 <w:szCs w:val="24"/>
-                <w14:ligatures w14:val="none"/>
-              </w:rPr>
-            </w:pPr>
-          </w:p>
-          <w:p>
-            <w:pPr>
-              <w:spacing w:after="0" w:line="240" w:lineRule="auto"/>
-              <w:rPr>
-                <w:rFonts w:ascii="Times New Roman" w:eastAsia="Times New Roman" w:hAnsi="Times New Roman" w:cs="Times New Roman"/>
-                <w:kern w:val="0"/>
-                <w:sz w:val="24"/>
-                <w:szCs w:val="24"/>
-                <w:highlight w:val="yellow"/>
+                <w:highlight w:val="green"/>
+                <w14:ligatures w14:val="none"/>
+              </w:rPr>
+            </w:pPr>
+          </w:p>
+          <w:p>
+            <w:pPr>
+              <w:spacing w:after="0" w:line="240" w:lineRule="auto"/>
+              <w:rPr>
+                <w:rFonts w:ascii="Times New Roman" w:eastAsia="Times New Roman" w:hAnsi="Times New Roman" w:cs="Times New Roman"/>
+                <w:kern w:val="0"/>
+                <w:sz w:val="24"/>
+                <w:szCs w:val="24"/>
+                <w:highlight w:val="green"/>
                 <w14:ligatures w14:val="none"/>
               </w:rPr>
             </w:pPr>
@@ -14274,7 +14292,7 @@
                 <w:rFonts w:ascii="Arial" w:eastAsia="Times New Roman" w:hAnsi="Arial" w:cs="Arial"/>
                 <w:color w:val="000000"/>
                 <w:kern w:val="0"/>
-                <w:highlight w:val="yellow"/>
+                <w:highlight w:val="green"/>
                 <w14:ligatures w14:val="none"/>
               </w:rPr>
               <w:t>Crab</w:t>
@@ -14294,7 +14312,7 @@
                 <w:iCs/>
                 <w:color w:val="000000"/>
                 <w:kern w:val="0"/>
-                <w:highlight w:val="yellow"/>
+                <w:highlight w:val="green"/>
                 <w:lang w:val="es-CO"/>
                 <w14:ligatures w14:val="none"/>
               </w:rPr>
@@ -14304,7 +14322,7 @@
                 <w:rFonts w:ascii="Arial" w:eastAsia="Times New Roman" w:hAnsi="Arial" w:cs="Arial"/>
                 <w:color w:val="000000"/>
                 <w:kern w:val="0"/>
-                <w:highlight w:val="yellow"/>
+                <w:highlight w:val="green"/>
                 <w:lang w:val="es-CO"/>
                 <w14:ligatures w14:val="none"/>
               </w:rPr>
@@ -14315,7 +14333,7 @@
                 <w:rFonts w:ascii="Arial" w:eastAsia="Times New Roman" w:hAnsi="Arial" w:cs="Arial"/>
                 <w:color w:val="000000"/>
                 <w:kern w:val="0"/>
-                <w:highlight w:val="yellow"/>
+                <w:highlight w:val="green"/>
                 <w:lang w:val="es-CO"/>
                 <w14:ligatures w14:val="none"/>
               </w:rPr>
@@ -14328,7 +14346,7 @@
                 <w:iCs/>
                 <w:color w:val="000000"/>
                 <w:kern w:val="0"/>
-                <w:highlight w:val="yellow"/>
+                <w:highlight w:val="green"/>
                 <w:lang w:val="es-CO"/>
                 <w14:ligatures w14:val="none"/>
               </w:rPr>
@@ -14342,7 +14360,7 @@
                 <w:iCs/>
                 <w:color w:val="000000"/>
                 <w:kern w:val="0"/>
-                <w:highlight w:val="yellow"/>
+                <w:highlight w:val="green"/>
                 <w:lang w:val="es-CO"/>
                 <w14:ligatures w14:val="none"/>
               </w:rPr>
@@ -14362,7 +14380,7 @@
                 <w:rFonts w:ascii="Arial" w:eastAsia="Times New Roman" w:hAnsi="Arial" w:cs="Arial"/>
                 <w:color w:val="000000"/>
                 <w:kern w:val="0"/>
-                <w:highlight w:val="yellow"/>
+                <w:highlight w:val="green"/>
                 <w14:ligatures w14:val="none"/>
               </w:rPr>
             </w:pPr>
@@ -14371,7 +14389,7 @@
                 <w:rFonts w:ascii="Arial" w:eastAsia="Times New Roman" w:hAnsi="Arial" w:cs="Arial"/>
                 <w:color w:val="000000"/>
                 <w:kern w:val="0"/>
-                <w:highlight w:val="yellow"/>
+                <w:highlight w:val="green"/>
                 <w14:ligatures w14:val="none"/>
               </w:rPr>
               <w:t>(</w:t>
@@ -14381,7 +14399,7 @@
                 <w:rFonts w:ascii="Calibri" w:eastAsia="Times New Roman" w:hAnsi="Calibri" w:cs="Calibri"/>
                 <w:color w:val="000000"/>
                 <w:kern w:val="0"/>
-                <w:highlight w:val="yellow"/>
+                <w:highlight w:val="green"/>
                 <w14:ligatures w14:val="none"/>
               </w:rPr>
               <w:t>0:00:11</w:t>
@@ -14391,7 +14409,7 @@
                 <w:rFonts w:ascii="Arial" w:eastAsia="Times New Roman" w:hAnsi="Arial" w:cs="Arial"/>
                 <w:color w:val="000000"/>
                 <w:kern w:val="0"/>
-                <w:highlight w:val="yellow"/>
+                <w:highlight w:val="green"/>
                 <w14:ligatures w14:val="none"/>
               </w:rPr>
               <w:t>) (F2)</w:t>
@@ -14409,7 +14427,7 @@
                 <w:rFonts w:ascii="Calibri" w:eastAsia="Times New Roman" w:hAnsi="Calibri" w:cs="Calibri"/>
                 <w:color w:val="000000"/>
                 <w:kern w:val="0"/>
-                <w:highlight w:val="yellow"/>
+                <w:highlight w:val="green"/>
                 <w14:ligatures w14:val="none"/>
               </w:rPr>
             </w:pPr>
@@ -14418,7 +14436,7 @@
                 <w:rFonts w:ascii="Arial" w:eastAsia="Times New Roman" w:hAnsi="Arial" w:cs="Arial"/>
                 <w:color w:val="000000"/>
                 <w:kern w:val="0"/>
-                <w:highlight w:val="yellow"/>
+                <w:highlight w:val="green"/>
                 <w14:ligatures w14:val="none"/>
               </w:rPr>
               <w:t>2 (</w:t>
@@ -14428,7 +14446,7 @@
                 <w:rFonts w:ascii="Calibri" w:eastAsia="Times New Roman" w:hAnsi="Calibri" w:cs="Calibri"/>
                 <w:color w:val="000000"/>
                 <w:kern w:val="0"/>
-                <w:highlight w:val="yellow"/>
+                <w:highlight w:val="green"/>
                 <w14:ligatures w14:val="none"/>
               </w:rPr>
               <w:t>0:01:54) (F2)</w:t>
@@ -14447,16 +14465,16 @@
                 <w:kern w:val="0"/>
                 <w:sz w:val="24"/>
                 <w:szCs w:val="24"/>
-                <w:highlight w:val="yellow"/>
-                <w14:ligatures w14:val="none"/>
-              </w:rPr>
-            </w:pPr>
-            <w:r>
-              <w:rPr>
-                <w:rFonts w:ascii="Calibri" w:eastAsia="Times New Roman" w:hAnsi="Calibri" w:cs="Calibri"/>
-                <w:color w:val="000000"/>
-                <w:kern w:val="0"/>
-                <w:highlight w:val="yellow"/>
+                <w:highlight w:val="green"/>
+                <w14:ligatures w14:val="none"/>
+              </w:rPr>
+            </w:pPr>
+            <w:r>
+              <w:rPr>
+                <w:rFonts w:ascii="Calibri" w:eastAsia="Times New Roman" w:hAnsi="Calibri" w:cs="Calibri"/>
+                <w:color w:val="000000"/>
+                <w:kern w:val="0"/>
+                <w:highlight w:val="green"/>
                 <w14:ligatures w14:val="none"/>
               </w:rPr>
               <w:t xml:space="preserve">3 (0:00:42 in </w:t>
@@ -14468,7 +14486,7 @@
                 <w:bCs/>
                 <w:color w:val="000000"/>
                 <w:kern w:val="0"/>
-                <w:highlight w:val="yellow"/>
+                <w:highlight w:val="green"/>
                 <w14:ligatures w14:val="none"/>
               </w:rPr>
               <w:t>F3</w:t>
@@ -14478,7 +14496,7 @@
                 <w:rFonts w:ascii="Calibri" w:eastAsia="Times New Roman" w:hAnsi="Calibri" w:cs="Calibri"/>
                 <w:color w:val="000000"/>
                 <w:kern w:val="0"/>
-                <w:highlight w:val="yellow"/>
+                <w:highlight w:val="green"/>
                 <w14:ligatures w14:val="none"/>
               </w:rPr>
               <w:t>)</w:t>
@@ -14488,7 +14506,7 @@
                 <w:rFonts w:ascii="Calibri" w:eastAsia="Times New Roman" w:hAnsi="Calibri" w:cs="Calibri"/>
                 <w:color w:val="000000"/>
                 <w:kern w:val="0"/>
-                <w:highlight w:val="yellow"/>
+                <w:highlight w:val="green"/>
                 <w14:ligatures w14:val="none"/>
               </w:rPr>
               <w:t xml:space="preserve"> </w:t>
@@ -14503,30 +14521,30 @@
                 <w:kern w:val="0"/>
                 <w:sz w:val="24"/>
                 <w:szCs w:val="24"/>
-                <w:highlight w:val="yellow"/>
-                <w14:ligatures w14:val="none"/>
-              </w:rPr>
-            </w:pPr>
-          </w:p>
-          <w:p>
-            <w:pPr>
-              <w:spacing w:after="0" w:line="240" w:lineRule="auto"/>
-              <w:rPr>
-                <w:rFonts w:ascii="Times New Roman" w:eastAsia="Times New Roman" w:hAnsi="Times New Roman" w:cs="Times New Roman"/>
-                <w:kern w:val="0"/>
-                <w:sz w:val="24"/>
-                <w:szCs w:val="24"/>
-                <w:highlight w:val="yellow"/>
-                <w14:ligatures w14:val="none"/>
-              </w:rPr>
-            </w:pPr>
-            <w:r>
-              <w:rPr>
-                <w:rFonts w:ascii="Times New Roman" w:eastAsia="Times New Roman" w:hAnsi="Times New Roman" w:cs="Times New Roman"/>
-                <w:kern w:val="0"/>
-                <w:sz w:val="24"/>
-                <w:szCs w:val="24"/>
-                <w:highlight w:val="yellow"/>
+                <w:highlight w:val="green"/>
+                <w14:ligatures w14:val="none"/>
+              </w:rPr>
+            </w:pPr>
+          </w:p>
+          <w:p>
+            <w:pPr>
+              <w:spacing w:after="0" w:line="240" w:lineRule="auto"/>
+              <w:rPr>
+                <w:rFonts w:ascii="Times New Roman" w:eastAsia="Times New Roman" w:hAnsi="Times New Roman" w:cs="Times New Roman"/>
+                <w:kern w:val="0"/>
+                <w:sz w:val="24"/>
+                <w:szCs w:val="24"/>
+                <w:highlight w:val="green"/>
+                <w14:ligatures w14:val="none"/>
+              </w:rPr>
+            </w:pPr>
+            <w:r>
+              <w:rPr>
+                <w:rFonts w:ascii="Times New Roman" w:eastAsia="Times New Roman" w:hAnsi="Times New Roman" w:cs="Times New Roman"/>
+                <w:kern w:val="0"/>
+                <w:sz w:val="24"/>
+                <w:szCs w:val="24"/>
+                <w:highlight w:val="green"/>
                 <w14:ligatures w14:val="none"/>
               </w:rPr>
               <w:t>Species: Swimmer crab?</w:t>
@@ -14537,7 +14555,7 @@
                 <w:kern w:val="0"/>
                 <w:sz w:val="24"/>
                 <w:szCs w:val="24"/>
-                <w:highlight w:val="yellow"/>
+                <w:highlight w:val="green"/>
                 <w14:ligatures w14:val="none"/>
               </w:rPr>
               <w:br/>
@@ -14552,7 +14570,7 @@
                 <w:kern w:val="0"/>
                 <w:sz w:val="24"/>
                 <w:szCs w:val="24"/>
-                <w:highlight w:val="yellow"/>
+                <w:highlight w:val="green"/>
                 <w14:ligatures w14:val="none"/>
               </w:rPr>
             </w:pPr>
@@ -14563,7 +14581,7 @@
                 <w:kern w:val="0"/>
                 <w:sz w:val="24"/>
                 <w:szCs w:val="24"/>
-                <w:highlight w:val="yellow"/>
+                <w:highlight w:val="green"/>
                 <w14:ligatures w14:val="none"/>
               </w:rPr>
               <w:t>MaxN</w:t>
@@ -14575,54 +14593,34 @@
                 <w:kern w:val="0"/>
                 <w:sz w:val="24"/>
                 <w:szCs w:val="24"/>
-                <w:highlight w:val="yellow"/>
-                <w14:ligatures w14:val="none"/>
-              </w:rPr>
-              <w:t>: 1 (F1)</w:t>
-            </w:r>
-            <w:r>
-              <w:rPr>
-                <w:rFonts w:ascii="Times New Roman" w:eastAsia="Times New Roman" w:hAnsi="Times New Roman" w:cs="Times New Roman"/>
-                <w:kern w:val="0"/>
-                <w:sz w:val="24"/>
-                <w:szCs w:val="24"/>
-                <w:highlight w:val="yellow"/>
-                <w14:ligatures w14:val="none"/>
-              </w:rPr>
-              <w:t xml:space="preserve"> </w:t>
-            </w:r>
-            <w:r>
-              <w:rPr>
-                <w:rFonts w:ascii="Times New Roman" w:eastAsia="Times New Roman" w:hAnsi="Times New Roman" w:cs="Times New Roman"/>
-                <w:kern w:val="0"/>
-                <w:sz w:val="24"/>
-                <w:szCs w:val="24"/>
-                <w14:ligatures w14:val="none"/>
-              </w:rPr>
-              <w:t>ADD SWIMMER CRABS</w:t>
-            </w:r>
-          </w:p>
-          <w:p>
-            <w:pPr>
-              <w:spacing w:after="0" w:line="240" w:lineRule="auto"/>
-              <w:rPr>
-                <w:rFonts w:ascii="Times New Roman" w:eastAsia="Times New Roman" w:hAnsi="Times New Roman" w:cs="Times New Roman"/>
-                <w:kern w:val="0"/>
-                <w:sz w:val="24"/>
-                <w:szCs w:val="24"/>
-                <w:highlight w:val="yellow"/>
-                <w14:ligatures w14:val="none"/>
-              </w:rPr>
-            </w:pPr>
-          </w:p>
-          <w:p>
-            <w:pPr>
-              <w:spacing w:after="0" w:line="240" w:lineRule="auto"/>
-              <w:rPr>
-                <w:rFonts w:ascii="Times New Roman" w:eastAsia="Times New Roman" w:hAnsi="Times New Roman" w:cs="Times New Roman"/>
-                <w:kern w:val="0"/>
-                <w:sz w:val="24"/>
-                <w:szCs w:val="24"/>
+                <w:highlight w:val="green"/>
+                <w14:ligatures w14:val="none"/>
+              </w:rPr>
+              <w:t>: 1 (F1) ADD SWIMMER CRABS</w:t>
+            </w:r>
+          </w:p>
+          <w:p>
+            <w:pPr>
+              <w:spacing w:after="0" w:line="240" w:lineRule="auto"/>
+              <w:rPr>
+                <w:rFonts w:ascii="Times New Roman" w:eastAsia="Times New Roman" w:hAnsi="Times New Roman" w:cs="Times New Roman"/>
+                <w:kern w:val="0"/>
+                <w:sz w:val="24"/>
+                <w:szCs w:val="24"/>
+                <w:highlight w:val="green"/>
+                <w14:ligatures w14:val="none"/>
+              </w:rPr>
+            </w:pPr>
+          </w:p>
+          <w:p>
+            <w:pPr>
+              <w:spacing w:after="0" w:line="240" w:lineRule="auto"/>
+              <w:rPr>
+                <w:rFonts w:ascii="Times New Roman" w:eastAsia="Times New Roman" w:hAnsi="Times New Roman" w:cs="Times New Roman"/>
+                <w:kern w:val="0"/>
+                <w:sz w:val="24"/>
+                <w:szCs w:val="24"/>
+                <w:highlight w:val="green"/>
                 <w14:ligatures w14:val="none"/>
               </w:rPr>
             </w:pPr>
@@ -14799,6 +14797,7 @@
                 <w:kern w:val="0"/>
                 <w:sz w:val="24"/>
                 <w:szCs w:val="24"/>
+                <w:highlight w:val="green"/>
                 <w14:ligatures w14:val="none"/>
               </w:rPr>
             </w:pPr>
@@ -14882,6 +14881,7 @@
                 <w:rFonts w:ascii="Arial" w:eastAsia="Times New Roman" w:hAnsi="Arial" w:cs="Arial"/>
                 <w:color w:val="000000"/>
                 <w:kern w:val="0"/>
+                <w:highlight w:val="green"/>
                 <w14:ligatures w14:val="none"/>
               </w:rPr>
               <w:t>REMOVE</w:t>
@@ -14892,6 +14892,7 @@
                 <w:rFonts w:ascii="Arial" w:eastAsia="Times New Roman" w:hAnsi="Arial" w:cs="Arial"/>
                 <w:color w:val="000000"/>
                 <w:kern w:val="0"/>
+                <w:highlight w:val="green"/>
                 <w14:ligatures w14:val="none"/>
               </w:rPr>
               <w:t xml:space="preserve"> ITS JUST A SAND GOBY</w:t>
@@ -17270,7 +17271,7 @@
                 <w:rFonts w:ascii="Arial" w:eastAsia="Times New Roman" w:hAnsi="Arial" w:cs="Arial"/>
                 <w:color w:val="000000"/>
                 <w:kern w:val="0"/>
-                <w:highlight w:val="yellow"/>
+                <w:highlight w:val="green"/>
                 <w14:ligatures w14:val="none"/>
               </w:rPr>
             </w:pPr>
@@ -17279,7 +17280,7 @@
                 <w:rFonts w:ascii="Arial" w:eastAsia="Times New Roman" w:hAnsi="Arial" w:cs="Arial"/>
                 <w:color w:val="000000"/>
                 <w:kern w:val="0"/>
-                <w:highlight w:val="yellow"/>
+                <w:highlight w:val="green"/>
                 <w14:ligatures w14:val="none"/>
               </w:rPr>
               <w:t>CRAB</w:t>
@@ -17297,7 +17298,7 @@
                 <w:rFonts w:ascii="Arial" w:eastAsia="Times New Roman" w:hAnsi="Arial" w:cs="Arial"/>
                 <w:color w:val="000000"/>
                 <w:kern w:val="0"/>
-                <w:highlight w:val="yellow"/>
+                <w:highlight w:val="green"/>
                 <w14:ligatures w14:val="none"/>
               </w:rPr>
             </w:pPr>
@@ -17306,7 +17307,7 @@
                 <w:rFonts w:ascii="Arial" w:eastAsia="Times New Roman" w:hAnsi="Arial" w:cs="Arial"/>
                 <w:color w:val="000000"/>
                 <w:kern w:val="0"/>
-                <w:highlight w:val="yellow"/>
+                <w:highlight w:val="green"/>
                 <w14:ligatures w14:val="none"/>
               </w:rPr>
               <w:t>1 07:19 M</w:t>
@@ -17324,7 +17325,7 @@
                 <w:rFonts w:ascii="Arial" w:eastAsia="Times New Roman" w:hAnsi="Arial" w:cs="Arial"/>
                 <w:color w:val="000000"/>
                 <w:kern w:val="0"/>
-                <w:highlight w:val="yellow"/>
+                <w:highlight w:val="green"/>
                 <w14:ligatures w14:val="none"/>
               </w:rPr>
             </w:pPr>
@@ -17333,7 +17334,7 @@
                 <w:rFonts w:ascii="Arial" w:eastAsia="Times New Roman" w:hAnsi="Arial" w:cs="Arial"/>
                 <w:color w:val="000000"/>
                 <w:kern w:val="0"/>
-                <w:highlight w:val="yellow"/>
+                <w:highlight w:val="green"/>
                 <w14:ligatures w14:val="none"/>
               </w:rPr>
               <w:t>2 08:20 M</w:t>
@@ -17351,7 +17352,7 @@
                 <w:rFonts w:ascii="Arial" w:eastAsia="Times New Roman" w:hAnsi="Arial" w:cs="Arial"/>
                 <w:color w:val="000000"/>
                 <w:kern w:val="0"/>
-                <w:highlight w:val="yellow"/>
+                <w:highlight w:val="green"/>
                 <w14:ligatures w14:val="none"/>
               </w:rPr>
             </w:pPr>
@@ -17360,7 +17361,7 @@
                 <w:rFonts w:ascii="Arial" w:eastAsia="Times New Roman" w:hAnsi="Arial" w:cs="Arial"/>
                 <w:color w:val="000000"/>
                 <w:kern w:val="0"/>
-                <w:highlight w:val="yellow"/>
+                <w:highlight w:val="green"/>
                 <w14:ligatures w14:val="none"/>
               </w:rPr>
               <w:t>09:20 M</w:t>
@@ -17378,7 +17379,7 @@
                 <w:rFonts w:ascii="Arial" w:eastAsia="Times New Roman" w:hAnsi="Arial" w:cs="Arial"/>
                 <w:color w:val="000000"/>
                 <w:kern w:val="0"/>
-                <w:highlight w:val="yellow"/>
+                <w:highlight w:val="green"/>
                 <w14:ligatures w14:val="none"/>
               </w:rPr>
             </w:pPr>
@@ -17387,7 +17388,7 @@
                 <w:rFonts w:ascii="Arial" w:eastAsia="Times New Roman" w:hAnsi="Arial" w:cs="Arial"/>
                 <w:color w:val="000000"/>
                 <w:kern w:val="0"/>
-                <w:highlight w:val="yellow"/>
+                <w:highlight w:val="green"/>
                 <w14:ligatures w14:val="none"/>
               </w:rPr>
               <w:t>10:06 M</w:t>
@@ -17405,7 +17406,7 @@
                 <w:rFonts w:ascii="Arial" w:eastAsia="Times New Roman" w:hAnsi="Arial" w:cs="Arial"/>
                 <w:color w:val="000000"/>
                 <w:kern w:val="0"/>
-                <w:highlight w:val="yellow"/>
+                <w:highlight w:val="green"/>
                 <w14:ligatures w14:val="none"/>
               </w:rPr>
             </w:pPr>
@@ -17414,7 +17415,7 @@
                 <w:rFonts w:ascii="Arial" w:eastAsia="Times New Roman" w:hAnsi="Arial" w:cs="Arial"/>
                 <w:color w:val="000000"/>
                 <w:kern w:val="0"/>
-                <w:highlight w:val="yellow"/>
+                <w:highlight w:val="green"/>
                 <w14:ligatures w14:val="none"/>
               </w:rPr>
               <w:t>3 10:53 M</w:t>
@@ -17432,7 +17433,7 @@
                 <w:rFonts w:ascii="Arial" w:eastAsia="Times New Roman" w:hAnsi="Arial" w:cs="Arial"/>
                 <w:color w:val="000000"/>
                 <w:kern w:val="0"/>
-                <w:highlight w:val="yellow"/>
+                <w:highlight w:val="green"/>
                 <w14:ligatures w14:val="none"/>
               </w:rPr>
             </w:pPr>
@@ -17441,7 +17442,7 @@
                 <w:rFonts w:ascii="Arial" w:eastAsia="Times New Roman" w:hAnsi="Arial" w:cs="Arial"/>
                 <w:color w:val="000000"/>
                 <w:kern w:val="0"/>
-                <w:highlight w:val="yellow"/>
+                <w:highlight w:val="green"/>
                 <w14:ligatures w14:val="none"/>
               </w:rPr>
               <w:t>13:48 GOOD SHOT</w:t>
@@ -17459,7 +17460,7 @@
                 <w:rFonts w:ascii="Arial" w:eastAsia="Times New Roman" w:hAnsi="Arial" w:cs="Arial"/>
                 <w:color w:val="000000"/>
                 <w:kern w:val="0"/>
-                <w:highlight w:val="yellow"/>
+                <w:highlight w:val="green"/>
                 <w14:ligatures w14:val="none"/>
               </w:rPr>
             </w:pPr>
@@ -17468,7 +17469,7 @@
                 <w:rFonts w:ascii="Arial" w:eastAsia="Times New Roman" w:hAnsi="Arial" w:cs="Arial"/>
                 <w:color w:val="000000"/>
                 <w:kern w:val="0"/>
-                <w:highlight w:val="yellow"/>
+                <w:highlight w:val="green"/>
                 <w14:ligatures w14:val="none"/>
               </w:rPr>
               <w:t>15:29 M</w:t>
@@ -17486,7 +17487,7 @@
                 <w:rFonts w:ascii="Arial" w:eastAsia="Times New Roman" w:hAnsi="Arial" w:cs="Arial"/>
                 <w:color w:val="000000"/>
                 <w:kern w:val="0"/>
-                <w:highlight w:val="yellow"/>
+                <w:highlight w:val="green"/>
                 <w14:ligatures w14:val="none"/>
               </w:rPr>
             </w:pPr>
@@ -17495,7 +17496,7 @@
                 <w:rFonts w:ascii="Arial" w:eastAsia="Times New Roman" w:hAnsi="Arial" w:cs="Arial"/>
                 <w:color w:val="000000"/>
                 <w:kern w:val="0"/>
-                <w:highlight w:val="yellow"/>
+                <w:highlight w:val="green"/>
                 <w14:ligatures w14:val="none"/>
               </w:rPr>
               <w:t>22:56 M</w:t>
@@ -17513,7 +17514,7 @@
                 <w:rFonts w:ascii="Arial" w:eastAsia="Times New Roman" w:hAnsi="Arial" w:cs="Arial"/>
                 <w:color w:val="000000"/>
                 <w:kern w:val="0"/>
-                <w:highlight w:val="yellow"/>
+                <w:highlight w:val="green"/>
                 <w14:ligatures w14:val="none"/>
               </w:rPr>
             </w:pPr>
@@ -17522,7 +17523,7 @@
                 <w:rFonts w:ascii="Arial" w:eastAsia="Times New Roman" w:hAnsi="Arial" w:cs="Arial"/>
                 <w:color w:val="000000"/>
                 <w:kern w:val="0"/>
-                <w:highlight w:val="yellow"/>
+                <w:highlight w:val="green"/>
                 <w14:ligatures w14:val="none"/>
               </w:rPr>
               <w:t>27:13 M</w:t>
@@ -17540,7 +17541,7 @@
                 <w:rFonts w:ascii="Arial" w:eastAsia="Times New Roman" w:hAnsi="Arial" w:cs="Arial"/>
                 <w:color w:val="000000"/>
                 <w:kern w:val="0"/>
-                <w:highlight w:val="yellow"/>
+                <w:highlight w:val="green"/>
                 <w14:ligatures w14:val="none"/>
               </w:rPr>
             </w:pPr>
@@ -17549,7 +17550,7 @@
                 <w:rFonts w:ascii="Arial" w:eastAsia="Times New Roman" w:hAnsi="Arial" w:cs="Arial"/>
                 <w:color w:val="000000"/>
                 <w:kern w:val="0"/>
-                <w:highlight w:val="yellow"/>
+                <w:highlight w:val="green"/>
                 <w14:ligatures w14:val="none"/>
               </w:rPr>
               <w:t>28:18 S</w:t>
@@ -17567,7 +17568,7 @@
                 <w:rFonts w:ascii="Arial" w:eastAsia="Times New Roman" w:hAnsi="Arial" w:cs="Arial"/>
                 <w:color w:val="000000"/>
                 <w:kern w:val="0"/>
-                <w:highlight w:val="yellow"/>
+                <w:highlight w:val="green"/>
                 <w14:ligatures w14:val="none"/>
               </w:rPr>
             </w:pPr>
@@ -17576,7 +17577,7 @@
                 <w:rFonts w:ascii="Arial" w:eastAsia="Times New Roman" w:hAnsi="Arial" w:cs="Arial"/>
                 <w:color w:val="000000"/>
                 <w:kern w:val="0"/>
-                <w:highlight w:val="yellow"/>
+                <w:highlight w:val="green"/>
                 <w14:ligatures w14:val="none"/>
               </w:rPr>
               <w:t>34:06 M</w:t>
@@ -17594,7 +17595,7 @@
                 <w:rFonts w:ascii="Arial" w:eastAsia="Times New Roman" w:hAnsi="Arial" w:cs="Arial"/>
                 <w:color w:val="000000"/>
                 <w:kern w:val="0"/>
-                <w:highlight w:val="yellow"/>
+                <w:highlight w:val="green"/>
                 <w14:ligatures w14:val="none"/>
               </w:rPr>
             </w:pPr>
@@ -17603,7 +17604,7 @@
                 <w:rFonts w:ascii="Arial" w:eastAsia="Times New Roman" w:hAnsi="Arial" w:cs="Arial"/>
                 <w:color w:val="000000"/>
                 <w:kern w:val="0"/>
-                <w:highlight w:val="yellow"/>
+                <w:highlight w:val="green"/>
                 <w14:ligatures w14:val="none"/>
               </w:rPr>
               <w:t>09:04 M</w:t>
@@ -17616,7 +17617,7 @@
                 <w:rFonts w:ascii="Arial" w:eastAsia="Times New Roman" w:hAnsi="Arial" w:cs="Arial"/>
                 <w:color w:val="000000"/>
                 <w:kern w:val="0"/>
-                <w:highlight w:val="yellow"/>
+                <w:highlight w:val="green"/>
                 <w14:ligatures w14:val="none"/>
               </w:rPr>
             </w:pPr>
@@ -17628,7 +17629,7 @@
                 <w:rFonts w:ascii="Arial" w:eastAsia="Times New Roman" w:hAnsi="Arial" w:cs="Arial"/>
                 <w:color w:val="000000"/>
                 <w:kern w:val="0"/>
-                <w:highlight w:val="yellow"/>
+                <w:highlight w:val="green"/>
                 <w14:ligatures w14:val="none"/>
               </w:rPr>
             </w:pPr>
@@ -17637,7 +17638,7 @@
                 <w:rFonts w:ascii="Arial" w:eastAsia="Times New Roman" w:hAnsi="Arial" w:cs="Arial"/>
                 <w:color w:val="000000"/>
                 <w:kern w:val="0"/>
-                <w:highlight w:val="yellow"/>
+                <w:highlight w:val="green"/>
                 <w14:ligatures w14:val="none"/>
               </w:rPr>
               <w:t>DO THESE FOR CRABS:</w:t>
@@ -17650,7 +17651,7 @@
                 <w:rFonts w:ascii="Arial" w:eastAsia="Times New Roman" w:hAnsi="Arial" w:cs="Arial"/>
                 <w:color w:val="000000"/>
                 <w:kern w:val="0"/>
-                <w:highlight w:val="yellow"/>
+                <w:highlight w:val="green"/>
                 <w14:ligatures w14:val="none"/>
               </w:rPr>
             </w:pPr>
@@ -17659,7 +17660,7 @@
                 <w:rFonts w:ascii="Arial" w:eastAsia="Times New Roman" w:hAnsi="Arial" w:cs="Arial"/>
                 <w:color w:val="000000"/>
                 <w:kern w:val="0"/>
-                <w:highlight w:val="yellow"/>
+                <w:highlight w:val="green"/>
                 <w14:ligatures w14:val="none"/>
               </w:rPr>
               <w:t>Species: Mud crab</w:t>
@@ -17672,7 +17673,7 @@
                 <w:rFonts w:ascii="Arial" w:eastAsia="Times New Roman" w:hAnsi="Arial" w:cs="Arial"/>
                 <w:color w:val="000000"/>
                 <w:kern w:val="0"/>
-                <w:highlight w:val="yellow"/>
+                <w:highlight w:val="green"/>
                 <w14:ligatures w14:val="none"/>
               </w:rPr>
             </w:pPr>
@@ -17681,7 +17682,7 @@
                 <w:rFonts w:ascii="Arial" w:eastAsia="Times New Roman" w:hAnsi="Arial" w:cs="Arial"/>
                 <w:color w:val="000000"/>
                 <w:kern w:val="0"/>
-                <w:highlight w:val="yellow"/>
+                <w:highlight w:val="green"/>
                 <w14:ligatures w14:val="none"/>
               </w:rPr>
               <w:t>T1: 00:06:40 (F1)</w:t>
@@ -17694,7 +17695,7 @@
                 <w:rFonts w:ascii="Arial" w:eastAsia="Times New Roman" w:hAnsi="Arial" w:cs="Arial"/>
                 <w:color w:val="000000"/>
                 <w:kern w:val="0"/>
-                <w:highlight w:val="yellow"/>
+                <w:highlight w:val="green"/>
                 <w14:ligatures w14:val="none"/>
               </w:rPr>
             </w:pPr>
@@ -17704,7 +17705,7 @@
                 <w:rFonts w:ascii="Arial" w:eastAsia="Times New Roman" w:hAnsi="Arial" w:cs="Arial"/>
                 <w:color w:val="000000"/>
                 <w:kern w:val="0"/>
-                <w:highlight w:val="yellow"/>
+                <w:highlight w:val="green"/>
                 <w14:ligatures w14:val="none"/>
               </w:rPr>
               <w:t>MaxN</w:t>
@@ -17715,7 +17716,7 @@
                 <w:rFonts w:ascii="Arial" w:eastAsia="Times New Roman" w:hAnsi="Arial" w:cs="Arial"/>
                 <w:color w:val="000000"/>
                 <w:kern w:val="0"/>
-                <w:highlight w:val="yellow"/>
+                <w:highlight w:val="green"/>
                 <w14:ligatures w14:val="none"/>
               </w:rPr>
               <w:t>:</w:t>
@@ -17728,7 +17729,7 @@
                 <w:rFonts w:ascii="Arial" w:eastAsia="Times New Roman" w:hAnsi="Arial" w:cs="Arial"/>
                 <w:color w:val="000000"/>
                 <w:kern w:val="0"/>
-                <w:highlight w:val="yellow"/>
+                <w:highlight w:val="green"/>
                 <w14:ligatures w14:val="none"/>
               </w:rPr>
             </w:pPr>
@@ -17737,7 +17738,7 @@
                 <w:rFonts w:ascii="Arial" w:eastAsia="Times New Roman" w:hAnsi="Arial" w:cs="Arial"/>
                 <w:color w:val="000000"/>
                 <w:kern w:val="0"/>
-                <w:highlight w:val="yellow"/>
+                <w:highlight w:val="green"/>
                 <w14:ligatures w14:val="none"/>
               </w:rPr>
               <w:t>-2 (00:06:40) (F1)</w:t>
@@ -17750,7 +17751,7 @@
                 <w:rFonts w:ascii="Arial" w:eastAsia="Times New Roman" w:hAnsi="Arial" w:cs="Arial"/>
                 <w:color w:val="000000"/>
                 <w:kern w:val="0"/>
-                <w:highlight w:val="yellow"/>
+                <w:highlight w:val="green"/>
                 <w14:ligatures w14:val="none"/>
               </w:rPr>
             </w:pPr>
@@ -17759,7 +17760,7 @@
                 <w:rFonts w:ascii="Arial" w:eastAsia="Times New Roman" w:hAnsi="Arial" w:cs="Arial"/>
                 <w:color w:val="000000"/>
                 <w:kern w:val="0"/>
-                <w:highlight w:val="yellow"/>
+                <w:highlight w:val="green"/>
                 <w14:ligatures w14:val="none"/>
               </w:rPr>
               <w:t>-3 (00:07:14) (F1)</w:t>
@@ -17772,7 +17773,7 @@
                 <w:rFonts w:ascii="Arial" w:eastAsia="Times New Roman" w:hAnsi="Arial" w:cs="Arial"/>
                 <w:color w:val="000000"/>
                 <w:kern w:val="0"/>
-                <w:highlight w:val="yellow"/>
+                <w:highlight w:val="green"/>
                 <w14:ligatures w14:val="none"/>
               </w:rPr>
             </w:pPr>
@@ -17784,7 +17785,7 @@
                 <w:rFonts w:ascii="Arial" w:eastAsia="Times New Roman" w:hAnsi="Arial" w:cs="Arial"/>
                 <w:color w:val="000000"/>
                 <w:kern w:val="0"/>
-                <w:highlight w:val="yellow"/>
+                <w:highlight w:val="green"/>
                 <w14:ligatures w14:val="none"/>
               </w:rPr>
             </w:pPr>
@@ -17796,7 +17797,7 @@
                 <w:rFonts w:ascii="Arial" w:eastAsia="Times New Roman" w:hAnsi="Arial" w:cs="Arial"/>
                 <w:color w:val="000000"/>
                 <w:kern w:val="0"/>
-                <w:highlight w:val="yellow"/>
+                <w:highlight w:val="green"/>
                 <w14:ligatures w14:val="none"/>
               </w:rPr>
             </w:pPr>
@@ -17805,7 +17806,7 @@
                 <w:rFonts w:ascii="Arial" w:eastAsia="Times New Roman" w:hAnsi="Arial" w:cs="Arial"/>
                 <w:color w:val="000000"/>
                 <w:kern w:val="0"/>
-                <w:highlight w:val="yellow"/>
+                <w:highlight w:val="green"/>
                 <w14:ligatures w14:val="none"/>
               </w:rPr>
               <w:t>Species: Sand goby</w:t>
@@ -17818,7 +17819,7 @@
                 <w:rFonts w:ascii="Arial" w:eastAsia="Times New Roman" w:hAnsi="Arial" w:cs="Arial"/>
                 <w:color w:val="000000"/>
                 <w:kern w:val="0"/>
-                <w:highlight w:val="yellow"/>
+                <w:highlight w:val="green"/>
                 <w14:ligatures w14:val="none"/>
               </w:rPr>
             </w:pPr>
@@ -17827,7 +17828,7 @@
                 <w:rFonts w:ascii="Arial" w:eastAsia="Times New Roman" w:hAnsi="Arial" w:cs="Arial"/>
                 <w:color w:val="000000"/>
                 <w:kern w:val="0"/>
-                <w:highlight w:val="yellow"/>
+                <w:highlight w:val="green"/>
                 <w14:ligatures w14:val="none"/>
               </w:rPr>
               <w:t xml:space="preserve">T1: 00:07:56 (F1) – hard to see, look for figure moving at the bottom of the screen </w:t>
@@ -17838,7 +17839,7 @@
                 <w:rFonts w:ascii="Arial" w:eastAsia="Times New Roman" w:hAnsi="Arial" w:cs="Arial"/>
                 <w:color w:val="000000"/>
                 <w:kern w:val="0"/>
-                <w:highlight w:val="yellow"/>
+                <w:highlight w:val="green"/>
                 <w14:ligatures w14:val="none"/>
               </w:rPr>
               <w:t>at this time</w:t>
@@ -17852,7 +17853,7 @@
                 <w:rFonts w:ascii="Arial" w:eastAsia="Times New Roman" w:hAnsi="Arial" w:cs="Arial"/>
                 <w:color w:val="000000"/>
                 <w:kern w:val="0"/>
-                <w:highlight w:val="yellow"/>
+                <w:highlight w:val="green"/>
                 <w14:ligatures w14:val="none"/>
               </w:rPr>
             </w:pPr>
@@ -17862,7 +17863,7 @@
                 <w:rFonts w:ascii="Arial" w:eastAsia="Times New Roman" w:hAnsi="Arial" w:cs="Arial"/>
                 <w:color w:val="000000"/>
                 <w:kern w:val="0"/>
-                <w:highlight w:val="yellow"/>
+                <w:highlight w:val="green"/>
                 <w14:ligatures w14:val="none"/>
               </w:rPr>
               <w:t>MaxN</w:t>
@@ -17873,7 +17874,7 @@
                 <w:rFonts w:ascii="Arial" w:eastAsia="Times New Roman" w:hAnsi="Arial" w:cs="Arial"/>
                 <w:color w:val="000000"/>
                 <w:kern w:val="0"/>
-                <w:highlight w:val="yellow"/>
+                <w:highlight w:val="green"/>
                 <w14:ligatures w14:val="none"/>
               </w:rPr>
               <w:t xml:space="preserve">: </w:t>
@@ -17886,7 +17887,7 @@
                 <w:rFonts w:ascii="Arial" w:eastAsia="Times New Roman" w:hAnsi="Arial" w:cs="Arial"/>
                 <w:color w:val="000000"/>
                 <w:kern w:val="0"/>
-                <w:highlight w:val="yellow"/>
+                <w:highlight w:val="green"/>
                 <w14:ligatures w14:val="none"/>
               </w:rPr>
             </w:pPr>
@@ -17895,7 +17896,7 @@
                 <w:rFonts w:ascii="Arial" w:eastAsia="Times New Roman" w:hAnsi="Arial" w:cs="Arial"/>
                 <w:color w:val="000000"/>
                 <w:kern w:val="0"/>
-                <w:highlight w:val="yellow"/>
+                <w:highlight w:val="green"/>
                 <w14:ligatures w14:val="none"/>
               </w:rPr>
               <w:t>-1 (00:07:56) (F1)</w:t>
@@ -17908,7 +17909,7 @@
                 <w:rFonts w:ascii="Arial" w:eastAsia="Times New Roman" w:hAnsi="Arial" w:cs="Arial"/>
                 <w:color w:val="000000"/>
                 <w:kern w:val="0"/>
-                <w:highlight w:val="yellow"/>
+                <w:highlight w:val="green"/>
                 <w14:ligatures w14:val="none"/>
               </w:rPr>
             </w:pPr>
@@ -17917,7 +17918,7 @@
                 <w:rFonts w:ascii="Arial" w:eastAsia="Times New Roman" w:hAnsi="Arial" w:cs="Arial"/>
                 <w:color w:val="000000"/>
                 <w:kern w:val="0"/>
-                <w:highlight w:val="yellow"/>
+                <w:highlight w:val="green"/>
                 <w14:ligatures w14:val="none"/>
               </w:rPr>
               <w:t>-2 (00:22:40) (F1)</w:t>
@@ -17930,7 +17931,7 @@
                 <w:rFonts w:ascii="Arial" w:eastAsia="Times New Roman" w:hAnsi="Arial" w:cs="Arial"/>
                 <w:color w:val="000000"/>
                 <w:kern w:val="0"/>
-                <w:highlight w:val="yellow"/>
+                <w:highlight w:val="green"/>
                 <w14:ligatures w14:val="none"/>
               </w:rPr>
             </w:pPr>
@@ -17944,6 +17945,7 @@
                 <w:kern w:val="0"/>
                 <w:sz w:val="24"/>
                 <w:szCs w:val="24"/>
+                <w:highlight w:val="green"/>
                 <w14:ligatures w14:val="none"/>
               </w:rPr>
             </w:pPr>
@@ -17957,6 +17959,7 @@
                 <w:kern w:val="0"/>
                 <w:sz w:val="24"/>
                 <w:szCs w:val="24"/>
+                <w:highlight w:val="green"/>
                 <w14:ligatures w14:val="none"/>
               </w:rPr>
             </w:pPr>
@@ -17980,17 +17983,7 @@
                 <w:highlight w:val="green"/>
                 <w14:ligatures w14:val="none"/>
               </w:rPr>
-              <w:t xml:space="preserve"> </w:t>
-            </w:r>
-            <w:r>
-              <w:rPr>
-                <w:rFonts w:ascii="Times New Roman" w:eastAsia="Times New Roman" w:hAnsi="Times New Roman" w:cs="Times New Roman"/>
-                <w:kern w:val="0"/>
-                <w:sz w:val="24"/>
-                <w:szCs w:val="24"/>
-                <w14:ligatures w14:val="none"/>
-              </w:rPr>
-              <w:t>NEW T1 -1 (00:11:08) (F1)</w:t>
+              <w:t xml:space="preserve"> NEW T1 -1 (00:11:08) (F1)</w:t>
             </w:r>
           </w:p>
           <w:p>
@@ -18002,6 +17995,7 @@
                 <w:kern w:val="0"/>
                 <w:sz w:val="24"/>
                 <w:szCs w:val="24"/>
+                <w:highlight w:val="green"/>
                 <w14:ligatures w14:val="none"/>
               </w:rPr>
             </w:pPr>
@@ -18233,6 +18227,7 @@
                 <w:kern w:val="0"/>
                 <w:sz w:val="24"/>
                 <w:szCs w:val="24"/>
+                <w:highlight w:val="green"/>
                 <w14:ligatures w14:val="none"/>
               </w:rPr>
             </w:pPr>
@@ -18261,28 +18256,20 @@
                 <w:kern w:val="0"/>
                 <w:sz w:val="24"/>
                 <w:szCs w:val="24"/>
-                <w14:ligatures w14:val="none"/>
-              </w:rPr>
-            </w:pPr>
-            <w:r>
-              <w:rPr>
-                <w:rFonts w:ascii="Times New Roman" w:eastAsia="Times New Roman" w:hAnsi="Times New Roman" w:cs="Times New Roman"/>
-                <w:kern w:val="0"/>
-                <w:sz w:val="24"/>
-                <w:szCs w:val="24"/>
-                <w14:ligatures w14:val="none"/>
-              </w:rPr>
-              <w:t xml:space="preserve">NEW MAXN: </w:t>
-            </w:r>
-            <w:r>
-              <w:rPr>
-                <w:rFonts w:ascii="Times New Roman" w:eastAsia="Times New Roman" w:hAnsi="Times New Roman" w:cs="Times New Roman"/>
-                <w:kern w:val="0"/>
-                <w:sz w:val="24"/>
-                <w:szCs w:val="24"/>
-                <w14:ligatures w14:val="none"/>
-              </w:rPr>
-              <w:t>-3 (00:24:35) (F1)</w:t>
+                <w:highlight w:val="green"/>
+                <w14:ligatures w14:val="none"/>
+              </w:rPr>
+            </w:pPr>
+            <w:r>
+              <w:rPr>
+                <w:rFonts w:ascii="Times New Roman" w:eastAsia="Times New Roman" w:hAnsi="Times New Roman" w:cs="Times New Roman"/>
+                <w:kern w:val="0"/>
+                <w:sz w:val="24"/>
+                <w:szCs w:val="24"/>
+                <w:highlight w:val="green"/>
+                <w14:ligatures w14:val="none"/>
+              </w:rPr>
+              <w:t>NEW MAXN: -3 (00:24:35) (F1)</w:t>
             </w:r>
           </w:p>
           <w:p>
@@ -18298,6 +18285,7 @@
                 <w:kern w:val="0"/>
                 <w:sz w:val="24"/>
                 <w:szCs w:val="24"/>
+                <w:highlight w:val="green"/>
                 <w14:ligatures w14:val="none"/>
               </w:rPr>
             </w:pPr>
@@ -18311,6 +18299,7 @@
                 <w:kern w:val="0"/>
                 <w:sz w:val="24"/>
                 <w:szCs w:val="24"/>
+                <w:highlight w:val="green"/>
                 <w14:ligatures w14:val="none"/>
               </w:rPr>
             </w:pPr>
@@ -18324,17 +18313,17 @@
                 <w:kern w:val="0"/>
                 <w:sz w:val="24"/>
                 <w:szCs w:val="24"/>
-                <w:highlight w:val="yellow"/>
-                <w14:ligatures w14:val="none"/>
-              </w:rPr>
-            </w:pPr>
-            <w:r>
-              <w:rPr>
-                <w:rFonts w:ascii="Times New Roman" w:eastAsia="Times New Roman" w:hAnsi="Times New Roman" w:cs="Times New Roman"/>
-                <w:kern w:val="0"/>
-                <w:sz w:val="24"/>
-                <w:szCs w:val="24"/>
-                <w:highlight w:val="yellow"/>
+                <w:highlight w:val="green"/>
+                <w14:ligatures w14:val="none"/>
+              </w:rPr>
+            </w:pPr>
+            <w:r>
+              <w:rPr>
+                <w:rFonts w:ascii="Times New Roman" w:eastAsia="Times New Roman" w:hAnsi="Times New Roman" w:cs="Times New Roman"/>
+                <w:kern w:val="0"/>
+                <w:sz w:val="24"/>
+                <w:szCs w:val="24"/>
+                <w:highlight w:val="green"/>
                 <w14:ligatures w14:val="none"/>
               </w:rPr>
               <w:t>SHRIMP</w:t>
@@ -18362,7 +18351,7 @@
                 <w:kern w:val="0"/>
                 <w:sz w:val="24"/>
                 <w:szCs w:val="24"/>
-                <w:highlight w:val="yellow"/>
+                <w:highlight w:val="green"/>
                 <w14:ligatures w14:val="none"/>
               </w:rPr>
               <w:t>1 35:53</w:t>
@@ -19286,6 +19275,7 @@
                 <w:kern w:val="0"/>
                 <w:sz w:val="24"/>
                 <w:szCs w:val="24"/>
+                <w:highlight w:val="green"/>
                 <w14:ligatures w14:val="none"/>
               </w:rPr>
             </w:pPr>
@@ -19314,6 +19304,7 @@
                 <w:rFonts w:ascii="Arial" w:eastAsia="Times New Roman" w:hAnsi="Arial" w:cs="Arial"/>
                 <w:color w:val="000000"/>
                 <w:kern w:val="0"/>
+                <w:highlight w:val="green"/>
                 <w14:ligatures w14:val="none"/>
               </w:rPr>
               <w:t xml:space="preserve"> </w:t>
@@ -19327,6 +19318,7 @@
                 <w:kern w:val="0"/>
                 <w:sz w:val="24"/>
                 <w:szCs w:val="24"/>
+                <w:highlight w:val="green"/>
                 <w14:ligatures w14:val="none"/>
               </w:rPr>
             </w:pPr>
@@ -19339,7 +19331,7 @@
                 <w:rFonts w:ascii="Arial" w:eastAsia="Times New Roman" w:hAnsi="Arial" w:cs="Arial"/>
                 <w:color w:val="000000"/>
                 <w:kern w:val="0"/>
-                <w:highlight w:val="yellow"/>
+                <w:highlight w:val="green"/>
                 <w14:ligatures w14:val="none"/>
               </w:rPr>
             </w:pPr>
@@ -19348,7 +19340,7 @@
                 <w:rFonts w:ascii="Arial" w:eastAsia="Times New Roman" w:hAnsi="Arial" w:cs="Arial"/>
                 <w:color w:val="000000"/>
                 <w:kern w:val="0"/>
-                <w:highlight w:val="yellow"/>
+                <w:highlight w:val="green"/>
                 <w14:ligatures w14:val="none"/>
               </w:rPr>
               <w:t>CRAB</w:t>
@@ -19363,17 +19355,17 @@
                 <w:kern w:val="0"/>
                 <w:sz w:val="24"/>
                 <w:szCs w:val="24"/>
-                <w:highlight w:val="yellow"/>
-                <w14:ligatures w14:val="none"/>
-              </w:rPr>
-            </w:pPr>
-            <w:r>
-              <w:rPr>
-                <w:rFonts w:ascii="Times New Roman" w:eastAsia="Times New Roman" w:hAnsi="Times New Roman" w:cs="Times New Roman"/>
-                <w:kern w:val="0"/>
-                <w:sz w:val="24"/>
-                <w:szCs w:val="24"/>
-                <w:highlight w:val="yellow"/>
+                <w:highlight w:val="green"/>
+                <w14:ligatures w14:val="none"/>
+              </w:rPr>
+            </w:pPr>
+            <w:r>
+              <w:rPr>
+                <w:rFonts w:ascii="Times New Roman" w:eastAsia="Times New Roman" w:hAnsi="Times New Roman" w:cs="Times New Roman"/>
+                <w:kern w:val="0"/>
+                <w:sz w:val="24"/>
+                <w:szCs w:val="24"/>
+                <w:highlight w:val="green"/>
                 <w14:ligatures w14:val="none"/>
               </w:rPr>
               <w:t>1 06:01 S</w:t>
@@ -19388,17 +19380,17 @@
                 <w:kern w:val="0"/>
                 <w:sz w:val="24"/>
                 <w:szCs w:val="24"/>
-                <w:highlight w:val="yellow"/>
-                <w14:ligatures w14:val="none"/>
-              </w:rPr>
-            </w:pPr>
-            <w:r>
-              <w:rPr>
-                <w:rFonts w:ascii="Times New Roman" w:eastAsia="Times New Roman" w:hAnsi="Times New Roman" w:cs="Times New Roman"/>
-                <w:kern w:val="0"/>
-                <w:sz w:val="24"/>
-                <w:szCs w:val="24"/>
-                <w:highlight w:val="yellow"/>
+                <w:highlight w:val="green"/>
+                <w14:ligatures w14:val="none"/>
+              </w:rPr>
+            </w:pPr>
+            <w:r>
+              <w:rPr>
+                <w:rFonts w:ascii="Times New Roman" w:eastAsia="Times New Roman" w:hAnsi="Times New Roman" w:cs="Times New Roman"/>
+                <w:kern w:val="0"/>
+                <w:sz w:val="24"/>
+                <w:szCs w:val="24"/>
+                <w:highlight w:val="green"/>
                 <w14:ligatures w14:val="none"/>
               </w:rPr>
               <w:t>1 22:44 S</w:t>
@@ -19413,17 +19405,17 @@
                 <w:kern w:val="0"/>
                 <w:sz w:val="24"/>
                 <w:szCs w:val="24"/>
-                <w:highlight w:val="yellow"/>
-                <w14:ligatures w14:val="none"/>
-              </w:rPr>
-            </w:pPr>
-            <w:r>
-              <w:rPr>
-                <w:rFonts w:ascii="Times New Roman" w:eastAsia="Times New Roman" w:hAnsi="Times New Roman" w:cs="Times New Roman"/>
-                <w:kern w:val="0"/>
-                <w:sz w:val="24"/>
-                <w:szCs w:val="24"/>
-                <w:highlight w:val="yellow"/>
+                <w:highlight w:val="green"/>
+                <w14:ligatures w14:val="none"/>
+              </w:rPr>
+            </w:pPr>
+            <w:r>
+              <w:rPr>
+                <w:rFonts w:ascii="Times New Roman" w:eastAsia="Times New Roman" w:hAnsi="Times New Roman" w:cs="Times New Roman"/>
+                <w:kern w:val="0"/>
+                <w:sz w:val="24"/>
+                <w:szCs w:val="24"/>
+                <w:highlight w:val="green"/>
                 <w14:ligatures w14:val="none"/>
               </w:rPr>
               <w:t>2 23:47 S</w:t>
@@ -19447,7 +19439,7 @@
                 <w:kern w:val="0"/>
                 <w:sz w:val="24"/>
                 <w:szCs w:val="24"/>
-                <w:highlight w:val="yellow"/>
+                <w:highlight w:val="green"/>
                 <w14:ligatures w14:val="none"/>
               </w:rPr>
               <w:t>1 11:56 (F2)</w:t>
@@ -20716,29 +20708,30 @@
                 <w:kern w:val="0"/>
                 <w:sz w:val="24"/>
                 <w:szCs w:val="24"/>
-                <w14:ligatures w14:val="none"/>
-              </w:rPr>
-            </w:pPr>
-          </w:p>
-          <w:p>
-            <w:pPr>
-              <w:spacing w:after="0" w:line="240" w:lineRule="auto"/>
-              <w:rPr>
-                <w:rFonts w:ascii="Times New Roman" w:eastAsia="Times New Roman" w:hAnsi="Times New Roman" w:cs="Times New Roman"/>
-                <w:kern w:val="0"/>
-                <w:sz w:val="24"/>
-                <w:szCs w:val="24"/>
-                <w:highlight w:val="yellow"/>
-                <w14:ligatures w14:val="none"/>
-              </w:rPr>
-            </w:pPr>
-            <w:r>
-              <w:rPr>
-                <w:rFonts w:ascii="Times New Roman" w:eastAsia="Times New Roman" w:hAnsi="Times New Roman" w:cs="Times New Roman"/>
-                <w:kern w:val="0"/>
-                <w:sz w:val="24"/>
-                <w:szCs w:val="24"/>
-                <w:highlight w:val="yellow"/>
+                <w:highlight w:val="green"/>
+                <w14:ligatures w14:val="none"/>
+              </w:rPr>
+            </w:pPr>
+          </w:p>
+          <w:p>
+            <w:pPr>
+              <w:spacing w:after="0" w:line="240" w:lineRule="auto"/>
+              <w:rPr>
+                <w:rFonts w:ascii="Times New Roman" w:eastAsia="Times New Roman" w:hAnsi="Times New Roman" w:cs="Times New Roman"/>
+                <w:kern w:val="0"/>
+                <w:sz w:val="24"/>
+                <w:szCs w:val="24"/>
+                <w:highlight w:val="green"/>
+                <w14:ligatures w14:val="none"/>
+              </w:rPr>
+            </w:pPr>
+            <w:r>
+              <w:rPr>
+                <w:rFonts w:ascii="Times New Roman" w:eastAsia="Times New Roman" w:hAnsi="Times New Roman" w:cs="Times New Roman"/>
+                <w:kern w:val="0"/>
+                <w:sz w:val="24"/>
+                <w:szCs w:val="24"/>
+                <w:highlight w:val="green"/>
                 <w14:ligatures w14:val="none"/>
               </w:rPr>
               <w:t>SNAKE</w:t>
@@ -20749,7 +20742,7 @@
                 <w:kern w:val="0"/>
                 <w:sz w:val="24"/>
                 <w:szCs w:val="24"/>
-                <w:highlight w:val="yellow"/>
+                <w:highlight w:val="green"/>
                 <w14:ligatures w14:val="none"/>
               </w:rPr>
               <w:t xml:space="preserve"> </w:t>
@@ -20761,7 +20754,7 @@
                 <w:kern w:val="0"/>
                 <w:sz w:val="24"/>
                 <w:szCs w:val="24"/>
-                <w:highlight w:val="yellow"/>
+                <w:highlight w:val="green"/>
                 <w14:ligatures w14:val="none"/>
               </w:rPr>
               <w:t>baru</w:t>
@@ -20773,7 +20766,7 @@
                 <w:kern w:val="0"/>
                 <w:sz w:val="24"/>
                 <w:szCs w:val="24"/>
-                <w:highlight w:val="yellow"/>
+                <w:highlight w:val="green"/>
                 <w14:ligatures w14:val="none"/>
               </w:rPr>
               <w:t xml:space="preserve"> </w:t>
@@ -20785,7 +20778,7 @@
                 <w:kern w:val="0"/>
                 <w:sz w:val="24"/>
                 <w:szCs w:val="24"/>
-                <w:highlight w:val="yellow"/>
+                <w:highlight w:val="green"/>
                 <w14:ligatures w14:val="none"/>
               </w:rPr>
               <w:t>dikirim</w:t>
@@ -20805,17 +20798,17 @@
                 <w:kern w:val="0"/>
                 <w:sz w:val="24"/>
                 <w:szCs w:val="24"/>
-                <w:highlight w:val="yellow"/>
-                <w14:ligatures w14:val="none"/>
-              </w:rPr>
-            </w:pPr>
-            <w:r>
-              <w:rPr>
-                <w:rFonts w:ascii="Times New Roman" w:eastAsia="Times New Roman" w:hAnsi="Times New Roman" w:cs="Times New Roman"/>
-                <w:kern w:val="0"/>
-                <w:sz w:val="24"/>
-                <w:szCs w:val="24"/>
-                <w:highlight w:val="yellow"/>
+                <w:highlight w:val="green"/>
+                <w14:ligatures w14:val="none"/>
+              </w:rPr>
+            </w:pPr>
+            <w:r>
+              <w:rPr>
+                <w:rFonts w:ascii="Times New Roman" w:eastAsia="Times New Roman" w:hAnsi="Times New Roman" w:cs="Times New Roman"/>
+                <w:kern w:val="0"/>
+                <w:sz w:val="24"/>
+                <w:szCs w:val="24"/>
+                <w:highlight w:val="green"/>
                 <w14:ligatures w14:val="none"/>
               </w:rPr>
               <w:t>10:03</w:t>
@@ -20829,6 +20822,7 @@
                 <w:kern w:val="0"/>
                 <w:sz w:val="24"/>
                 <w:szCs w:val="24"/>
+                <w:highlight w:val="green"/>
                 <w14:ligatures w14:val="none"/>
               </w:rPr>
             </w:pPr>
@@ -20894,29 +20888,30 @@
                 <w:kern w:val="0"/>
                 <w:sz w:val="24"/>
                 <w:szCs w:val="24"/>
-                <w14:ligatures w14:val="none"/>
-              </w:rPr>
-            </w:pPr>
-          </w:p>
-          <w:p>
-            <w:pPr>
-              <w:spacing w:after="0" w:line="240" w:lineRule="auto"/>
-              <w:rPr>
-                <w:rFonts w:ascii="Times New Roman" w:eastAsia="Times New Roman" w:hAnsi="Times New Roman" w:cs="Times New Roman"/>
-                <w:kern w:val="0"/>
-                <w:sz w:val="24"/>
-                <w:szCs w:val="24"/>
-                <w:highlight w:val="yellow"/>
-                <w14:ligatures w14:val="none"/>
-              </w:rPr>
-            </w:pPr>
-            <w:r>
-              <w:rPr>
-                <w:rFonts w:ascii="Times New Roman" w:eastAsia="Times New Roman" w:hAnsi="Times New Roman" w:cs="Times New Roman"/>
-                <w:kern w:val="0"/>
-                <w:sz w:val="24"/>
-                <w:szCs w:val="24"/>
-                <w:highlight w:val="yellow"/>
+                <w:highlight w:val="green"/>
+                <w14:ligatures w14:val="none"/>
+              </w:rPr>
+            </w:pPr>
+          </w:p>
+          <w:p>
+            <w:pPr>
+              <w:spacing w:after="0" w:line="240" w:lineRule="auto"/>
+              <w:rPr>
+                <w:rFonts w:ascii="Times New Roman" w:eastAsia="Times New Roman" w:hAnsi="Times New Roman" w:cs="Times New Roman"/>
+                <w:kern w:val="0"/>
+                <w:sz w:val="24"/>
+                <w:szCs w:val="24"/>
+                <w:highlight w:val="green"/>
+                <w14:ligatures w14:val="none"/>
+              </w:rPr>
+            </w:pPr>
+            <w:r>
+              <w:rPr>
+                <w:rFonts w:ascii="Times New Roman" w:eastAsia="Times New Roman" w:hAnsi="Times New Roman" w:cs="Times New Roman"/>
+                <w:kern w:val="0"/>
+                <w:sz w:val="24"/>
+                <w:szCs w:val="24"/>
+                <w:highlight w:val="green"/>
                 <w14:ligatures w14:val="none"/>
               </w:rPr>
               <w:t>CRAB ALL MUD</w:t>
@@ -20935,17 +20930,17 @@
                 <w:kern w:val="0"/>
                 <w:sz w:val="24"/>
                 <w:szCs w:val="24"/>
-                <w:highlight w:val="yellow"/>
-                <w14:ligatures w14:val="none"/>
-              </w:rPr>
-            </w:pPr>
-            <w:r>
-              <w:rPr>
-                <w:rFonts w:ascii="Times New Roman" w:eastAsia="Times New Roman" w:hAnsi="Times New Roman" w:cs="Times New Roman"/>
-                <w:kern w:val="0"/>
-                <w:sz w:val="24"/>
-                <w:szCs w:val="24"/>
-                <w:highlight w:val="yellow"/>
+                <w:highlight w:val="green"/>
+                <w14:ligatures w14:val="none"/>
+              </w:rPr>
+            </w:pPr>
+            <w:r>
+              <w:rPr>
+                <w:rFonts w:ascii="Times New Roman" w:eastAsia="Times New Roman" w:hAnsi="Times New Roman" w:cs="Times New Roman"/>
+                <w:kern w:val="0"/>
+                <w:sz w:val="24"/>
+                <w:szCs w:val="24"/>
+                <w:highlight w:val="green"/>
                 <w14:ligatures w14:val="none"/>
               </w:rPr>
               <w:t xml:space="preserve">1 05:00 </w:t>
@@ -20964,17 +20959,17 @@
                 <w:kern w:val="0"/>
                 <w:sz w:val="24"/>
                 <w:szCs w:val="24"/>
-                <w:highlight w:val="yellow"/>
-                <w14:ligatures w14:val="none"/>
-              </w:rPr>
-            </w:pPr>
-            <w:r>
-              <w:rPr>
-                <w:rFonts w:ascii="Times New Roman" w:eastAsia="Times New Roman" w:hAnsi="Times New Roman" w:cs="Times New Roman"/>
-                <w:kern w:val="0"/>
-                <w:sz w:val="24"/>
-                <w:szCs w:val="24"/>
-                <w:highlight w:val="yellow"/>
+                <w:highlight w:val="green"/>
+                <w14:ligatures w14:val="none"/>
+              </w:rPr>
+            </w:pPr>
+            <w:r>
+              <w:rPr>
+                <w:rFonts w:ascii="Times New Roman" w:eastAsia="Times New Roman" w:hAnsi="Times New Roman" w:cs="Times New Roman"/>
+                <w:kern w:val="0"/>
+                <w:sz w:val="24"/>
+                <w:szCs w:val="24"/>
+                <w:highlight w:val="green"/>
                 <w14:ligatures w14:val="none"/>
               </w:rPr>
               <w:t xml:space="preserve">3 13:36 – But clearly different species of </w:t>
@@ -20986,7 +20981,7 @@
                 <w:kern w:val="0"/>
                 <w:sz w:val="24"/>
                 <w:szCs w:val="24"/>
-                <w:highlight w:val="yellow"/>
+                <w:highlight w:val="green"/>
                 <w14:ligatures w14:val="none"/>
               </w:rPr>
               <w:t>mudcrab</w:t>
@@ -21006,17 +21001,17 @@
                 <w:kern w:val="0"/>
                 <w:sz w:val="24"/>
                 <w:szCs w:val="24"/>
-                <w:highlight w:val="yellow"/>
-                <w14:ligatures w14:val="none"/>
-              </w:rPr>
-            </w:pPr>
-            <w:r>
-              <w:rPr>
-                <w:rFonts w:ascii="Times New Roman" w:eastAsia="Times New Roman" w:hAnsi="Times New Roman" w:cs="Times New Roman"/>
-                <w:kern w:val="0"/>
-                <w:sz w:val="24"/>
-                <w:szCs w:val="24"/>
-                <w:highlight w:val="yellow"/>
+                <w:highlight w:val="green"/>
+                <w14:ligatures w14:val="none"/>
+              </w:rPr>
+            </w:pPr>
+            <w:r>
+              <w:rPr>
+                <w:rFonts w:ascii="Times New Roman" w:eastAsia="Times New Roman" w:hAnsi="Times New Roman" w:cs="Times New Roman"/>
+                <w:kern w:val="0"/>
+                <w:sz w:val="24"/>
+                <w:szCs w:val="24"/>
+                <w:highlight w:val="green"/>
                 <w14:ligatures w14:val="none"/>
               </w:rPr>
               <w:t>2 05:31 (F3)</w:t>
@@ -21030,30 +21025,30 @@
                 <w:kern w:val="0"/>
                 <w:sz w:val="24"/>
                 <w:szCs w:val="24"/>
-                <w:highlight w:val="yellow"/>
-                <w14:ligatures w14:val="none"/>
-              </w:rPr>
-            </w:pPr>
-          </w:p>
-          <w:p>
-            <w:pPr>
-              <w:spacing w:after="0" w:line="240" w:lineRule="auto"/>
-              <w:rPr>
-                <w:rFonts w:ascii="Times New Roman" w:eastAsia="Times New Roman" w:hAnsi="Times New Roman" w:cs="Times New Roman"/>
-                <w:kern w:val="0"/>
-                <w:sz w:val="24"/>
-                <w:szCs w:val="24"/>
-                <w:highlight w:val="yellow"/>
-                <w14:ligatures w14:val="none"/>
-              </w:rPr>
-            </w:pPr>
-            <w:r>
-              <w:rPr>
-                <w:rFonts w:ascii="Times New Roman" w:eastAsia="Times New Roman" w:hAnsi="Times New Roman" w:cs="Times New Roman"/>
-                <w:kern w:val="0"/>
-                <w:sz w:val="24"/>
-                <w:szCs w:val="24"/>
-                <w:highlight w:val="yellow"/>
+                <w:highlight w:val="green"/>
+                <w14:ligatures w14:val="none"/>
+              </w:rPr>
+            </w:pPr>
+          </w:p>
+          <w:p>
+            <w:pPr>
+              <w:spacing w:after="0" w:line="240" w:lineRule="auto"/>
+              <w:rPr>
+                <w:rFonts w:ascii="Times New Roman" w:eastAsia="Times New Roman" w:hAnsi="Times New Roman" w:cs="Times New Roman"/>
+                <w:kern w:val="0"/>
+                <w:sz w:val="24"/>
+                <w:szCs w:val="24"/>
+                <w:highlight w:val="green"/>
+                <w14:ligatures w14:val="none"/>
+              </w:rPr>
+            </w:pPr>
+            <w:r>
+              <w:rPr>
+                <w:rFonts w:ascii="Times New Roman" w:eastAsia="Times New Roman" w:hAnsi="Times New Roman" w:cs="Times New Roman"/>
+                <w:kern w:val="0"/>
+                <w:sz w:val="24"/>
+                <w:szCs w:val="24"/>
+                <w:highlight w:val="green"/>
                 <w14:ligatures w14:val="none"/>
               </w:rPr>
               <w:t>SHRIMP</w:t>
@@ -21072,17 +21067,17 @@
                 <w:kern w:val="0"/>
                 <w:sz w:val="24"/>
                 <w:szCs w:val="24"/>
-                <w:highlight w:val="yellow"/>
-                <w14:ligatures w14:val="none"/>
-              </w:rPr>
-            </w:pPr>
-            <w:r>
-              <w:rPr>
-                <w:rFonts w:ascii="Times New Roman" w:eastAsia="Times New Roman" w:hAnsi="Times New Roman" w:cs="Times New Roman"/>
-                <w:kern w:val="0"/>
-                <w:sz w:val="24"/>
-                <w:szCs w:val="24"/>
-                <w:highlight w:val="yellow"/>
+                <w:highlight w:val="green"/>
+                <w14:ligatures w14:val="none"/>
+              </w:rPr>
+            </w:pPr>
+            <w:r>
+              <w:rPr>
+                <w:rFonts w:ascii="Times New Roman" w:eastAsia="Times New Roman" w:hAnsi="Times New Roman" w:cs="Times New Roman"/>
+                <w:kern w:val="0"/>
+                <w:sz w:val="24"/>
+                <w:szCs w:val="24"/>
+                <w:highlight w:val="green"/>
                 <w14:ligatures w14:val="none"/>
               </w:rPr>
               <w:t>1 07:32 (F2)</w:t>
@@ -22329,270 +22324,567 @@
             </w:pPr>
           </w:p>
           <w:p>
-            <w:r>
-              <w:rPr>
-                <w:highlight w:val="yellow"/>
+            <w:pPr>
+              <w:rPr>
+                <w:highlight w:val="green"/>
+              </w:rPr>
+            </w:pPr>
+            <w:r>
+              <w:rPr>
+                <w:highlight w:val="green"/>
               </w:rPr>
               <w:t>Species: Pipefish</w:t>
             </w:r>
           </w:p>
           <w:p>
-            <w:r>
+            <w:pPr>
+              <w:rPr>
+                <w:highlight w:val="green"/>
+              </w:rPr>
+            </w:pPr>
+            <w:r>
+              <w:rPr>
+                <w:highlight w:val="green"/>
+              </w:rPr>
               <w:t>T1: 00:08:30 (F1)</w:t>
             </w:r>
           </w:p>
           <w:p>
+            <w:pPr>
+              <w:rPr>
+                <w:highlight w:val="green"/>
+              </w:rPr>
+            </w:pPr>
             <w:proofErr w:type="spellStart"/>
             <w:r>
+              <w:rPr>
+                <w:highlight w:val="green"/>
+              </w:rPr>
               <w:t>MaxN</w:t>
             </w:r>
             <w:proofErr w:type="spellEnd"/>
             <w:r>
+              <w:rPr>
+                <w:highlight w:val="green"/>
+              </w:rPr>
               <w:t>: 1 (F1)</w:t>
             </w:r>
           </w:p>
-          <w:p/>
-          <w:p>
-            <w:r>
-              <w:rPr>
-                <w:highlight w:val="yellow"/>
+          <w:p>
+            <w:pPr>
+              <w:rPr>
+                <w:highlight w:val="green"/>
+              </w:rPr>
+            </w:pPr>
+          </w:p>
+          <w:p>
+            <w:pPr>
+              <w:rPr>
+                <w:highlight w:val="green"/>
+              </w:rPr>
+            </w:pPr>
+            <w:r>
+              <w:rPr>
+                <w:highlight w:val="green"/>
               </w:rPr>
               <w:t xml:space="preserve">Species: </w:t>
             </w:r>
             <w:proofErr w:type="spellStart"/>
             <w:r>
               <w:rPr>
-                <w:highlight w:val="yellow"/>
+                <w:highlight w:val="green"/>
               </w:rPr>
               <w:t>Dotdash</w:t>
             </w:r>
             <w:proofErr w:type="spellEnd"/>
           </w:p>
           <w:p>
-            <w:r>
+            <w:pPr>
+              <w:rPr>
+                <w:highlight w:val="green"/>
+              </w:rPr>
+            </w:pPr>
+            <w:r>
+              <w:rPr>
+                <w:highlight w:val="green"/>
+              </w:rPr>
               <w:t>T1: 00:08:55 (F1)</w:t>
             </w:r>
           </w:p>
           <w:p>
+            <w:pPr>
+              <w:rPr>
+                <w:highlight w:val="green"/>
+              </w:rPr>
+            </w:pPr>
             <w:proofErr w:type="spellStart"/>
             <w:r>
+              <w:rPr>
+                <w:highlight w:val="green"/>
+              </w:rPr>
               <w:t>MaxN</w:t>
             </w:r>
             <w:proofErr w:type="spellEnd"/>
             <w:r>
+              <w:rPr>
+                <w:highlight w:val="green"/>
+              </w:rPr>
               <w:t xml:space="preserve">: </w:t>
             </w:r>
           </w:p>
           <w:p>
-            <w:r>
-              <w:t>-1 (00:08:55) (F1)</w:t>
-            </w:r>
-          </w:p>
-          <w:p>
-            <w:r>
+            <w:pPr>
+              <w:rPr>
+                <w:highlight w:val="green"/>
+              </w:rPr>
+            </w:pPr>
+            <w:r>
+              <w:rPr>
+                <w:highlight w:val="green"/>
+              </w:rPr>
+              <w:t>-1 (00:08</w:t>
+            </w:r>
+            <w:r>
+              <w:rPr>
+                <w:highlight w:val="green"/>
+              </w:rPr>
+              <w:t>:55) (F1)</w:t>
+            </w:r>
+          </w:p>
+          <w:p>
+            <w:pPr>
+              <w:rPr>
+                <w:highlight w:val="green"/>
+              </w:rPr>
+            </w:pPr>
+            <w:r>
+              <w:rPr>
+                <w:highlight w:val="green"/>
+              </w:rPr>
               <w:t>-2 (00:21:04) (F1)</w:t>
             </w:r>
           </w:p>
           <w:p>
-            <w:r>
+            <w:pPr>
+              <w:rPr>
+                <w:highlight w:val="green"/>
+              </w:rPr>
+            </w:pPr>
+            <w:r>
+              <w:rPr>
+                <w:highlight w:val="green"/>
+              </w:rPr>
               <w:t>-3 (00:21:05) (F1)</w:t>
             </w:r>
           </w:p>
-          <w:p/>
-          <w:p>
-            <w:r>
-              <w:rPr>
-                <w:highlight w:val="yellow"/>
+          <w:p>
+            <w:pPr>
+              <w:rPr>
+                <w:highlight w:val="green"/>
+              </w:rPr>
+            </w:pPr>
+          </w:p>
+          <w:p>
+            <w:pPr>
+              <w:rPr>
+                <w:highlight w:val="green"/>
+              </w:rPr>
+            </w:pPr>
+            <w:r>
+              <w:rPr>
+                <w:highlight w:val="green"/>
               </w:rPr>
               <w:t xml:space="preserve">Species: </w:t>
             </w:r>
             <w:proofErr w:type="spellStart"/>
             <w:r>
               <w:rPr>
-                <w:highlight w:val="yellow"/>
+                <w:highlight w:val="green"/>
               </w:rPr>
               <w:t>Sandgoby</w:t>
             </w:r>
             <w:proofErr w:type="spellEnd"/>
             <w:r>
               <w:rPr>
-                <w:highlight w:val="yellow"/>
-              </w:rPr>
-              <w:t>?</w:t>
-            </w:r>
-            <w:r>
-              <w:t xml:space="preserve"> – are these just juvenile sandfish? If they count as sandfish, change T1’s and </w:t>
+                <w:highlight w:val="green"/>
+              </w:rPr>
+              <w:t xml:space="preserve">? – are these just juvenile sandfish? If they count as sandfish, change T1’s and </w:t>
             </w:r>
             <w:proofErr w:type="spellStart"/>
             <w:r>
+              <w:rPr>
+                <w:highlight w:val="green"/>
+              </w:rPr>
               <w:t>MaxN’s</w:t>
             </w:r>
             <w:proofErr w:type="spellEnd"/>
             <w:r>
+              <w:rPr>
+                <w:highlight w:val="green"/>
+              </w:rPr>
               <w:t xml:space="preserve"> accordingly since there is a </w:t>
             </w:r>
             <w:proofErr w:type="spellStart"/>
             <w:r>
+              <w:rPr>
+                <w:highlight w:val="green"/>
+              </w:rPr>
               <w:t>sepereate</w:t>
             </w:r>
             <w:proofErr w:type="spellEnd"/>
             <w:r>
+              <w:rPr>
+                <w:highlight w:val="green"/>
+              </w:rPr>
               <w:t xml:space="preserve"> recording on this sheet for sandfish.</w:t>
             </w:r>
           </w:p>
           <w:p>
-            <w:r>
+            <w:pPr>
+              <w:rPr>
+                <w:highlight w:val="green"/>
+              </w:rPr>
+            </w:pPr>
+            <w:r>
+              <w:rPr>
+                <w:highlight w:val="green"/>
+              </w:rPr>
               <w:t xml:space="preserve">T1: 00:09:09 (F1) – look at sand underneath visibility stick </w:t>
             </w:r>
             <w:proofErr w:type="gramStart"/>
             <w:r>
+              <w:rPr>
+                <w:highlight w:val="green"/>
+              </w:rPr>
               <w:t>at this time</w:t>
             </w:r>
             <w:proofErr w:type="gramEnd"/>
             <w:r>
+              <w:rPr>
+                <w:highlight w:val="green"/>
+              </w:rPr>
               <w:t>.</w:t>
             </w:r>
           </w:p>
           <w:p>
+            <w:pPr>
+              <w:rPr>
+                <w:highlight w:val="green"/>
+              </w:rPr>
+            </w:pPr>
             <w:proofErr w:type="spellStart"/>
             <w:r>
+              <w:rPr>
+                <w:highlight w:val="green"/>
+              </w:rPr>
               <w:t>MaxN</w:t>
             </w:r>
             <w:proofErr w:type="spellEnd"/>
             <w:r>
+              <w:rPr>
+                <w:highlight w:val="green"/>
+              </w:rPr>
               <w:t xml:space="preserve">: </w:t>
             </w:r>
           </w:p>
           <w:p>
-            <w:r>
+            <w:pPr>
+              <w:rPr>
+                <w:highlight w:val="green"/>
+              </w:rPr>
+            </w:pPr>
+            <w:r>
+              <w:rPr>
+                <w:highlight w:val="green"/>
+              </w:rPr>
               <w:t>-3 (00:09:09) (F1)</w:t>
             </w:r>
           </w:p>
           <w:p>
-            <w:r>
+            <w:pPr>
+              <w:rPr>
+                <w:highlight w:val="green"/>
+              </w:rPr>
+            </w:pPr>
+            <w:r>
+              <w:rPr>
+                <w:highlight w:val="green"/>
+              </w:rPr>
               <w:t xml:space="preserve">-4 (00:11:01) (F1) – may not be 4? </w:t>
             </w:r>
             <w:proofErr w:type="gramStart"/>
             <w:r>
+              <w:rPr>
+                <w:highlight w:val="green"/>
+              </w:rPr>
               <w:t>Might</w:t>
             </w:r>
             <w:proofErr w:type="gramEnd"/>
             <w:r>
+              <w:rPr>
+                <w:highlight w:val="green"/>
+              </w:rPr>
               <w:t xml:space="preserve"> only be three. One is near the timestamp/date and the other three are found in area around the underneath of the visibility stick.</w:t>
             </w:r>
           </w:p>
-          <w:p/>
-          <w:p>
-            <w:r>
-              <w:rPr>
-                <w:highlight w:val="yellow"/>
+          <w:p>
+            <w:pPr>
+              <w:rPr>
+                <w:highlight w:val="green"/>
+              </w:rPr>
+            </w:pPr>
+          </w:p>
+          <w:p>
+            <w:pPr>
+              <w:rPr>
+                <w:highlight w:val="green"/>
+              </w:rPr>
+            </w:pPr>
+            <w:r>
+              <w:rPr>
+                <w:highlight w:val="green"/>
               </w:rPr>
               <w:t>Species: Fish F</w:t>
             </w:r>
           </w:p>
           <w:p>
-            <w:r>
+            <w:pPr>
+              <w:rPr>
+                <w:highlight w:val="green"/>
+              </w:rPr>
+            </w:pPr>
+            <w:r>
+              <w:rPr>
+                <w:highlight w:val="green"/>
+              </w:rPr>
               <w:t>T1: 00:10:02 (F1)</w:t>
             </w:r>
           </w:p>
           <w:p>
+            <w:pPr>
+              <w:rPr>
+                <w:highlight w:val="green"/>
+              </w:rPr>
+            </w:pPr>
             <w:proofErr w:type="spellStart"/>
             <w:r>
+              <w:rPr>
+                <w:highlight w:val="green"/>
+              </w:rPr>
               <w:t>MaxN</w:t>
             </w:r>
             <w:proofErr w:type="spellEnd"/>
             <w:r>
+              <w:rPr>
+                <w:highlight w:val="green"/>
+              </w:rPr>
               <w:t xml:space="preserve">: </w:t>
             </w:r>
           </w:p>
           <w:p>
-            <w:r>
+            <w:pPr>
+              <w:rPr>
+                <w:highlight w:val="green"/>
+              </w:rPr>
+            </w:pPr>
+            <w:r>
+              <w:rPr>
+                <w:highlight w:val="green"/>
+              </w:rPr>
               <w:t>-1 (00:10:02) (F1)</w:t>
             </w:r>
           </w:p>
           <w:p>
-            <w:r>
+            <w:pPr>
+              <w:rPr>
+                <w:highlight w:val="green"/>
+              </w:rPr>
+            </w:pPr>
+            <w:r>
+              <w:rPr>
+                <w:highlight w:val="green"/>
+              </w:rPr>
               <w:lastRenderedPageBreak/>
               <w:t>-2 (00:14:51) (F1)</w:t>
             </w:r>
           </w:p>
           <w:p>
-            <w:r>
+            <w:pPr>
+              <w:rPr>
+                <w:highlight w:val="green"/>
+              </w:rPr>
+            </w:pPr>
+            <w:r>
+              <w:rPr>
+                <w:highlight w:val="green"/>
+              </w:rPr>
               <w:t>-3 (00:17:49) (F1)</w:t>
             </w:r>
           </w:p>
-          <w:p/>
-          <w:p>
-            <w:r>
-              <w:rPr>
-                <w:highlight w:val="yellow"/>
+          <w:p>
+            <w:pPr>
+              <w:rPr>
+                <w:highlight w:val="green"/>
+              </w:rPr>
+            </w:pPr>
+          </w:p>
+          <w:p>
+            <w:pPr>
+              <w:rPr>
+                <w:highlight w:val="green"/>
+              </w:rPr>
+            </w:pPr>
+            <w:r>
+              <w:rPr>
+                <w:highlight w:val="green"/>
               </w:rPr>
               <w:t>Species: Sandfish</w:t>
             </w:r>
           </w:p>
           <w:p>
-            <w:r>
+            <w:pPr>
+              <w:rPr>
+                <w:highlight w:val="green"/>
+              </w:rPr>
+            </w:pPr>
+            <w:r>
+              <w:rPr>
+                <w:highlight w:val="green"/>
+              </w:rPr>
               <w:t>T1: 00:11:36 (F1)</w:t>
             </w:r>
           </w:p>
           <w:p>
+            <w:pPr>
+              <w:rPr>
+                <w:highlight w:val="green"/>
+              </w:rPr>
+            </w:pPr>
             <w:proofErr w:type="spellStart"/>
             <w:r>
+              <w:rPr>
+                <w:highlight w:val="green"/>
+              </w:rPr>
               <w:t>MaxN</w:t>
             </w:r>
             <w:proofErr w:type="spellEnd"/>
             <w:r>
+              <w:rPr>
+                <w:highlight w:val="green"/>
+              </w:rPr>
               <w:t xml:space="preserve">: </w:t>
             </w:r>
           </w:p>
           <w:p>
-            <w:r>
+            <w:pPr>
+              <w:rPr>
+                <w:highlight w:val="green"/>
+              </w:rPr>
+            </w:pPr>
+            <w:r>
+              <w:rPr>
+                <w:highlight w:val="green"/>
+              </w:rPr>
               <w:t>-1 (00:11:36) (F1)</w:t>
             </w:r>
           </w:p>
           <w:p>
-            <w:r>
+            <w:pPr>
+              <w:rPr>
+                <w:highlight w:val="green"/>
+              </w:rPr>
+            </w:pPr>
+            <w:r>
+              <w:rPr>
+                <w:highlight w:val="green"/>
+              </w:rPr>
               <w:t>-2 (00:13:22) (F1)</w:t>
             </w:r>
           </w:p>
-          <w:p/>
-          <w:p>
-            <w:r>
-              <w:rPr>
-                <w:highlight w:val="yellow"/>
+          <w:p>
+            <w:pPr>
+              <w:rPr>
+                <w:highlight w:val="green"/>
+              </w:rPr>
+            </w:pPr>
+          </w:p>
+          <w:p>
+            <w:pPr>
+              <w:rPr>
+                <w:highlight w:val="green"/>
+              </w:rPr>
+            </w:pPr>
+            <w:r>
+              <w:rPr>
+                <w:highlight w:val="green"/>
               </w:rPr>
               <w:t>Species: Snake</w:t>
             </w:r>
           </w:p>
           <w:p>
-            <w:r>
+            <w:pPr>
+              <w:rPr>
+                <w:highlight w:val="green"/>
+              </w:rPr>
+            </w:pPr>
+            <w:r>
+              <w:rPr>
+                <w:highlight w:val="green"/>
+              </w:rPr>
               <w:t>T1: 00:15:53 (F1)</w:t>
             </w:r>
           </w:p>
           <w:p>
+            <w:pPr>
+              <w:rPr>
+                <w:highlight w:val="green"/>
+              </w:rPr>
+            </w:pPr>
             <w:proofErr w:type="spellStart"/>
             <w:r>
+              <w:rPr>
+                <w:highlight w:val="green"/>
+              </w:rPr>
               <w:t>MaxN</w:t>
             </w:r>
             <w:proofErr w:type="spellEnd"/>
             <w:r>
+              <w:rPr>
+                <w:highlight w:val="green"/>
+              </w:rPr>
               <w:t>: 1 (F1)</w:t>
             </w:r>
           </w:p>
-          <w:p/>
-          <w:p>
-            <w:r>
-              <w:rPr>
-                <w:highlight w:val="yellow"/>
-              </w:rPr>
-              <w:t>Species: Shrimp</w:t>
-            </w:r>
-            <w:r>
-              <w:t>?</w:t>
-            </w:r>
-          </w:p>
-          <w:p>
-            <w:r>
+          <w:p>
+            <w:pPr>
+              <w:rPr>
+                <w:highlight w:val="green"/>
+              </w:rPr>
+            </w:pPr>
+          </w:p>
+          <w:p>
+            <w:pPr>
+              <w:rPr>
+                <w:highlight w:val="green"/>
+              </w:rPr>
+            </w:pPr>
+            <w:r>
+              <w:rPr>
+                <w:highlight w:val="green"/>
+              </w:rPr>
+              <w:t>Species: Shrimp?</w:t>
+            </w:r>
+          </w:p>
+          <w:p>
+            <w:pPr>
+              <w:rPr>
+                <w:highlight w:val="green"/>
+              </w:rPr>
+            </w:pPr>
+            <w:r>
+              <w:rPr>
+                <w:highlight w:val="green"/>
+              </w:rPr>
               <w:t>T1: 00:21:28 (F2)</w:t>
             </w:r>
           </w:p>
@@ -22609,10 +22901,16 @@
             </w:pPr>
             <w:proofErr w:type="spellStart"/>
             <w:r>
+              <w:rPr>
+                <w:highlight w:val="green"/>
+              </w:rPr>
               <w:t>MaxN</w:t>
             </w:r>
             <w:proofErr w:type="spellEnd"/>
             <w:r>
+              <w:rPr>
+                <w:highlight w:val="green"/>
+              </w:rPr>
               <w:t>: 1 (F2)</w:t>
             </w:r>
           </w:p>
@@ -23722,16 +24020,27 @@
                 <w:highlight w:val="green"/>
                 <w14:ligatures w14:val="none"/>
               </w:rPr>
-              <w:t>2 09:42</w:t>
-            </w:r>
-          </w:p>
-          <w:p>
-            <w:pPr>
-              <w:spacing w:after="0" w:line="240" w:lineRule="auto"/>
-              <w:rPr>
-                <w:rFonts w:ascii="Calibri" w:eastAsia="Times New Roman" w:hAnsi="Calibri" w:cs="Calibri"/>
-                <w:color w:val="000000"/>
-                <w:kern w:val="0"/>
+              <w:t xml:space="preserve">2 </w:t>
+            </w:r>
+            <w:r>
+              <w:rPr>
+                <w:rFonts w:ascii="Calibri" w:eastAsia="Times New Roman" w:hAnsi="Calibri" w:cs="Calibri"/>
+                <w:color w:val="000000"/>
+                <w:kern w:val="0"/>
+                <w:highlight w:val="green"/>
+                <w14:ligatures w14:val="none"/>
+              </w:rPr>
+              <w:t>09:42</w:t>
+            </w:r>
+          </w:p>
+          <w:p>
+            <w:pPr>
+              <w:spacing w:after="0" w:line="240" w:lineRule="auto"/>
+              <w:rPr>
+                <w:rFonts w:ascii="Calibri" w:eastAsia="Times New Roman" w:hAnsi="Calibri" w:cs="Calibri"/>
+                <w:color w:val="000000"/>
+                <w:kern w:val="0"/>
+                <w:highlight w:val="green"/>
                 <w14:ligatures w14:val="none"/>
               </w:rPr>
             </w:pPr>
@@ -23754,29 +24063,30 @@
                 <w:kern w:val="0"/>
                 <w:sz w:val="24"/>
                 <w:szCs w:val="24"/>
-                <w14:ligatures w14:val="none"/>
-              </w:rPr>
-            </w:pPr>
-          </w:p>
-          <w:p>
-            <w:pPr>
-              <w:spacing w:after="0" w:line="240" w:lineRule="auto"/>
-              <w:rPr>
-                <w:rFonts w:ascii="Times New Roman" w:eastAsia="Times New Roman" w:hAnsi="Times New Roman" w:cs="Times New Roman"/>
-                <w:kern w:val="0"/>
-                <w:sz w:val="24"/>
-                <w:szCs w:val="24"/>
-                <w:highlight w:val="yellow"/>
-                <w14:ligatures w14:val="none"/>
-              </w:rPr>
-            </w:pPr>
-            <w:r>
-              <w:rPr>
-                <w:rFonts w:ascii="Times New Roman" w:eastAsia="Times New Roman" w:hAnsi="Times New Roman" w:cs="Times New Roman"/>
-                <w:kern w:val="0"/>
-                <w:sz w:val="24"/>
-                <w:szCs w:val="24"/>
-                <w:highlight w:val="yellow"/>
+                <w:highlight w:val="green"/>
+                <w14:ligatures w14:val="none"/>
+              </w:rPr>
+            </w:pPr>
+          </w:p>
+          <w:p>
+            <w:pPr>
+              <w:spacing w:after="0" w:line="240" w:lineRule="auto"/>
+              <w:rPr>
+                <w:rFonts w:ascii="Times New Roman" w:eastAsia="Times New Roman" w:hAnsi="Times New Roman" w:cs="Times New Roman"/>
+                <w:kern w:val="0"/>
+                <w:sz w:val="24"/>
+                <w:szCs w:val="24"/>
+                <w:highlight w:val="green"/>
+                <w14:ligatures w14:val="none"/>
+              </w:rPr>
+            </w:pPr>
+            <w:r>
+              <w:rPr>
+                <w:rFonts w:ascii="Times New Roman" w:eastAsia="Times New Roman" w:hAnsi="Times New Roman" w:cs="Times New Roman"/>
+                <w:kern w:val="0"/>
+                <w:sz w:val="24"/>
+                <w:szCs w:val="24"/>
+                <w:highlight w:val="green"/>
                 <w14:ligatures w14:val="none"/>
               </w:rPr>
               <w:t>SHRIMP</w:t>
@@ -23790,17 +24100,17 @@
                 <w:kern w:val="0"/>
                 <w:sz w:val="24"/>
                 <w:szCs w:val="24"/>
-                <w:highlight w:val="yellow"/>
-                <w14:ligatures w14:val="none"/>
-              </w:rPr>
-            </w:pPr>
-            <w:r>
-              <w:rPr>
-                <w:rFonts w:ascii="Times New Roman" w:eastAsia="Times New Roman" w:hAnsi="Times New Roman" w:cs="Times New Roman"/>
-                <w:kern w:val="0"/>
-                <w:sz w:val="24"/>
-                <w:szCs w:val="24"/>
-                <w:highlight w:val="yellow"/>
+                <w:highlight w:val="green"/>
+                <w14:ligatures w14:val="none"/>
+              </w:rPr>
+            </w:pPr>
+            <w:r>
+              <w:rPr>
+                <w:rFonts w:ascii="Times New Roman" w:eastAsia="Times New Roman" w:hAnsi="Times New Roman" w:cs="Times New Roman"/>
+                <w:kern w:val="0"/>
+                <w:sz w:val="24"/>
+                <w:szCs w:val="24"/>
+                <w:highlight w:val="green"/>
                 <w14:ligatures w14:val="none"/>
               </w:rPr>
               <w:t>1 07:20</w:t>
@@ -23814,30 +24124,30 @@
                 <w:kern w:val="0"/>
                 <w:sz w:val="24"/>
                 <w:szCs w:val="24"/>
-                <w:highlight w:val="yellow"/>
-                <w14:ligatures w14:val="none"/>
-              </w:rPr>
-            </w:pPr>
-          </w:p>
-          <w:p>
-            <w:pPr>
-              <w:spacing w:after="0" w:line="240" w:lineRule="auto"/>
-              <w:rPr>
-                <w:rFonts w:ascii="Times New Roman" w:eastAsia="Times New Roman" w:hAnsi="Times New Roman" w:cs="Times New Roman"/>
-                <w:kern w:val="0"/>
-                <w:sz w:val="24"/>
-                <w:szCs w:val="24"/>
-                <w:highlight w:val="yellow"/>
-                <w14:ligatures w14:val="none"/>
-              </w:rPr>
-            </w:pPr>
-            <w:r>
-              <w:rPr>
-                <w:rFonts w:ascii="Times New Roman" w:eastAsia="Times New Roman" w:hAnsi="Times New Roman" w:cs="Times New Roman"/>
-                <w:kern w:val="0"/>
-                <w:sz w:val="24"/>
-                <w:szCs w:val="24"/>
-                <w:highlight w:val="yellow"/>
+                <w:highlight w:val="green"/>
+                <w14:ligatures w14:val="none"/>
+              </w:rPr>
+            </w:pPr>
+          </w:p>
+          <w:p>
+            <w:pPr>
+              <w:spacing w:after="0" w:line="240" w:lineRule="auto"/>
+              <w:rPr>
+                <w:rFonts w:ascii="Times New Roman" w:eastAsia="Times New Roman" w:hAnsi="Times New Roman" w:cs="Times New Roman"/>
+                <w:kern w:val="0"/>
+                <w:sz w:val="24"/>
+                <w:szCs w:val="24"/>
+                <w:highlight w:val="green"/>
+                <w14:ligatures w14:val="none"/>
+              </w:rPr>
+            </w:pPr>
+            <w:r>
+              <w:rPr>
+                <w:rFonts w:ascii="Times New Roman" w:eastAsia="Times New Roman" w:hAnsi="Times New Roman" w:cs="Times New Roman"/>
+                <w:kern w:val="0"/>
+                <w:sz w:val="24"/>
+                <w:szCs w:val="24"/>
+                <w:highlight w:val="green"/>
                 <w14:ligatures w14:val="none"/>
               </w:rPr>
               <w:t>CRAB – SWIMMER</w:t>
@@ -23860,7 +24170,7 @@
                 <w:kern w:val="0"/>
                 <w:sz w:val="24"/>
                 <w:szCs w:val="24"/>
-                <w:highlight w:val="yellow"/>
+                <w:highlight w:val="green"/>
                 <w14:ligatures w14:val="none"/>
               </w:rPr>
               <w:t>1 09:47</w:t>
@@ -24667,7 +24977,6 @@
                 <w:bCs/>
                 <w:color w:val="000000"/>
                 <w:kern w:val="0"/>
-                <w:highlight w:val="yellow"/>
                 <w14:ligatures w14:val="none"/>
               </w:rPr>
               <w:t>TIME START: 0:06</w:t>
@@ -24679,7 +24988,6 @@
                 <w:bCs/>
                 <w:color w:val="000000"/>
                 <w:kern w:val="0"/>
-                <w:highlight w:val="yellow"/>
                 <w14:ligatures w14:val="none"/>
               </w:rPr>
               <w:t>0</w:t>
@@ -25016,7 +25324,7 @@
                 <w:rFonts w:ascii="Arial" w:eastAsia="Times New Roman" w:hAnsi="Arial" w:cs="Arial"/>
                 <w:color w:val="000000"/>
                 <w:kern w:val="0"/>
-                <w:highlight w:val="yellow"/>
+                <w:highlight w:val="green"/>
                 <w14:ligatures w14:val="none"/>
               </w:rPr>
             </w:pPr>
@@ -25025,7 +25333,7 @@
                 <w:rFonts w:ascii="Arial" w:eastAsia="Times New Roman" w:hAnsi="Arial" w:cs="Arial"/>
                 <w:color w:val="000000"/>
                 <w:kern w:val="0"/>
-                <w:highlight w:val="yellow"/>
+                <w:highlight w:val="green"/>
                 <w14:ligatures w14:val="none"/>
               </w:rPr>
               <w:t xml:space="preserve">CRAB </w:t>
@@ -25040,17 +25348,17 @@
                 <w:kern w:val="0"/>
                 <w:sz w:val="24"/>
                 <w:szCs w:val="24"/>
-                <w:highlight w:val="yellow"/>
-                <w14:ligatures w14:val="none"/>
-              </w:rPr>
-            </w:pPr>
-            <w:r>
-              <w:rPr>
-                <w:rFonts w:ascii="Times New Roman" w:eastAsia="Times New Roman" w:hAnsi="Times New Roman" w:cs="Times New Roman"/>
-                <w:kern w:val="0"/>
-                <w:sz w:val="24"/>
-                <w:szCs w:val="24"/>
-                <w:highlight w:val="yellow"/>
+                <w:highlight w:val="green"/>
+                <w14:ligatures w14:val="none"/>
+              </w:rPr>
+            </w:pPr>
+            <w:r>
+              <w:rPr>
+                <w:rFonts w:ascii="Times New Roman" w:eastAsia="Times New Roman" w:hAnsi="Times New Roman" w:cs="Times New Roman"/>
+                <w:kern w:val="0"/>
+                <w:sz w:val="24"/>
+                <w:szCs w:val="24"/>
+                <w:highlight w:val="green"/>
                 <w14:ligatures w14:val="none"/>
               </w:rPr>
               <w:t>01:19 (F2) SWIMMER</w:t>
@@ -25065,16 +25373,17 @@
                 <w:kern w:val="0"/>
                 <w:sz w:val="24"/>
                 <w:szCs w:val="24"/>
-                <w14:ligatures w14:val="none"/>
-              </w:rPr>
-            </w:pPr>
-            <w:r>
-              <w:rPr>
-                <w:rFonts w:ascii="Times New Roman" w:eastAsia="Times New Roman" w:hAnsi="Times New Roman" w:cs="Times New Roman"/>
-                <w:kern w:val="0"/>
-                <w:sz w:val="24"/>
-                <w:szCs w:val="24"/>
-                <w:highlight w:val="yellow"/>
+                <w:highlight w:val="green"/>
+                <w14:ligatures w14:val="none"/>
+              </w:rPr>
+            </w:pPr>
+            <w:r>
+              <w:rPr>
+                <w:rFonts w:ascii="Times New Roman" w:eastAsia="Times New Roman" w:hAnsi="Times New Roman" w:cs="Times New Roman"/>
+                <w:kern w:val="0"/>
+                <w:sz w:val="24"/>
+                <w:szCs w:val="24"/>
+                <w:highlight w:val="green"/>
                 <w14:ligatures w14:val="none"/>
               </w:rPr>
               <w:t>13:00 (F2) SWIMMER</w:t>
@@ -25089,6 +25398,7 @@
                 <w:kern w:val="0"/>
                 <w:sz w:val="24"/>
                 <w:szCs w:val="24"/>
+                <w:highlight w:val="green"/>
                 <w14:ligatures w14:val="none"/>
               </w:rPr>
             </w:pPr>
@@ -25268,6 +25578,7 @@
                 <w:kern w:val="0"/>
                 <w:sz w:val="24"/>
                 <w:szCs w:val="24"/>
+                <w:highlight w:val="green"/>
                 <w14:ligatures w14:val="none"/>
               </w:rPr>
             </w:pPr>
@@ -25300,6 +25611,7 @@
                 <w:kern w:val="0"/>
                 <w:sz w:val="24"/>
                 <w:szCs w:val="24"/>
+                <w:highlight w:val="green"/>
                 <w14:ligatures w14:val="none"/>
               </w:rPr>
               <w:br/>
@@ -25310,9 +25622,20 @@
                 <w:kern w:val="0"/>
                 <w:sz w:val="24"/>
                 <w:szCs w:val="24"/>
-                <w14:ligatures w14:val="none"/>
-              </w:rPr>
-              <w:t xml:space="preserve">FOOTAGE SHORT. MAYBE CHECK IF SOME OF THE BEGINNING CAN BE USED </w:t>
+                <w:highlight w:val="green"/>
+                <w14:ligatures w14:val="none"/>
+              </w:rPr>
+              <w:t>FOOTAGE SHORT. MAYBE CHECK IF SOME OF THE BEGINNING CAN BE USED</w:t>
+            </w:r>
+            <w:r>
+              <w:rPr>
+                <w:rFonts w:ascii="Times New Roman" w:eastAsia="Times New Roman" w:hAnsi="Times New Roman" w:cs="Times New Roman"/>
+                <w:kern w:val="0"/>
+                <w:sz w:val="24"/>
+                <w:szCs w:val="24"/>
+                <w14:ligatures w14:val="none"/>
+              </w:rPr>
+              <w:t xml:space="preserve"> </w:t>
             </w:r>
             <w:r>
               <w:rPr>
@@ -26358,6 +26681,7 @@
                 <w:kern w:val="0"/>
                 <w:sz w:val="24"/>
                 <w:szCs w:val="24"/>
+                <w:highlight w:val="green"/>
                 <w14:ligatures w14:val="none"/>
               </w:rPr>
             </w:pPr>
@@ -26382,6 +26706,7 @@
                 <w:kern w:val="0"/>
                 <w:sz w:val="24"/>
                 <w:szCs w:val="24"/>
+                <w:highlight w:val="green"/>
                 <w14:ligatures w14:val="none"/>
               </w:rPr>
             </w:pPr>
@@ -26395,17 +26720,17 @@
                 <w:kern w:val="0"/>
                 <w:sz w:val="24"/>
                 <w:szCs w:val="24"/>
-                <w:highlight w:val="yellow"/>
-                <w14:ligatures w14:val="none"/>
-              </w:rPr>
-            </w:pPr>
-            <w:r>
-              <w:rPr>
-                <w:rFonts w:ascii="Times New Roman" w:eastAsia="Times New Roman" w:hAnsi="Times New Roman" w:cs="Times New Roman"/>
-                <w:kern w:val="0"/>
-                <w:sz w:val="24"/>
-                <w:szCs w:val="24"/>
-                <w:highlight w:val="yellow"/>
+                <w:highlight w:val="green"/>
+                <w14:ligatures w14:val="none"/>
+              </w:rPr>
+            </w:pPr>
+            <w:r>
+              <w:rPr>
+                <w:rFonts w:ascii="Times New Roman" w:eastAsia="Times New Roman" w:hAnsi="Times New Roman" w:cs="Times New Roman"/>
+                <w:kern w:val="0"/>
+                <w:sz w:val="24"/>
+                <w:szCs w:val="24"/>
+                <w:highlight w:val="green"/>
                 <w14:ligatures w14:val="none"/>
               </w:rPr>
               <w:t>CRAB</w:t>
@@ -26420,17 +26745,17 @@
                 <w:kern w:val="0"/>
                 <w:sz w:val="24"/>
                 <w:szCs w:val="24"/>
-                <w:highlight w:val="yellow"/>
-                <w14:ligatures w14:val="none"/>
-              </w:rPr>
-            </w:pPr>
-            <w:r>
-              <w:rPr>
-                <w:rFonts w:ascii="Times New Roman" w:eastAsia="Times New Roman" w:hAnsi="Times New Roman" w:cs="Times New Roman"/>
-                <w:kern w:val="0"/>
-                <w:sz w:val="24"/>
-                <w:szCs w:val="24"/>
-                <w:highlight w:val="yellow"/>
+                <w:highlight w:val="green"/>
+                <w14:ligatures w14:val="none"/>
+              </w:rPr>
+            </w:pPr>
+            <w:r>
+              <w:rPr>
+                <w:rFonts w:ascii="Times New Roman" w:eastAsia="Times New Roman" w:hAnsi="Times New Roman" w:cs="Times New Roman"/>
+                <w:kern w:val="0"/>
+                <w:sz w:val="24"/>
+                <w:szCs w:val="24"/>
+                <w:highlight w:val="green"/>
                 <w14:ligatures w14:val="none"/>
               </w:rPr>
               <w:t>1 07:40 swimmer</w:t>
@@ -26445,17 +26770,17 @@
                 <w:kern w:val="0"/>
                 <w:sz w:val="24"/>
                 <w:szCs w:val="24"/>
-                <w:highlight w:val="yellow"/>
-                <w14:ligatures w14:val="none"/>
-              </w:rPr>
-            </w:pPr>
-            <w:r>
-              <w:rPr>
-                <w:rFonts w:ascii="Times New Roman" w:eastAsia="Times New Roman" w:hAnsi="Times New Roman" w:cs="Times New Roman"/>
-                <w:kern w:val="0"/>
-                <w:sz w:val="24"/>
-                <w:szCs w:val="24"/>
-                <w:highlight w:val="yellow"/>
+                <w:highlight w:val="green"/>
+                <w14:ligatures w14:val="none"/>
+              </w:rPr>
+            </w:pPr>
+            <w:r>
+              <w:rPr>
+                <w:rFonts w:ascii="Times New Roman" w:eastAsia="Times New Roman" w:hAnsi="Times New Roman" w:cs="Times New Roman"/>
+                <w:kern w:val="0"/>
+                <w:sz w:val="24"/>
+                <w:szCs w:val="24"/>
+                <w:highlight w:val="green"/>
                 <w14:ligatures w14:val="none"/>
               </w:rPr>
               <w:t>1 14:11swimmer</w:t>
@@ -26470,17 +26795,17 @@
                 <w:kern w:val="0"/>
                 <w:sz w:val="24"/>
                 <w:szCs w:val="24"/>
-                <w:highlight w:val="yellow"/>
-                <w14:ligatures w14:val="none"/>
-              </w:rPr>
-            </w:pPr>
-            <w:r>
-              <w:rPr>
-                <w:rFonts w:ascii="Times New Roman" w:eastAsia="Times New Roman" w:hAnsi="Times New Roman" w:cs="Times New Roman"/>
-                <w:kern w:val="0"/>
-                <w:sz w:val="24"/>
-                <w:szCs w:val="24"/>
-                <w:highlight w:val="yellow"/>
+                <w:highlight w:val="green"/>
+                <w14:ligatures w14:val="none"/>
+              </w:rPr>
+            </w:pPr>
+            <w:r>
+              <w:rPr>
+                <w:rFonts w:ascii="Times New Roman" w:eastAsia="Times New Roman" w:hAnsi="Times New Roman" w:cs="Times New Roman"/>
+                <w:kern w:val="0"/>
+                <w:sz w:val="24"/>
+                <w:szCs w:val="24"/>
+                <w:highlight w:val="green"/>
                 <w14:ligatures w14:val="none"/>
               </w:rPr>
               <w:t>3 17:40 swimmer</w:t>
@@ -26495,17 +26820,17 @@
                 <w:kern w:val="0"/>
                 <w:sz w:val="24"/>
                 <w:szCs w:val="24"/>
-                <w:highlight w:val="yellow"/>
-                <w14:ligatures w14:val="none"/>
-              </w:rPr>
-            </w:pPr>
-            <w:r>
-              <w:rPr>
-                <w:rFonts w:ascii="Times New Roman" w:eastAsia="Times New Roman" w:hAnsi="Times New Roman" w:cs="Times New Roman"/>
-                <w:kern w:val="0"/>
-                <w:sz w:val="24"/>
-                <w:szCs w:val="24"/>
-                <w:highlight w:val="yellow"/>
+                <w:highlight w:val="green"/>
+                <w14:ligatures w14:val="none"/>
+              </w:rPr>
+            </w:pPr>
+            <w:r>
+              <w:rPr>
+                <w:rFonts w:ascii="Times New Roman" w:eastAsia="Times New Roman" w:hAnsi="Times New Roman" w:cs="Times New Roman"/>
+                <w:kern w:val="0"/>
+                <w:sz w:val="24"/>
+                <w:szCs w:val="24"/>
+                <w:highlight w:val="green"/>
                 <w14:ligatures w14:val="none"/>
               </w:rPr>
               <w:t>1 00:05 (F2) SWIMMER</w:t>
@@ -26520,16 +26845,17 @@
                 <w:kern w:val="0"/>
                 <w:sz w:val="24"/>
                 <w:szCs w:val="24"/>
-                <w14:ligatures w14:val="none"/>
-              </w:rPr>
-            </w:pPr>
-            <w:r>
-              <w:rPr>
-                <w:rFonts w:ascii="Times New Roman" w:eastAsia="Times New Roman" w:hAnsi="Times New Roman" w:cs="Times New Roman"/>
-                <w:kern w:val="0"/>
-                <w:sz w:val="24"/>
-                <w:szCs w:val="24"/>
-                <w:highlight w:val="yellow"/>
+                <w:highlight w:val="green"/>
+                <w14:ligatures w14:val="none"/>
+              </w:rPr>
+            </w:pPr>
+            <w:r>
+              <w:rPr>
+                <w:rFonts w:ascii="Times New Roman" w:eastAsia="Times New Roman" w:hAnsi="Times New Roman" w:cs="Times New Roman"/>
+                <w:kern w:val="0"/>
+                <w:sz w:val="24"/>
+                <w:szCs w:val="24"/>
+                <w:highlight w:val="green"/>
                 <w14:ligatures w14:val="none"/>
               </w:rPr>
               <w:t>1 05:11 (F2) SWIMMER</w:t>
@@ -26544,6 +26870,7 @@
                 <w:kern w:val="0"/>
                 <w:sz w:val="24"/>
                 <w:szCs w:val="24"/>
+                <w:highlight w:val="green"/>
                 <w14:ligatures w14:val="none"/>
               </w:rPr>
             </w:pPr>
@@ -26557,38 +26884,20 @@
                 <w:kern w:val="0"/>
                 <w:sz w:val="24"/>
                 <w:szCs w:val="24"/>
-                <w14:ligatures w14:val="none"/>
-              </w:rPr>
-            </w:pPr>
-            <w:r>
-              <w:rPr>
-                <w:rFonts w:ascii="Times New Roman" w:eastAsia="Times New Roman" w:hAnsi="Times New Roman" w:cs="Times New Roman"/>
-                <w:kern w:val="0"/>
-                <w:sz w:val="24"/>
-                <w:szCs w:val="24"/>
-                <w14:ligatures w14:val="none"/>
-              </w:rPr>
-              <w:t xml:space="preserve">Species: </w:t>
-            </w:r>
-            <w:r>
-              <w:rPr>
-                <w:rFonts w:ascii="Times New Roman" w:eastAsia="Times New Roman" w:hAnsi="Times New Roman" w:cs="Times New Roman"/>
-                <w:kern w:val="0"/>
-                <w:sz w:val="24"/>
-                <w:szCs w:val="24"/>
-                <w14:ligatures w14:val="none"/>
-              </w:rPr>
-              <w:t xml:space="preserve">MUD </w:t>
-            </w:r>
-            <w:r>
-              <w:rPr>
-                <w:rFonts w:ascii="Times New Roman" w:eastAsia="Times New Roman" w:hAnsi="Times New Roman" w:cs="Times New Roman"/>
-                <w:kern w:val="0"/>
-                <w:sz w:val="24"/>
-                <w:szCs w:val="24"/>
-                <w14:ligatures w14:val="none"/>
-              </w:rPr>
-              <w:t xml:space="preserve">Crab (not sure </w:t>
+                <w:highlight w:val="green"/>
+                <w14:ligatures w14:val="none"/>
+              </w:rPr>
+            </w:pPr>
+            <w:r>
+              <w:rPr>
+                <w:rFonts w:ascii="Times New Roman" w:eastAsia="Times New Roman" w:hAnsi="Times New Roman" w:cs="Times New Roman"/>
+                <w:kern w:val="0"/>
+                <w:sz w:val="24"/>
+                <w:szCs w:val="24"/>
+                <w:highlight w:val="green"/>
+                <w14:ligatures w14:val="none"/>
+              </w:rPr>
+              <w:t xml:space="preserve">Species: MUD Crab (not sure </w:t>
             </w:r>
             <w:proofErr w:type="gramStart"/>
             <w:r>
@@ -26597,6 +26906,7 @@
                 <w:kern w:val="0"/>
                 <w:sz w:val="24"/>
                 <w:szCs w:val="24"/>
+                <w:highlight w:val="green"/>
                 <w14:ligatures w14:val="none"/>
               </w:rPr>
               <w:t>how to</w:t>
@@ -26608,6 +26918,7 @@
                 <w:kern w:val="0"/>
                 <w:sz w:val="24"/>
                 <w:szCs w:val="24"/>
+                <w:highlight w:val="green"/>
                 <w14:ligatures w14:val="none"/>
               </w:rPr>
               <w:t xml:space="preserve"> ID, very small and blends into substrate – look for slow movement at the bottom of the screen, slightly left from the middle of the screen)</w:t>
@@ -26622,15 +26933,17 @@
                 <w:kern w:val="0"/>
                 <w:sz w:val="24"/>
                 <w:szCs w:val="24"/>
-                <w14:ligatures w14:val="none"/>
-              </w:rPr>
-            </w:pPr>
-            <w:r>
-              <w:rPr>
-                <w:rFonts w:ascii="Times New Roman" w:eastAsia="Times New Roman" w:hAnsi="Times New Roman" w:cs="Times New Roman"/>
-                <w:kern w:val="0"/>
-                <w:sz w:val="24"/>
-                <w:szCs w:val="24"/>
+                <w:highlight w:val="green"/>
+                <w14:ligatures w14:val="none"/>
+              </w:rPr>
+            </w:pPr>
+            <w:r>
+              <w:rPr>
+                <w:rFonts w:ascii="Times New Roman" w:eastAsia="Times New Roman" w:hAnsi="Times New Roman" w:cs="Times New Roman"/>
+                <w:kern w:val="0"/>
+                <w:sz w:val="24"/>
+                <w:szCs w:val="24"/>
+                <w:highlight w:val="green"/>
                 <w14:ligatures w14:val="none"/>
               </w:rPr>
               <w:t>T1: 00:03:42 (F2)</w:t>
@@ -26645,6 +26958,7 @@
                 <w:kern w:val="0"/>
                 <w:sz w:val="24"/>
                 <w:szCs w:val="24"/>
+                <w:highlight w:val="green"/>
                 <w14:ligatures w14:val="none"/>
               </w:rPr>
             </w:pPr>
@@ -26655,6 +26969,7 @@
                 <w:kern w:val="0"/>
                 <w:sz w:val="24"/>
                 <w:szCs w:val="24"/>
+                <w:highlight w:val="green"/>
                 <w14:ligatures w14:val="none"/>
               </w:rPr>
               <w:t>MaxN</w:t>
@@ -26666,6 +26981,7 @@
                 <w:kern w:val="0"/>
                 <w:sz w:val="24"/>
                 <w:szCs w:val="24"/>
+                <w:highlight w:val="green"/>
                 <w14:ligatures w14:val="none"/>
               </w:rPr>
               <w:t>: 1 (F2)</w:t>
@@ -26680,6 +26996,7 @@
                 <w:kern w:val="0"/>
                 <w:sz w:val="24"/>
                 <w:szCs w:val="24"/>
+                <w:highlight w:val="green"/>
                 <w14:ligatures w14:val="none"/>
               </w:rPr>
             </w:pPr>
@@ -26693,6 +27010,7 @@
                 <w:kern w:val="0"/>
                 <w:sz w:val="24"/>
                 <w:szCs w:val="24"/>
+                <w:highlight w:val="green"/>
                 <w14:ligatures w14:val="none"/>
               </w:rPr>
             </w:pPr>
@@ -26819,24 +27137,15 @@
                 <w:highlight w:val="green"/>
                 <w14:ligatures w14:val="none"/>
               </w:rPr>
-              <w:t xml:space="preserve"> – </w:t>
-            </w:r>
-            <w:r>
-              <w:rPr>
-                <w:rFonts w:ascii="Times New Roman" w:eastAsia="Times New Roman" w:hAnsi="Times New Roman" w:cs="Times New Roman"/>
-                <w:kern w:val="0"/>
-                <w:sz w:val="24"/>
-                <w:szCs w:val="24"/>
-                <w14:ligatures w14:val="none"/>
-              </w:rPr>
-              <w:t>GET VID</w:t>
-            </w:r>
-            <w:r>
-              <w:rPr>
-                <w:rFonts w:ascii="Times New Roman" w:eastAsia="Times New Roman" w:hAnsi="Times New Roman" w:cs="Times New Roman"/>
-                <w:kern w:val="0"/>
-                <w:sz w:val="24"/>
-                <w:szCs w:val="24"/>
+              <w:t xml:space="preserve"> – GET VID</w:t>
+            </w:r>
+            <w:r>
+              <w:rPr>
+                <w:rFonts w:ascii="Times New Roman" w:eastAsia="Times New Roman" w:hAnsi="Times New Roman" w:cs="Times New Roman"/>
+                <w:kern w:val="0"/>
+                <w:sz w:val="24"/>
+                <w:szCs w:val="24"/>
+                <w:highlight w:val="green"/>
                 <w14:ligatures w14:val="none"/>
               </w:rPr>
               <w:t xml:space="preserve"> </w:t>
@@ -26847,6 +27156,7 @@
                 <w:kern w:val="0"/>
                 <w:sz w:val="24"/>
                 <w:szCs w:val="24"/>
+                <w:highlight w:val="green"/>
                 <w14:ligatures w14:val="none"/>
               </w:rPr>
               <w:t>THIS IS NOT IN SPECIES GUIDE!!!!</w:t>
@@ -26886,6 +27196,7 @@
                 <w:kern w:val="0"/>
                 <w:sz w:val="24"/>
                 <w:szCs w:val="24"/>
+                <w:highlight w:val="green"/>
                 <w14:ligatures w14:val="none"/>
               </w:rPr>
             </w:pPr>
@@ -26906,6 +27217,7 @@
                 <w:kern w:val="0"/>
                 <w:sz w:val="24"/>
                 <w:szCs w:val="24"/>
+                <w:highlight w:val="green"/>
                 <w14:ligatures w14:val="none"/>
               </w:rPr>
               <w:t xml:space="preserve"> CHAGE THIS TO 15 MAXN</w:t>
@@ -26920,6 +27232,7 @@
                 <w:kern w:val="0"/>
                 <w:sz w:val="24"/>
                 <w:szCs w:val="24"/>
+                <w:highlight w:val="green"/>
                 <w14:ligatures w14:val="none"/>
               </w:rPr>
             </w:pPr>
@@ -26957,18 +27270,7 @@
                 <w:highlight w:val="green"/>
                 <w14:ligatures w14:val="none"/>
               </w:rPr>
-              <w:t xml:space="preserve"> </w:t>
-            </w:r>
-            <w:r>
-              <w:rPr>
-                <w:rFonts w:ascii="Times New Roman" w:eastAsia="Times New Roman" w:hAnsi="Times New Roman" w:cs="Times New Roman"/>
-                <w:kern w:val="0"/>
-                <w:sz w:val="24"/>
-                <w:szCs w:val="24"/>
-                <w:highlight w:val="yellow"/>
-                <w14:ligatures w14:val="none"/>
-              </w:rPr>
-              <w:t xml:space="preserve">– Looks like </w:t>
+              <w:t xml:space="preserve"> – Looks like </w:t>
             </w:r>
             <w:proofErr w:type="spellStart"/>
             <w:r>
@@ -26977,7 +27279,7 @@
                 <w:kern w:val="0"/>
                 <w:sz w:val="24"/>
                 <w:szCs w:val="24"/>
-                <w:highlight w:val="yellow"/>
+                <w:highlight w:val="green"/>
                 <w14:ligatures w14:val="none"/>
               </w:rPr>
               <w:t>tofi</w:t>
@@ -26989,7 +27291,7 @@
                 <w:kern w:val="0"/>
                 <w:sz w:val="24"/>
                 <w:szCs w:val="24"/>
-                <w:highlight w:val="yellow"/>
+                <w:highlight w:val="green"/>
                 <w14:ligatures w14:val="none"/>
               </w:rPr>
               <w:t xml:space="preserve"> pic</w:t>
@@ -27000,7 +27302,7 @@
                 <w:kern w:val="0"/>
                 <w:sz w:val="24"/>
                 <w:szCs w:val="24"/>
-                <w:highlight w:val="yellow"/>
+                <w:highlight w:val="green"/>
                 <w14:ligatures w14:val="none"/>
               </w:rPr>
               <w:t xml:space="preserve"> GOBACKANDFIND THAT DOUBLE FISH PIC</w:t>
@@ -28434,6 +28736,7 @@
                 <w:kern w:val="0"/>
                 <w:sz w:val="24"/>
                 <w:szCs w:val="24"/>
+                <w:highlight w:val="green"/>
                 <w14:ligatures w14:val="none"/>
               </w:rPr>
             </w:pPr>
@@ -28457,28 +28760,29 @@
                 <w:kern w:val="0"/>
                 <w:sz w:val="24"/>
                 <w:szCs w:val="24"/>
-                <w14:ligatures w14:val="none"/>
-              </w:rPr>
-            </w:pPr>
-          </w:p>
-          <w:p>
-            <w:pPr>
-              <w:spacing w:after="0" w:line="240" w:lineRule="auto"/>
-              <w:rPr>
-                <w:rFonts w:ascii="Times New Roman" w:eastAsia="Times New Roman" w:hAnsi="Times New Roman" w:cs="Times New Roman"/>
-                <w:kern w:val="0"/>
-                <w:sz w:val="24"/>
-                <w:szCs w:val="24"/>
-                <w:highlight w:val="yellow"/>
-                <w14:ligatures w14:val="none"/>
-              </w:rPr>
-            </w:pPr>
-            <w:r>
-              <w:rPr>
-                <w:rFonts w:ascii="Calibri" w:eastAsia="Times New Roman" w:hAnsi="Calibri" w:cs="Calibri"/>
-                <w:color w:val="000000"/>
-                <w:kern w:val="0"/>
-                <w:highlight w:val="yellow"/>
+                <w:highlight w:val="green"/>
+                <w14:ligatures w14:val="none"/>
+              </w:rPr>
+            </w:pPr>
+          </w:p>
+          <w:p>
+            <w:pPr>
+              <w:spacing w:after="0" w:line="240" w:lineRule="auto"/>
+              <w:rPr>
+                <w:rFonts w:ascii="Times New Roman" w:eastAsia="Times New Roman" w:hAnsi="Times New Roman" w:cs="Times New Roman"/>
+                <w:kern w:val="0"/>
+                <w:sz w:val="24"/>
+                <w:szCs w:val="24"/>
+                <w:highlight w:val="green"/>
+                <w14:ligatures w14:val="none"/>
+              </w:rPr>
+            </w:pPr>
+            <w:r>
+              <w:rPr>
+                <w:rFonts w:ascii="Calibri" w:eastAsia="Times New Roman" w:hAnsi="Calibri" w:cs="Calibri"/>
+                <w:color w:val="000000"/>
+                <w:kern w:val="0"/>
+                <w:highlight w:val="green"/>
                 <w14:ligatures w14:val="none"/>
               </w:rPr>
               <w:t>Crab</w:t>
@@ -28488,7 +28792,7 @@
                 <w:rFonts w:ascii="Calibri" w:eastAsia="Times New Roman" w:hAnsi="Calibri" w:cs="Calibri"/>
                 <w:color w:val="000000"/>
                 <w:kern w:val="0"/>
-                <w:highlight w:val="yellow"/>
+                <w:highlight w:val="green"/>
                 <w14:ligatures w14:val="none"/>
               </w:rPr>
               <w:t xml:space="preserve"> ALL MUD</w:t>
@@ -28501,7 +28805,7 @@
                 <w:rFonts w:ascii="Calibri" w:eastAsia="Times New Roman" w:hAnsi="Calibri" w:cs="Calibri"/>
                 <w:color w:val="000000"/>
                 <w:kern w:val="0"/>
-                <w:highlight w:val="yellow"/>
+                <w:highlight w:val="green"/>
                 <w14:ligatures w14:val="none"/>
               </w:rPr>
             </w:pPr>
@@ -28511,7 +28815,7 @@
                 <w:rFonts w:ascii="Calibri" w:eastAsia="Times New Roman" w:hAnsi="Calibri" w:cs="Calibri"/>
                 <w:color w:val="000000"/>
                 <w:kern w:val="0"/>
-                <w:highlight w:val="yellow"/>
+                <w:highlight w:val="green"/>
                 <w14:ligatures w14:val="none"/>
               </w:rPr>
               <w:t>MaxN</w:t>
@@ -28522,7 +28826,7 @@
                 <w:rFonts w:ascii="Calibri" w:eastAsia="Times New Roman" w:hAnsi="Calibri" w:cs="Calibri"/>
                 <w:color w:val="000000"/>
                 <w:kern w:val="0"/>
-                <w:highlight w:val="yellow"/>
+                <w:highlight w:val="green"/>
                 <w14:ligatures w14:val="none"/>
               </w:rPr>
               <w:t>: 1 (0:0</w:t>
@@ -28532,7 +28836,7 @@
                 <w:rFonts w:ascii="Calibri" w:eastAsia="Times New Roman" w:hAnsi="Calibri" w:cs="Calibri"/>
                 <w:color w:val="000000"/>
                 <w:kern w:val="0"/>
-                <w:highlight w:val="yellow"/>
+                <w:highlight w:val="green"/>
                 <w14:ligatures w14:val="none"/>
               </w:rPr>
               <w:t>9</w:t>
@@ -28542,7 +28846,7 @@
                 <w:rFonts w:ascii="Calibri" w:eastAsia="Times New Roman" w:hAnsi="Calibri" w:cs="Calibri"/>
                 <w:color w:val="000000"/>
                 <w:kern w:val="0"/>
-                <w:highlight w:val="yellow"/>
+                <w:highlight w:val="green"/>
                 <w14:ligatures w14:val="none"/>
               </w:rPr>
               <w:t>:0</w:t>
@@ -28552,7 +28856,7 @@
                 <w:rFonts w:ascii="Calibri" w:eastAsia="Times New Roman" w:hAnsi="Calibri" w:cs="Calibri"/>
                 <w:color w:val="000000"/>
                 <w:kern w:val="0"/>
-                <w:highlight w:val="yellow"/>
+                <w:highlight w:val="green"/>
                 <w14:ligatures w14:val="none"/>
               </w:rPr>
               <w:t>3</w:t>
@@ -28562,7 +28866,7 @@
                 <w:rFonts w:ascii="Calibri" w:eastAsia="Times New Roman" w:hAnsi="Calibri" w:cs="Calibri"/>
                 <w:color w:val="000000"/>
                 <w:kern w:val="0"/>
-                <w:highlight w:val="yellow"/>
+                <w:highlight w:val="green"/>
                 <w14:ligatures w14:val="none"/>
               </w:rPr>
               <w:t xml:space="preserve">), </w:t>
@@ -28572,7 +28876,7 @@
                 <w:rFonts w:ascii="Calibri" w:eastAsia="Times New Roman" w:hAnsi="Calibri" w:cs="Calibri"/>
                 <w:color w:val="000000"/>
                 <w:kern w:val="0"/>
-                <w:highlight w:val="yellow"/>
+                <w:highlight w:val="green"/>
                 <w14:ligatures w14:val="none"/>
               </w:rPr>
               <w:t>1</w:t>
@@ -28582,7 +28886,7 @@
                 <w:rFonts w:ascii="Calibri" w:eastAsia="Times New Roman" w:hAnsi="Calibri" w:cs="Calibri"/>
                 <w:color w:val="000000"/>
                 <w:kern w:val="0"/>
-                <w:highlight w:val="yellow"/>
+                <w:highlight w:val="green"/>
                 <w14:ligatures w14:val="none"/>
               </w:rPr>
               <w:t xml:space="preserve"> (0:12:09)</w:t>
@@ -28596,7 +28900,7 @@
                 <w:kern w:val="0"/>
                 <w:sz w:val="24"/>
                 <w:szCs w:val="24"/>
-                <w:highlight w:val="yellow"/>
+                <w:highlight w:val="green"/>
                 <w14:ligatures w14:val="none"/>
               </w:rPr>
             </w:pPr>
@@ -28606,7 +28910,7 @@
                 <w:rFonts w:ascii="Calibri" w:eastAsia="Times New Roman" w:hAnsi="Calibri" w:cs="Calibri"/>
                 <w:color w:val="000000"/>
                 <w:kern w:val="0"/>
-                <w:highlight w:val="yellow"/>
+                <w:highlight w:val="green"/>
                 <w14:ligatures w14:val="none"/>
               </w:rPr>
               <w:t>MaxN</w:t>
@@ -28617,7 +28921,7 @@
                 <w:rFonts w:ascii="Calibri" w:eastAsia="Times New Roman" w:hAnsi="Calibri" w:cs="Calibri"/>
                 <w:color w:val="000000"/>
                 <w:kern w:val="0"/>
-                <w:highlight w:val="yellow"/>
+                <w:highlight w:val="green"/>
                 <w14:ligatures w14:val="none"/>
               </w:rPr>
               <w:t xml:space="preserve">: </w:t>
@@ -28627,7 +28931,7 @@
                 <w:rFonts w:ascii="Calibri" w:eastAsia="Times New Roman" w:hAnsi="Calibri" w:cs="Calibri"/>
                 <w:color w:val="000000"/>
                 <w:kern w:val="0"/>
-                <w:highlight w:val="yellow"/>
+                <w:highlight w:val="green"/>
                 <w14:ligatures w14:val="none"/>
               </w:rPr>
               <w:t>1</w:t>
@@ -28637,7 +28941,7 @@
                 <w:rFonts w:ascii="Calibri" w:eastAsia="Times New Roman" w:hAnsi="Calibri" w:cs="Calibri"/>
                 <w:color w:val="000000"/>
                 <w:kern w:val="0"/>
-                <w:highlight w:val="yellow"/>
+                <w:highlight w:val="green"/>
                 <w14:ligatures w14:val="none"/>
               </w:rPr>
               <w:t>(0:19:28) (F3)</w:t>
@@ -28651,29 +28955,29 @@
                 <w:kern w:val="0"/>
                 <w:sz w:val="24"/>
                 <w:szCs w:val="24"/>
-                <w:highlight w:val="yellow"/>
-                <w14:ligatures w14:val="none"/>
-              </w:rPr>
-            </w:pPr>
-          </w:p>
-          <w:p>
-            <w:pPr>
-              <w:spacing w:after="0" w:line="240" w:lineRule="auto"/>
-              <w:rPr>
-                <w:rFonts w:ascii="Times New Roman" w:eastAsia="Times New Roman" w:hAnsi="Times New Roman" w:cs="Times New Roman"/>
-                <w:kern w:val="0"/>
-                <w:sz w:val="24"/>
-                <w:szCs w:val="24"/>
-                <w:highlight w:val="yellow"/>
-                <w14:ligatures w14:val="none"/>
-              </w:rPr>
-            </w:pPr>
-            <w:r>
-              <w:rPr>
-                <w:rFonts w:ascii="Calibri" w:eastAsia="Times New Roman" w:hAnsi="Calibri" w:cs="Calibri"/>
-                <w:color w:val="000000"/>
-                <w:kern w:val="0"/>
-                <w:highlight w:val="yellow"/>
+                <w:highlight w:val="green"/>
+                <w14:ligatures w14:val="none"/>
+              </w:rPr>
+            </w:pPr>
+          </w:p>
+          <w:p>
+            <w:pPr>
+              <w:spacing w:after="0" w:line="240" w:lineRule="auto"/>
+              <w:rPr>
+                <w:rFonts w:ascii="Times New Roman" w:eastAsia="Times New Roman" w:hAnsi="Times New Roman" w:cs="Times New Roman"/>
+                <w:kern w:val="0"/>
+                <w:sz w:val="24"/>
+                <w:szCs w:val="24"/>
+                <w:highlight w:val="green"/>
+                <w14:ligatures w14:val="none"/>
+              </w:rPr>
+            </w:pPr>
+            <w:r>
+              <w:rPr>
+                <w:rFonts w:ascii="Calibri" w:eastAsia="Times New Roman" w:hAnsi="Calibri" w:cs="Calibri"/>
+                <w:color w:val="000000"/>
+                <w:kern w:val="0"/>
+                <w:highlight w:val="green"/>
                 <w14:ligatures w14:val="none"/>
               </w:rPr>
               <w:t>Shrimp</w:t>
@@ -28687,6 +28991,7 @@
                 <w:kern w:val="0"/>
                 <w:sz w:val="24"/>
                 <w:szCs w:val="24"/>
+                <w:highlight w:val="green"/>
                 <w14:ligatures w14:val="none"/>
               </w:rPr>
             </w:pPr>
@@ -28696,7 +29001,7 @@
                 <w:rFonts w:ascii="Calibri" w:eastAsia="Times New Roman" w:hAnsi="Calibri" w:cs="Calibri"/>
                 <w:color w:val="000000"/>
                 <w:kern w:val="0"/>
-                <w:highlight w:val="yellow"/>
+                <w:highlight w:val="green"/>
                 <w14:ligatures w14:val="none"/>
               </w:rPr>
               <w:t>MaxN</w:t>
@@ -28707,7 +29012,7 @@
                 <w:rFonts w:ascii="Calibri" w:eastAsia="Times New Roman" w:hAnsi="Calibri" w:cs="Calibri"/>
                 <w:color w:val="000000"/>
                 <w:kern w:val="0"/>
-                <w:highlight w:val="yellow"/>
+                <w:highlight w:val="green"/>
                 <w14:ligatures w14:val="none"/>
               </w:rPr>
               <w:t>: 1 (0:06:24)</w:t>
@@ -28721,6 +29026,7 @@
                 <w:kern w:val="0"/>
                 <w:sz w:val="24"/>
                 <w:szCs w:val="24"/>
+                <w:highlight w:val="green"/>
                 <w14:ligatures w14:val="none"/>
               </w:rPr>
             </w:pPr>
@@ -28756,6 +29062,7 @@
                 <w:kern w:val="0"/>
                 <w:sz w:val="24"/>
                 <w:szCs w:val="24"/>
+                <w:highlight w:val="green"/>
                 <w14:ligatures w14:val="none"/>
               </w:rPr>
             </w:pPr>
@@ -28790,28 +29097,29 @@
                 <w:kern w:val="0"/>
                 <w:sz w:val="24"/>
                 <w:szCs w:val="24"/>
-                <w14:ligatures w14:val="none"/>
-              </w:rPr>
-            </w:pPr>
-          </w:p>
-          <w:p>
-            <w:pPr>
-              <w:spacing w:after="0" w:line="240" w:lineRule="auto"/>
-              <w:rPr>
-                <w:rFonts w:ascii="Times New Roman" w:eastAsia="Times New Roman" w:hAnsi="Times New Roman" w:cs="Times New Roman"/>
-                <w:kern w:val="0"/>
-                <w:sz w:val="24"/>
-                <w:szCs w:val="24"/>
-                <w:highlight w:val="yellow"/>
-                <w14:ligatures w14:val="none"/>
-              </w:rPr>
-            </w:pPr>
-            <w:r>
-              <w:rPr>
-                <w:rFonts w:ascii="Calibri" w:eastAsia="Times New Roman" w:hAnsi="Calibri" w:cs="Calibri"/>
-                <w:color w:val="000000"/>
-                <w:kern w:val="0"/>
-                <w:highlight w:val="yellow"/>
+                <w:highlight w:val="green"/>
+                <w14:ligatures w14:val="none"/>
+              </w:rPr>
+            </w:pPr>
+          </w:p>
+          <w:p>
+            <w:pPr>
+              <w:spacing w:after="0" w:line="240" w:lineRule="auto"/>
+              <w:rPr>
+                <w:rFonts w:ascii="Times New Roman" w:eastAsia="Times New Roman" w:hAnsi="Times New Roman" w:cs="Times New Roman"/>
+                <w:kern w:val="0"/>
+                <w:sz w:val="24"/>
+                <w:szCs w:val="24"/>
+                <w:highlight w:val="green"/>
+                <w14:ligatures w14:val="none"/>
+              </w:rPr>
+            </w:pPr>
+            <w:r>
+              <w:rPr>
+                <w:rFonts w:ascii="Calibri" w:eastAsia="Times New Roman" w:hAnsi="Calibri" w:cs="Calibri"/>
+                <w:color w:val="000000"/>
+                <w:kern w:val="0"/>
+                <w:highlight w:val="green"/>
                 <w14:ligatures w14:val="none"/>
               </w:rPr>
               <w:t>Ular</w:t>
@@ -28821,7 +29129,7 @@
                 <w:rFonts w:ascii="Calibri" w:eastAsia="Times New Roman" w:hAnsi="Calibri" w:cs="Calibri"/>
                 <w:color w:val="000000"/>
                 <w:kern w:val="0"/>
-                <w:highlight w:val="yellow"/>
+                <w:highlight w:val="green"/>
                 <w14:ligatures w14:val="none"/>
               </w:rPr>
               <w:t xml:space="preserve"> </w:t>
@@ -28831,7 +29139,7 @@
                 <w:rFonts w:ascii="Calibri" w:eastAsia="Times New Roman" w:hAnsi="Calibri" w:cs="Calibri"/>
                 <w:color w:val="000000"/>
                 <w:kern w:val="0"/>
-                <w:highlight w:val="yellow"/>
+                <w:highlight w:val="green"/>
                 <w14:ligatures w14:val="none"/>
               </w:rPr>
               <w:t>NOT ADDED TO DATA. SEND VID TO ARIE OR ID URSELF</w:t>
@@ -28854,7 +29162,7 @@
                 <w:rFonts w:ascii="Calibri" w:eastAsia="Times New Roman" w:hAnsi="Calibri" w:cs="Calibri"/>
                 <w:color w:val="000000"/>
                 <w:kern w:val="0"/>
-                <w:highlight w:val="yellow"/>
+                <w:highlight w:val="green"/>
                 <w14:ligatures w14:val="none"/>
               </w:rPr>
               <w:t>MaxN</w:t>
@@ -28865,7 +29173,7 @@
                 <w:rFonts w:ascii="Calibri" w:eastAsia="Times New Roman" w:hAnsi="Calibri" w:cs="Calibri"/>
                 <w:color w:val="000000"/>
                 <w:kern w:val="0"/>
-                <w:highlight w:val="yellow"/>
+                <w:highlight w:val="green"/>
                 <w14:ligatures w14:val="none"/>
               </w:rPr>
               <w:t>: 1 (0:10:45) (F4)</w:t>
